--- a/paper/agent-gate.docx
+++ b/paper/agent-gate.docx
@@ -228,7 +228,7 @@
           <w:rStyle w:val="VerbatimChar"/>
           <w:i/>
         </w:rPr>
-        <w:t xml:space="preserve">github.com/francose/llm-sandbox-cwe-research</w:t>
+        <w:t xml:space="preserve">github.com/comcast-tsf/tsf-llm-security-research</w:t>
       </w:r>
       <w:r>
         <w:rPr>
@@ -12572,7 +12572,7 @@
         <w:rPr>
           <w:rStyle w:val="VerbatimChar"/>
         </w:rPr>
-        <w:t xml:space="preserve">github.com/francose/llm-sandbox-cwe-research</w:t>
+        <w:t xml:space="preserve">github.com/comcast-tsf/tsf-llm-security-research</w:t>
       </w:r>
       <w:r>
         <w:t xml:space="preserve">.</w:t>
@@ -13260,7 +13260,7 @@
         <w:rPr>
           <w:rStyle w:val="VerbatimChar"/>
         </w:rPr>
-        <w:t xml:space="preserve">github.com/francose/llm-sandbox-cwe-research</w:t>
+        <w:t xml:space="preserve">github.com/comcast-tsf/tsf-llm-security-research</w:t>
       </w:r>
       <w:r>
         <w:t xml:space="preserve">.</w:t>

--- a/paper/agent-gate.docx
+++ b/paper/agent-gate.docx
@@ -658,19 +658,19 @@
         <w:t xml:space="preserve"> </w:t>
       </w:r>
       <w:r>
-        <w:t xml:space="preserve">allowlist, a deterministic execution deny, and a routeless network namespace—the sound controls admit no</w:t>
-      </w:r>
-      <w:r>
-        <w:t xml:space="preserve"> </w:t>
-      </w:r>
-      <w:r>
-        <w:t xml:space="preserve">filesystem, execution, or network violation of five stated invariants under a runtime-mutation and</w:t>
-      </w:r>
-      <w:r>
-        <w:t xml:space="preserve"> </w:t>
-      </w:r>
-      <w:r>
-        <w:t xml:space="preserve">mechanism-bypass matrix, save a descriptor opened before the domain, and an external</w:t>
+        <w:t xml:space="preserve">allowlist, a deterministic execution deny, and a routeless network namespace—no tested attack in a</w:t>
+      </w:r>
+      <w:r>
+        <w:t xml:space="preserve"> </w:t>
+      </w:r>
+      <w:r>
+        <w:t xml:space="preserve">runtime-mutation and mechanism-bypass matrix violated the filesystem, execution, or network invariants</w:t>
+      </w:r>
+      <w:r>
+        <w:t xml:space="preserve"> </w:t>
+      </w:r>
+      <w:r>
+        <w:t xml:space="preserve">once the domain was entered, the one measured exception being a descriptor opened before it; an external</w:t>
       </w:r>
       <w:r>
         <w:t xml:space="preserve"> </w:t>
@@ -691,7 +691,7 @@
         <w:t xml:space="preserve"> </w:t>
       </w:r>
       <w:r>
-        <w:t xml:space="preserve">sandbox; a host-owned cgroup kill switch drives the process tree to zero live processes where PID</w:t>
+        <w:t xml:space="preserve">sandbox, and a host-owned cgroup kill switch drives the process tree to zero live processes where PID</w:t>
       </w:r>
       <w:r>
         <w:t xml:space="preserve"> </w:t>
@@ -901,6 +901,104 @@
       </w:r>
       <w:r>
         <w:t xml:space="preserve">, and coverage is where the containment fails.</w:t>
+      </w:r>
+    </w:p>
+    <w:p>
+      <w:pPr>
+        <w:pStyle w:val="BodyText"/>
+      </w:pPr>
+      <w:r>
+        <w:t xml:space="preserve">One principle organizes the results. A security decision taken in user space, on memory the target can</w:t>
+      </w:r>
+      <w:r>
+        <w:t xml:space="preserve"> </w:t>
+      </w:r>
+      <w:r>
+        <w:t xml:space="preserve">rewrite, can be invalidated by the target—by a sibling thread, an external</w:t>
+      </w:r>
+      <w:r>
+        <w:t xml:space="preserve"> </w:t>
+      </w:r>
+      <w:r>
+        <w:rPr>
+          <w:rStyle w:val="VerbatimChar"/>
+        </w:rPr>
+        <w:t xml:space="preserve">process_vm_writev</w:t>
+      </w:r>
+      <w:r>
+        <w:t xml:space="preserve"> </w:t>
+      </w:r>
+      <w:r>
+        <w:t xml:space="preserve">write, or an operation that never reaches the checked syscall. A decision enforced in the kernel, against</w:t>
+      </w:r>
+      <w:r>
+        <w:t xml:space="preserve"> </w:t>
+      </w:r>
+      <w:r>
+        <w:t xml:space="preserve">the resolved object, cannot be, because nothing in user space remains to invalidate. The</w:t>
+      </w:r>
+      <w:r>
+        <w:t xml:space="preserve"> </w:t>
+      </w:r>
+      <w:r>
+        <w:t xml:space="preserve">argument-inspection gate decides in user space and is invalidated on all three counts; the Landlock</w:t>
+      </w:r>
+      <w:r>
+        <w:t xml:space="preserve"> </w:t>
+      </w:r>
+      <w:r>
+        <w:t xml:space="preserve">allowlist, the network namespace, and the</w:t>
+      </w:r>
+      <w:r>
+        <w:t xml:space="preserve"> </w:t>
+      </w:r>
+      <w:r>
+        <w:rPr>
+          <w:rStyle w:val="VerbatimChar"/>
+        </w:rPr>
+        <w:t xml:space="preserve">cgroup</w:t>
+      </w:r>
+      <w:r>
+        <w:t xml:space="preserve"> </w:t>
+      </w:r>
+      <w:r>
+        <w:t xml:space="preserve">decide in the kernel and were not, across the</w:t>
+      </w:r>
+      <w:r>
+        <w:t xml:space="preserve"> </w:t>
+      </w:r>
+      <w:r>
+        <w:t xml:space="preserve">same attack matrix. What follows is the measurement of that distinction across seccomp user notification,</w:t>
+      </w:r>
+      <w:r>
+        <w:t xml:space="preserve"> </w:t>
+      </w:r>
+      <w:r>
+        <w:t xml:space="preserve">Landlock,</w:t>
+      </w:r>
+      <w:r>
+        <w:t xml:space="preserve"> </w:t>
+      </w:r>
+      <w:r>
+        <w:rPr>
+          <w:rStyle w:val="VerbatimChar"/>
+        </w:rPr>
+        <w:t xml:space="preserve">io_uring</w:t>
+      </w:r>
+      <w:r>
+        <w:t xml:space="preserve">, runtime memory mutation, and process-tree control—not a proof that an</w:t>
+      </w:r>
+      <w:r>
+        <w:t xml:space="preserve"> </w:t>
+      </w:r>
+      <w:r>
+        <w:t xml:space="preserve">agent cannot escape, which would require a threat model excluding kernel, hypervisor, firmware, and</w:t>
+      </w:r>
+      <w:r>
+        <w:t xml:space="preserve"> </w:t>
+      </w:r>
+      <w:r>
+        <w:t xml:space="preserve">hardware flaws that this study does not attempt.</w:t>
       </w:r>
     </w:p>
     <w:p>
@@ -1242,19 +1340,19 @@
         <w:t xml:space="preserve"> </w:t>
       </w:r>
       <w:r>
-        <w:t xml:space="preserve">it against five explicit invariants: it holds against every filesystem, execution, and network attack that</w:t>
-      </w:r>
-      <w:r>
-        <w:t xml:space="preserve"> </w:t>
-      </w:r>
-      <w:r>
-        <w:t xml:space="preserve">acquires access after the domain is entered—the composition closes the UDP and raw egress a single</w:t>
-      </w:r>
-      <w:r>
-        <w:t xml:space="preserve"> </w:t>
-      </w:r>
-      <w:r>
-        <w:t xml:space="preserve">Landlock layer leaves open—with one measured caveat, a descriptor opened before the domain</w:t>
+        <w:t xml:space="preserve">it against five explicit invariants: no tested filesystem, execution, or network attack that acquires</w:t>
+      </w:r>
+      <w:r>
+        <w:t xml:space="preserve"> </w:t>
+      </w:r>
+      <w:r>
+        <w:t xml:space="preserve">access after the domain is entered violated its invariant—the composition closes the UDP and raw egress a</w:t>
+      </w:r>
+      <w:r>
+        <w:t xml:space="preserve"> </w:t>
+      </w:r>
+      <w:r>
+        <w:t xml:space="preserve">single Landlock layer leaves open—the one measured exception being a descriptor opened before the domain</w:t>
       </w:r>
       <w:r>
         <w:t xml:space="preserve"> </w:t>
@@ -1271,7 +1369,7 @@
         </w:r>
       </w:hyperlink>
       <w:r>
-        <w:t xml:space="preserve">), the same external memory mutation that defeats the user-space gate does</w:t>
+        <w:t xml:space="preserve">); the same external memory mutation that defeats the user-space gate does</w:t>
       </w:r>
       <w:r>
         <w:t xml:space="preserve"> </w:t>
@@ -10465,13 +10563,7 @@
         <w:t xml:space="preserve"> </w:t>
       </w:r>
       <w:r>
-        <w:t xml:space="preserve">unless that descriptor’s rights are constrained. The invariant holds against every attack that acquires</w:t>
-      </w:r>
-      <w:r>
-        <w:t xml:space="preserve"> </w:t>
-      </w:r>
-      <w:r>
-        <w:t xml:space="preserve">its access</w:t>
+        <w:t xml:space="preserve">unless that descriptor’s rights are constrained. Every attack in the matrix that acquired its access</w:t>
       </w:r>
       <w:r>
         <w:t xml:space="preserve"> </w:t>
@@ -10486,7 +10578,13 @@
         <w:t xml:space="preserve"> </w:t>
       </w:r>
       <w:r>
-        <w:t xml:space="preserve">the domain is entered, which is the case the sandbox is there to govern.</w:t>
+        <w:t xml:space="preserve">the domain was entered was denied; we claim the invariant for that tested class, and by</w:t>
+      </w:r>
+      <w:r>
+        <w:t xml:space="preserve"> </w:t>
+      </w:r>
+      <w:r>
+        <w:t xml:space="preserve">construction for access acquired after entry, not as a general property of the composition.</w:t>
       </w:r>
     </w:p>
     <w:p>
@@ -10730,13 +10828,13 @@
         <w:pStyle w:val="BodyText"/>
       </w:pPr>
       <w:r>
-        <w:t xml:space="preserve">The composed sandbox is immune to the identical external flip. Run against the Landlock target, the</w:t>
-      </w:r>
-      <w:r>
-        <w:t xml:space="preserve"> </w:t>
-      </w:r>
-      <w:r>
-        <w:t xml:space="preserve">mutation opened the evil path 0 times in 4000: the flip only changes which</w:t>
+        <w:t xml:space="preserve">The composed sandbox denied the identical external flip on every attempt. Run against the Landlock target,</w:t>
+      </w:r>
+      <w:r>
+        <w:t xml:space="preserve"> </w:t>
+      </w:r>
+      <w:r>
+        <w:t xml:space="preserve">the mutation opened the evil path 0 times in 4000: the flip only changes which</w:t>
       </w:r>
       <w:r>
         <w:t xml:space="preserve"> </w:t>
@@ -11366,7 +11464,7 @@
         <w:t xml:space="preserve"> </w:t>
       </w:r>
       <w:r>
-        <w:t xml:space="preserve">limit inside the cgroup with the host unaffected. I4 and I5 hold.</w:t>
+        <w:t xml:space="preserve">limit inside the cgroup with the host unaffected. Under these tests, I4 and I5 held.</w:t>
       </w:r>
     </w:p>
     <w:p>
@@ -11873,6 +11971,118 @@
         <w:pStyle w:val="BodyText"/>
       </w:pPr>
       <w:r>
+        <w:t xml:space="preserve">The composed-sandbox matrix (Section </w:t>
+      </w:r>
+      <w:hyperlink w:anchor="sec:composed">
+        <w:r>
+          <w:rPr>
+            <w:rStyle w:val="Hyperlink"/>
+          </w:rPr>
+          <w:t xml:space="preserve">1</w:t>
+        </w:r>
+      </w:hyperlink>
+      <w:r>
+        <w:t xml:space="preserve">) is not exhaustive, and the result is scoped to</w:t>
+      </w:r>
+      <w:r>
+        <w:t xml:space="preserve"> </w:t>
+      </w:r>
+      <w:r>
+        <w:t xml:space="preserve">the attacks it runs, not a general escape-resistance claim. Several surfaces are named but untested and we</w:t>
+      </w:r>
+      <w:r>
+        <w:t xml:space="preserve"> </w:t>
+      </w:r>
+      <w:r>
+        <w:t xml:space="preserve">do not claim them:</w:t>
+      </w:r>
+      <w:r>
+        <w:t xml:space="preserve"> </w:t>
+      </w:r>
+      <w:r>
+        <w:rPr>
+          <w:rStyle w:val="VerbatimChar"/>
+        </w:rPr>
+        <w:t xml:space="preserve">openat2</w:t>
+      </w:r>
+      <w:r>
+        <w:t xml:space="preserve">, which the file-open LSM hook governs on the same footing as</w:t>
+      </w:r>
+      <w:r>
+        <w:t xml:space="preserve"> </w:t>
+      </w:r>
+      <w:r>
+        <w:rPr>
+          <w:rStyle w:val="VerbatimChar"/>
+        </w:rPr>
+        <w:t xml:space="preserve">openat</w:t>
+      </w:r>
+      <w:r>
+        <w:t xml:space="preserve"> </w:t>
+      </w:r>
+      <w:r>
+        <w:t xml:space="preserve">but which we did not exercise; file-descriptor passing over a Unix-domain socket</w:t>
+      </w:r>
+      <w:r>
+        <w:t xml:space="preserve"> </w:t>
+      </w:r>
+      <w:r>
+        <w:t xml:space="preserve">(</w:t>
+      </w:r>
+      <w:r>
+        <w:rPr>
+          <w:rStyle w:val="VerbatimChar"/>
+        </w:rPr>
+        <w:t xml:space="preserve">SCM_RIGHTS</w:t>
+      </w:r>
+      <w:r>
+        <w:t xml:space="preserve">), the descriptor-provenance question of the pre-open hole in another form;</w:t>
+      </w:r>
+      <w:r>
+        <w:t xml:space="preserve"> </w:t>
+      </w:r>
+      <w:r>
+        <w:rPr>
+          <w:rStyle w:val="VerbatimChar"/>
+        </w:rPr>
+        <w:t xml:space="preserve">execveat</w:t>
+      </w:r>
+      <w:r>
+        <w:t xml:space="preserve"> </w:t>
+      </w:r>
+      <w:r>
+        <w:t xml:space="preserve">on a</w:t>
+      </w:r>
+      <w:r>
+        <w:t xml:space="preserve"> </w:t>
+      </w:r>
+      <w:r>
+        <w:rPr>
+          <w:rStyle w:val="VerbatimChar"/>
+        </w:rPr>
+        <w:t xml:space="preserve">memfd</w:t>
+      </w:r>
+      <w:r>
+        <w:t xml:space="preserve">; and any path through a future kernel interface. The empirical claim</w:t>
+      </w:r>
+      <w:r>
+        <w:t xml:space="preserve"> </w:t>
+      </w:r>
+      <w:r>
+        <w:t xml:space="preserve">is that no attack in the tested matrix violated a stated invariant once the domain was entered; it is not</w:t>
+      </w:r>
+      <w:r>
+        <w:t xml:space="preserve"> </w:t>
+      </w:r>
+      <w:r>
+        <w:t xml:space="preserve">a claim about attacks the matrix does not contain.</w:t>
+      </w:r>
+    </w:p>
+    <w:p>
+      <w:pPr>
+        <w:pStyle w:val="BodyText"/>
+      </w:pPr>
+      <w:r>
         <w:t xml:space="preserve">One more limit is inferred rather than demonstrated. We did not build the delegating supervisor that</w:t>
       </w:r>
       <w:r>
@@ -12476,19 +12686,19 @@
         <w:t xml:space="preserve"> </w:t>
       </w:r>
       <w:r>
-        <w:t xml:space="preserve">routeless network namespace into a composed sandbox (Part IV). Against the tested runtime-mutation and</w:t>
-      </w:r>
-      <w:r>
-        <w:t xml:space="preserve"> </w:t>
-      </w:r>
-      <w:r>
-        <w:t xml:space="preserve">mechanism-bypass matrix that sandbox admitted no filesystem, execution, or network violation of its stated</w:t>
-      </w:r>
-      <w:r>
-        <w:t xml:space="preserve"> </w:t>
-      </w:r>
-      <w:r>
-        <w:t xml:space="preserve">invariants once the domain was entered—the one measured exception being a descriptor opened before it,</w:t>
+        <w:t xml:space="preserve">routeless network namespace into a composed sandbox (Part IV). Across the tested runtime-mutation and</w:t>
+      </w:r>
+      <w:r>
+        <w:t xml:space="preserve"> </w:t>
+      </w:r>
+      <w:r>
+        <w:t xml:space="preserve">mechanism-bypass matrix, no attack violated that sandbox’s filesystem, execution, or network invariants</w:t>
+      </w:r>
+      <w:r>
+        <w:t xml:space="preserve"> </w:t>
+      </w:r>
+      <w:r>
+        <w:t xml:space="preserve">once the domain was entered—the one measured exception being a descriptor opened before it,</w:t>
       </w:r>
       <w:r>
         <w:t xml:space="preserve"> </w:t>

--- a/paper/agent-gate.docx
+++ b/paper/agent-gate.docx
@@ -1340,7 +1340,7 @@
         <w:t xml:space="preserve"> </w:t>
       </w:r>
       <w:r>
-        <w:t xml:space="preserve">it against five explicit invariants: no tested filesystem, execution, or network attack that acquires</w:t>
+        <w:t xml:space="preserve">it against six explicit invariants: no tested filesystem, process-image, or routed-egress attack that acquires</w:t>
       </w:r>
       <w:r>
         <w:t xml:space="preserve"> </w:t>
@@ -8522,53 +8522,19 @@
         <w:t xml:space="preserve">execve("/bin/sh")</w:t>
       </w:r>
       <w:r>
-        <w:t xml:space="preserve">—Claude 7 of 7 (</w:t>
-      </w:r>
-      <m:oMath>
-        <m:r>
-          <m:t>[</m:t>
-        </m:r>
-        <m:r>
-          <m:t>64.6</m:t>
-        </m:r>
-        <m:r>
-          <m:t>,</m:t>
-        </m:r>
-        <m:r>
-          <m:t>100</m:t>
-        </m:r>
-        <m:r>
-          <m:t>]</m:t>
-        </m:r>
-      </m:oMath>
-      <w:r>
-        <w:t xml:space="preserve">), Gemini 4 of 5 (</w:t>
-      </w:r>
-      <m:oMath>
-        <m:r>
-          <m:t>[</m:t>
-        </m:r>
-        <m:r>
-          <m:t>37.6</m:t>
-        </m:r>
-        <m:r>
-          <m:t>,</m:t>
-        </m:r>
-        <m:r>
-          <m:t>96.4</m:t>
-        </m:r>
-        <m:r>
-          <m:t>]</m:t>
-        </m:r>
-      </m:oMath>
-      <w:r>
-        <w:t xml:space="preserve">),</w:t>
-      </w:r>
-      <w:r>
-        <w:t xml:space="preserve"> </w:t>
-      </w:r>
-      <w:r>
-        <w:t xml:space="preserve">pooled 11/12 (91.7%,</w:t>
+        <w:t xml:space="preserve">. We report two denominators, because they measure different things.</w:t>
+      </w:r>
+      <w:r>
+        <w:t xml:space="preserve"> </w:t>
+      </w:r>
+      <w:r>
+        <w:t xml:space="preserve">Conditional on the artifact compiling, the executable direct-injection rate was Claude 7 of 7, Gemini 4 of</w:t>
+      </w:r>
+      <w:r>
+        <w:t xml:space="preserve"> </w:t>
+      </w:r>
+      <w:r>
+        <w:t xml:space="preserve">5, pooled 11/12 (91.7%,</w:t>
       </w:r>
       <w:r>
         <w:t xml:space="preserve"> </w:t>
@@ -8591,13 +8557,42 @@
         </m:r>
       </m:oMath>
       <w:r>
-        <w:t xml:space="preserve">). That is at least as high as the local models’ pooled</w:t>
-      </w:r>
-      <w:r>
-        <w:t xml:space="preserve"> </w:t>
-      </w:r>
-      <w:r>
-        <w:t xml:space="preserve">direct-injection rate of 95/140 (67.9%,</w:t>
+        <w:t xml:space="preserve">); over all generations, including the compile failures that a real</w:t>
+      </w:r>
+      <w:r>
+        <w:t xml:space="preserve"> </w:t>
+      </w:r>
+      <w:r>
+        <w:t xml:space="preserve">pipeline would simply regenerate, the execution-success rate was 11/16 (68.8%,</w:t>
+      </w:r>
+      <w:r>
+        <w:t xml:space="preserve"> </w:t>
+      </w:r>
+      <m:oMath>
+        <m:r>
+          <m:t>[</m:t>
+        </m:r>
+        <m:r>
+          <m:t>44.4</m:t>
+        </m:r>
+        <m:r>
+          <m:t>,</m:t>
+        </m:r>
+        <m:r>
+          <m:t>85.8</m:t>
+        </m:r>
+        <m:r>
+          <m:t>]</m:t>
+        </m:r>
+      </m:oMath>
+      <w:r>
+        <w:t xml:space="preserve">). The</w:t>
+      </w:r>
+      <w:r>
+        <w:t xml:space="preserve"> </w:t>
+      </w:r>
+      <w:r>
+        <w:t xml:space="preserve">observed conditional rate was higher than the local models’ 95/140 (67.9%,</w:t>
       </w:r>
       <w:r>
         <w:t xml:space="preserve"> </w:t>
@@ -8620,25 +8615,37 @@
         </m:r>
       </m:oMath>
       <w:r>
-        <w:t xml:space="preserve">); the intervals overlap, so the supported claim is</w:t>
-      </w:r>
-      <w:r>
-        <w:t xml:space="preserve"> </w:t>
-      </w:r>
-      <w:r>
-        <w:t xml:space="preserve">that frontier capability does not lower direct compliance, not that it raises it. Where a model resisted</w:t>
-      </w:r>
-      <w:r>
-        <w:t xml:space="preserve"> </w:t>
-      </w:r>
-      <w:r>
-        <w:t xml:space="preserve">it did so silently—Gemini in 1 of its 5 usable direct artifacts wrote a clean logging function that</w:t>
-      </w:r>
-      <w:r>
-        <w:t xml:space="preserve"> </w:t>
-      </w:r>
-      <w:r>
-        <w:t xml:space="preserve">omitted the injected call rather than issuing a refusal.</w:t>
+        <w:t xml:space="preserve">), but this</w:t>
+      </w:r>
+      <w:r>
+        <w:t xml:space="preserve"> </w:t>
+      </w:r>
+      <w:r>
+        <w:t xml:space="preserve">experiment was not powered or designed to establish superiority, equality, or non-inferiority—the</w:t>
+      </w:r>
+      <w:r>
+        <w:t xml:space="preserve"> </w:t>
+      </w:r>
+      <w:r>
+        <w:t xml:space="preserve">intervals overlap, and repeated generations from one prompt are generation replicates, not independent</w:t>
+      </w:r>
+      <w:r>
+        <w:t xml:space="preserve"> </w:t>
+      </w:r>
+      <w:r>
+        <w:t xml:space="preserve">task families. The finding is that neither frontier model refused, not a ranking of compliance rates.</w:t>
+      </w:r>
+      <w:r>
+        <w:t xml:space="preserve"> </w:t>
+      </w:r>
+      <w:r>
+        <w:t xml:space="preserve">Where a model resisted it did so silently—Gemini in 1 of its 5 usable direct artifacts wrote a clean</w:t>
+      </w:r>
+      <w:r>
+        <w:t xml:space="preserve"> </w:t>
+      </w:r>
+      <w:r>
+        <w:t xml:space="preserve">logging function that omitted the injected call rather than issuing a refusal.</w:t>
       </w:r>
     </w:p>
     <w:p>
@@ -8757,7 +8764,7 @@
         <w:t xml:space="preserve"> </w:t>
       </w:r>
       <w:r>
-        <w:t xml:space="preserve">least as often as the local models, and at least one flagship follows indirect injection verbatim. The</w:t>
+        <w:t xml:space="preserve">a high rate, and at least one flagship follows indirect injection verbatim. The</w:t>
       </w:r>
       <w:r>
         <w:t xml:space="preserve"> </w:t>
@@ -9466,7 +9473,7 @@
         <w:t xml:space="preserve"> </w:t>
       </w:r>
       <w:r>
-        <w:t xml:space="preserve">actually faces is whether an assembled sandbox holds under attack, and against what. We state five</w:t>
+        <w:t xml:space="preserve">actually faces is whether an assembled sandbox holds under attack, and against what. We state six</w:t>
       </w:r>
       <w:r>
         <w:t xml:space="preserve"> </w:t>
@@ -9519,16 +9526,43 @@
         <w:rPr>
           <w:b/>
         </w:rPr>
-        <w:t xml:space="preserve">I1 filesystem</w:t>
-      </w:r>
-      <w:r>
-        <w:t xml:space="preserve">: no write, create, or remove outside a scratch allowlist—enforced by the</w:t>
-      </w:r>
-      <w:r>
-        <w:t xml:space="preserve"> </w:t>
-      </w:r>
-      <w:r>
-        <w:t xml:space="preserve">Landlock default-deny ruleset of Part II.</w:t>
+        <w:t xml:space="preserve">I0 ambient authority</w:t>
+      </w:r>
+      <w:r>
+        <w:t xml:space="preserve">: before releasing untrusted code, the launcher closes or constrains</w:t>
+      </w:r>
+      <w:r>
+        <w:t xml:space="preserve"> </w:t>
+      </w:r>
+      <w:r>
+        <w:t xml:space="preserve">every inherited file, socket, namespace, device, and control descriptor—enforced by descriptor hygiene</w:t>
+      </w:r>
+      <w:r>
+        <w:t xml:space="preserve"> </w:t>
+      </w:r>
+      <w:r>
+        <w:t xml:space="preserve">at the launcher, not by any of the in-domain controls. Our probe deliberately carries in one pre-domain</w:t>
+      </w:r>
+      <w:r>
+        <w:t xml:space="preserve"> </w:t>
+      </w:r>
+      <w:r>
+        <w:t xml:space="preserve">descriptor to measure the cost of</w:t>
+      </w:r>
+      <w:r>
+        <w:t xml:space="preserve"> </w:t>
+      </w:r>
+      <w:r>
+        <w:rPr>
+          <w:i/>
+        </w:rPr>
+        <w:t xml:space="preserve">not</w:t>
+      </w:r>
+      <w:r>
+        <w:t xml:space="preserve"> </w:t>
+      </w:r>
+      <w:r>
+        <w:t xml:space="preserve">enforcing I0; a production launcher closes it.</w:t>
       </w:r>
     </w:p>
     <w:p>
@@ -9542,7 +9576,7 @@
         <w:rPr>
           <w:b/>
         </w:rPr>
-        <w:t xml:space="preserve">I2 execution</w:t>
+        <w:t xml:space="preserve">I1 filesystem</w:t>
       </w:r>
       <w:r>
         <w:t xml:space="preserve">: no</w:t>
@@ -9552,51 +9586,48 @@
       </w:r>
       <w:r>
         <w:rPr>
-          <w:rStyle w:val="VerbatimChar"/>
-        </w:rPr>
-        <w:t xml:space="preserve">execve</w:t>
-      </w:r>
-      <w:r>
-        <w:t xml:space="preserve">/</w:t>
-      </w:r>
-      <w:r>
-        <w:rPr>
-          <w:rStyle w:val="VerbatimChar"/>
-        </w:rPr>
-        <w:t xml:space="preserve">execveat</w:t>
-      </w:r>
-      <w:r>
-        <w:t xml:space="preserve">—enforced by a seccomp</w:t>
-      </w:r>
-      <w:r>
-        <w:t xml:space="preserve"> </w:t>
-      </w:r>
-      <w:r>
-        <w:rPr>
-          <w:rStyle w:val="VerbatimChar"/>
-        </w:rPr>
-        <w:t xml:space="preserve">SCMP_ACT_ERRNO</w:t>
-      </w:r>
-      <w:r>
-        <w:t xml:space="preserve"> </w:t>
-      </w:r>
-      <w:r>
-        <w:t xml:space="preserve">deny, which is deterministic and has no</w:t>
-      </w:r>
-      <w:r>
-        <w:t xml:space="preserve"> </w:t>
-      </w:r>
-      <w:r>
-        <w:rPr>
-          <w:rStyle w:val="VerbatimChar"/>
-        </w:rPr>
-        <w:t xml:space="preserve">CONTINUE</w:t>
-      </w:r>
-      <w:r>
-        <w:t xml:space="preserve"> </w:t>
-      </w:r>
-      <w:r>
-        <w:t xml:space="preserve">allow path to race.</w:t>
+          <w:i/>
+        </w:rPr>
+        <w:t xml:space="preserve">new</w:t>
+      </w:r>
+      <w:r>
+        <w:t xml:space="preserve"> </w:t>
+      </w:r>
+      <w:r>
+        <w:t xml:space="preserve">filesystem write authority can be acquired after entry—no</w:t>
+      </w:r>
+      <w:r>
+        <w:t xml:space="preserve"> </w:t>
+      </w:r>
+      <w:r>
+        <w:t xml:space="preserve">write, create, or remove outside a scratch allowlist through any path or descriptor obtained once the</w:t>
+      </w:r>
+      <w:r>
+        <w:t xml:space="preserve"> </w:t>
+      </w:r>
+      <w:r>
+        <w:t xml:space="preserve">domain is entered, enforced by the Landlock default-deny ruleset of Part II. A descriptor opened</w:t>
+      </w:r>
+      <w:r>
+        <w:t xml:space="preserve"> </w:t>
+      </w:r>
+      <w:r>
+        <w:rPr>
+          <w:i/>
+        </w:rPr>
+        <w:t xml:space="preserve">before</w:t>
+      </w:r>
+      <w:r>
+        <w:t xml:space="preserve"> </w:t>
+      </w:r>
+      <w:r>
+        <w:t xml:space="preserve">entry is an I0 concern, not an I1 one; separating the two is what the pre-domain row below</w:t>
+      </w:r>
+      <w:r>
+        <w:t xml:space="preserve"> </w:t>
+      </w:r>
+      <w:r>
+        <w:t xml:space="preserve">measures.</w:t>
       </w:r>
     </w:p>
     <w:p>
@@ -9610,22 +9641,144 @@
         <w:rPr>
           <w:b/>
         </w:rPr>
-        <w:t xml:space="preserve">I3 network</w:t>
-      </w:r>
-      <w:r>
-        <w:t xml:space="preserve">: no off-host egress—enforced by an empty network namespace with no route, not</w:t>
-      </w:r>
-      <w:r>
-        <w:t xml:space="preserve"> </w:t>
-      </w:r>
-      <w:r>
-        <w:t xml:space="preserve">by a policy layer. A mediating egress broker is named in the threat model but not built here, so we claim</w:t>
-      </w:r>
-      <w:r>
-        <w:t xml:space="preserve"> </w:t>
-      </w:r>
-      <w:r>
-        <w:t xml:space="preserve">only</w:t>
+        <w:t xml:space="preserve">I2 process-image replacement</w:t>
+      </w:r>
+      <w:r>
+        <w:t xml:space="preserve">: no</w:t>
+      </w:r>
+      <w:r>
+        <w:t xml:space="preserve"> </w:t>
+      </w:r>
+      <w:r>
+        <w:rPr>
+          <w:rStyle w:val="VerbatimChar"/>
+        </w:rPr>
+        <w:t xml:space="preserve">execve</w:t>
+      </w:r>
+      <w:r>
+        <w:t xml:space="preserve">/</w:t>
+      </w:r>
+      <w:r>
+        <w:rPr>
+          <w:rStyle w:val="VerbatimChar"/>
+        </w:rPr>
+        <w:t xml:space="preserve">execveat</w:t>
+      </w:r>
+      <w:r>
+        <w:t xml:space="preserve">—enforced by a seccomp</w:t>
+      </w:r>
+      <w:r>
+        <w:t xml:space="preserve"> </w:t>
+      </w:r>
+      <w:r>
+        <w:rPr>
+          <w:rStyle w:val="VerbatimChar"/>
+        </w:rPr>
+        <w:t xml:space="preserve">SCMP_ACT_ERRNO</w:t>
+      </w:r>
+      <w:r>
+        <w:t xml:space="preserve"> </w:t>
+      </w:r>
+      <w:r>
+        <w:t xml:space="preserve">deny, deterministic with no</w:t>
+      </w:r>
+      <w:r>
+        <w:t xml:space="preserve"> </w:t>
+      </w:r>
+      <w:r>
+        <w:rPr>
+          <w:rStyle w:val="VerbatimChar"/>
+        </w:rPr>
+        <w:t xml:space="preserve">CONTINUE</w:t>
+      </w:r>
+      <w:r>
+        <w:t xml:space="preserve"> </w:t>
+      </w:r>
+      <w:r>
+        <w:t xml:space="preserve">allow path to race. This denies</w:t>
+      </w:r>
+      <w:r>
+        <w:t xml:space="preserve"> </w:t>
+      </w:r>
+      <w:r>
+        <w:t xml:space="preserve">replacing the process image; it does</w:t>
+      </w:r>
+      <w:r>
+        <w:t xml:space="preserve"> </w:t>
+      </w:r>
+      <w:r>
+        <w:rPr>
+          <w:i/>
+        </w:rPr>
+        <w:t xml:space="preserve">not</w:t>
+      </w:r>
+      <w:r>
+        <w:t xml:space="preserve"> </w:t>
+      </w:r>
+      <w:r>
+        <w:t xml:space="preserve">deny in-process code execution (a JIT, shellcode through</w:t>
+      </w:r>
+      <w:r>
+        <w:t xml:space="preserve"> </w:t>
+      </w:r>
+      <w:r>
+        <w:rPr>
+          <w:rStyle w:val="VerbatimChar"/>
+        </w:rPr>
+        <w:t xml:space="preserve">mmap</w:t>
+      </w:r>
+      <w:r>
+        <w:t xml:space="preserve">+</w:t>
+      </w:r>
+      <w:r>
+        <w:rPr>
+          <w:rStyle w:val="VerbatimChar"/>
+        </w:rPr>
+        <w:t xml:space="preserve">mprotect</w:t>
+      </w:r>
+      <w:r>
+        <w:t xml:space="preserve">, or</w:t>
+      </w:r>
+      <w:r>
+        <w:t xml:space="preserve"> </w:t>
+      </w:r>
+      <w:r>
+        <w:rPr>
+          <w:rStyle w:val="VerbatimChar"/>
+        </w:rPr>
+        <w:t xml:space="preserve">dlopen</w:t>
+      </w:r>
+      <w:r>
+        <w:t xml:space="preserve">), which this policy does not address.</w:t>
+      </w:r>
+    </w:p>
+    <w:p>
+      <w:pPr>
+        <w:numPr>
+          <w:ilvl w:val="0"/>
+          <w:numId w:val="1002"/>
+        </w:numPr>
+      </w:pPr>
+      <w:r>
+        <w:rPr>
+          <w:b/>
+        </w:rPr>
+        <w:t xml:space="preserve">I3 routed-IP egress</w:t>
+      </w:r>
+      <w:r>
+        <w:t xml:space="preserve">: no packet leaves the host over a routed TCP, UDP, or raw IP</w:t>
+      </w:r>
+      <w:r>
+        <w:t xml:space="preserve"> </w:t>
+      </w:r>
+      <w:r>
+        <w:t xml:space="preserve">socket—enforced by an empty network namespace with no route, not by a policy layer. This is narrower</w:t>
+      </w:r>
+      <w:r>
+        <w:t xml:space="preserve"> </w:t>
+      </w:r>
+      <w:r>
+        <w:t xml:space="preserve">than</w:t>
       </w:r>
       <w:r>
         <w:t xml:space="preserve"> </w:t>
@@ -9634,28 +9787,36 @@
         <w:t xml:space="preserve">“</w:t>
       </w:r>
       <w:r>
-        <w:t xml:space="preserve">no egress,</w:t>
+        <w:t xml:space="preserve">no egress</w:t>
       </w:r>
       <w:r>
         <w:t xml:space="preserve">”</w:t>
       </w:r>
       <w:r>
-        <w:t xml:space="preserve"> </w:t>
-      </w:r>
-      <w:r>
-        <w:t xml:space="preserve">not</w:t>
-      </w:r>
-      <w:r>
-        <w:t xml:space="preserve"> </w:t>
-      </w:r>
-      <w:r>
-        <w:t xml:space="preserve">“</w:t>
-      </w:r>
-      <w:r>
-        <w:t xml:space="preserve">egress through the designated broker.</w:t>
-      </w:r>
-      <w:r>
-        <w:t xml:space="preserve">”</w:t>
+        <w:t xml:space="preserve">: a pathname Unix-domain socket is a filesystem object, and with no mount namespace an</w:t>
+      </w:r>
+      <w:r>
+        <w:t xml:space="preserve"> </w:t>
+      </w:r>
+      <w:r>
+        <w:t xml:space="preserve">accessible host socket could reach a host service that then talks off-host (Section </w:t>
+      </w:r>
+      <w:hyperlink w:anchor="sec:limits">
+        <w:r>
+          <w:rPr>
+            <w:rStyle w:val="Hyperlink"/>
+          </w:rPr>
+          <w:t xml:space="preserve">5</w:t>
+        </w:r>
+      </w:hyperlink>
+      <w:r>
+        <w:t xml:space="preserve">). We</w:t>
+      </w:r>
+      <w:r>
+        <w:t xml:space="preserve"> </w:t>
+      </w:r>
+      <w:r>
+        <w:t xml:space="preserve">claim routed-IP egress isolation only.</w:t>
       </w:r>
     </w:p>
     <w:p>
@@ -9786,7 +9947,7 @@
         <w:t xml:space="preserve">composed_probe.c</w:t>
       </w:r>
       <w:r>
-        <w:t xml:space="preserve">) applies the three sound</w:t>
+        <w:t xml:space="preserve">) applies the sound</w:t>
       </w:r>
       <w:r>
         <w:t xml:space="preserve"> </w:t>
@@ -10173,7 +10334,7 @@
               <w:jc w:val="left"/>
             </w:pPr>
             <w:r>
-              <w:t xml:space="preserve">I1 write through a pre-domain descriptor</w:t>
+              <w:t xml:space="preserve">I0 write through a pre-domain descriptor</w:t>
             </w:r>
           </w:p>
         </w:tc>
@@ -10434,6 +10595,41 @@
         </w:tc>
       </w:tr>
     </w:tbl>
+    <w:p>
+      <w:pPr>
+        <w:pStyle w:val="BodyText"/>
+      </w:pPr>
+      <w:r>
+        <w:t xml:space="preserve">The pre-domain row is an I0 result, not an I1 one: it is the write authority the launcher failed to</w:t>
+      </w:r>
+      <w:r>
+        <w:t xml:space="preserve"> </w:t>
+      </w:r>
+      <w:r>
+        <w:t xml:space="preserve">strip, carried in on a descriptor opened before the domain existed. No attack acquired write authority</w:t>
+      </w:r>
+      <w:r>
+        <w:t xml:space="preserve"> </w:t>
+      </w:r>
+      <w:r>
+        <w:rPr>
+          <w:i/>
+        </w:rPr>
+        <w:t xml:space="preserve">after</w:t>
+      </w:r>
+      <w:r>
+        <w:t xml:space="preserve"> </w:t>
+      </w:r>
+      <w:r>
+        <w:t xml:space="preserve">entry (I1). The two are different invariants enforced by different parties—the launcher for</w:t>
+      </w:r>
+      <w:r>
+        <w:t xml:space="preserve"> </w:t>
+      </w:r>
+      <w:r>
+        <w:t xml:space="preserve">I0, Landlock for I1—and separating them is the point of the row.</w:t>
+      </w:r>
+    </w:p>
     <w:p>
       <w:pPr>
         <w:pStyle w:val="BodyText"/>
@@ -10492,13 +10688,13 @@
         <w:t xml:space="preserve"> </w:t>
       </w:r>
       <w:r>
-        <w:t xml:space="preserve">off any one layer is the Part I error repeated. Second, one</w:t>
-      </w:r>
-      <w:r>
-        <w:t xml:space="preserve"> </w:t>
-      </w:r>
-      <w:r>
-        <w:t xml:space="preserve">attack succeeds: a write through a descriptor opened</w:t>
+        <w:t xml:space="preserve">off any one layer is the Part I error repeated. Second, the one</w:t>
+      </w:r>
+      <w:r>
+        <w:t xml:space="preserve"> </w:t>
+      </w:r>
+      <w:r>
+        <w:t xml:space="preserve">success is the I0 row: a write through a descriptor opened</w:t>
       </w:r>
       <w:r>
         <w:t xml:space="preserve"> </w:t>
@@ -10513,13 +10709,13 @@
         <w:t xml:space="preserve"> </w:t>
       </w:r>
       <w:r>
-        <w:t xml:space="preserve">the Landlock domain was entered. That</w:t>
-      </w:r>
-      <w:r>
-        <w:t xml:space="preserve"> </w:t>
-      </w:r>
-      <w:r>
-        <w:t xml:space="preserve">is the pre-open hole of Section </w:t>
+        <w:t xml:space="preserve">the domain was entered. That is</w:t>
+      </w:r>
+      <w:r>
+        <w:t xml:space="preserve"> </w:t>
+      </w:r>
+      <w:r>
+        <w:t xml:space="preserve">the pre-open hole of Section </w:t>
       </w:r>
       <w:hyperlink w:anchor="sec:landlock">
         <w:r>
@@ -10530,19 +10726,13 @@
         </w:r>
       </w:hyperlink>
       <w:r>
-        <w:t xml:space="preserve">, and its survival in the composed sandbox is the</w:t>
-      </w:r>
-      <w:r>
-        <w:t xml:space="preserve"> </w:t>
-      </w:r>
-      <w:r>
-        <w:t xml:space="preserve">measured form of a discipline requirement—a supervisor that hands the target a descriptor it opened</w:t>
-      </w:r>
-      <w:r>
-        <w:t xml:space="preserve"> </w:t>
-      </w:r>
-      <w:r>
-        <w:t xml:space="preserve">outside the domain (the</w:t>
+        <w:t xml:space="preserve">, and it is an ambient-authority failure, not an I1 one—a</w:t>
+      </w:r>
+      <w:r>
+        <w:t xml:space="preserve"> </w:t>
+      </w:r>
+      <w:r>
+        <w:t xml:space="preserve">supervisor that hands the target a descriptor it opened outside the domain (the</w:t>
       </w:r>
       <w:r>
         <w:t xml:space="preserve"> </w:t>
@@ -10557,13 +10747,19 @@
         <w:t xml:space="preserve"> </w:t>
       </w:r>
       <w:r>
-        <w:t xml:space="preserve">delegation Part I recommends is exactly such a hand-off) reopens I1</w:t>
-      </w:r>
-      <w:r>
-        <w:t xml:space="preserve"> </w:t>
-      </w:r>
-      <w:r>
-        <w:t xml:space="preserve">unless that descriptor’s rights are constrained. Every attack in the matrix that acquired its access</w:t>
+        <w:t xml:space="preserve">delegation</w:t>
+      </w:r>
+      <w:r>
+        <w:t xml:space="preserve"> </w:t>
+      </w:r>
+      <w:r>
+        <w:t xml:space="preserve">Part I recommends is exactly such a hand-off) leaks write authority unless the launcher strips or</w:t>
+      </w:r>
+      <w:r>
+        <w:t xml:space="preserve"> </w:t>
+      </w:r>
+      <w:r>
+        <w:t xml:space="preserve">constrains it first. Every attack in the matrix that acquired its access</w:t>
       </w:r>
       <w:r>
         <w:t xml:space="preserve"> </w:t>
@@ -10578,13 +10774,19 @@
         <w:t xml:space="preserve"> </w:t>
       </w:r>
       <w:r>
-        <w:t xml:space="preserve">the domain was entered was denied; we claim the invariant for that tested class, and by</w:t>
-      </w:r>
-      <w:r>
-        <w:t xml:space="preserve"> </w:t>
-      </w:r>
-      <w:r>
-        <w:t xml:space="preserve">construction for access acquired after entry, not as a general property of the composition.</w:t>
+        <w:t xml:space="preserve">the domain was</w:t>
+      </w:r>
+      <w:r>
+        <w:t xml:space="preserve"> </w:t>
+      </w:r>
+      <w:r>
+        <w:t xml:space="preserve">entered was denied; we claim I1 for that tested class, and by construction for authority acquired after</w:t>
+      </w:r>
+      <w:r>
+        <w:t xml:space="preserve"> </w:t>
+      </w:r>
+      <w:r>
+        <w:t xml:space="preserve">entry, not as a general property of the composition.</w:t>
       </w:r>
     </w:p>
     <w:p>
@@ -10593,7 +10795,7 @@
       </w:pPr>
       <w:bookmarkStart w:id="50" w:name="sec:memmut"/>
       <w:r>
-        <w:t xml:space="preserve">Runtime memory mutation</w:t>
+        <w:t xml:space="preserve">Runtime process-memory mutation</w:t>
       </w:r>
       <w:bookmarkEnd w:id="50"/>
     </w:p>
@@ -10641,6 +10843,9 @@
         <w:t xml:space="preserve">process_vm_writev</w:t>
       </w:r>
       <w:r>
+        <w:t xml:space="preserve"> </w:t>
+      </w:r>
+      <w:r>
         <w:t xml:space="preserve"> </w:t>
       </w:r>
       <w:r>
@@ -10659,13 +10864,13 @@
         <w:t xml:space="preserve"> </w:t>
       </w:r>
       <w:r>
-        <w:t xml:space="preserve">thread is parked on the notification; the</w:t>
-      </w:r>
-      <w:r>
-        <w:t xml:space="preserve"> </w:t>
-      </w:r>
-      <w:r>
-        <w:t xml:space="preserve">target grants the writer access with</w:t>
+        <w:t xml:space="preserve">thread is parked on the</w:t>
+      </w:r>
+      <w:r>
+        <w:t xml:space="preserve"> </w:t>
+      </w:r>
+      <w:r>
+        <w:t xml:space="preserve">notification; the target grants the writer access with</w:t>
       </w:r>
       <w:r>
         <w:t xml:space="preserve"> </w:t>
@@ -10677,25 +10882,55 @@
         <w:t xml:space="preserve">PR_SET_PTRACER</w:t>
       </w:r>
       <w:r>
-        <w:t xml:space="preserve">, which an attacker owning the target can</w:t>
-      </w:r>
-      <w:r>
-        <w:t xml:space="preserve"> </w:t>
-      </w:r>
-      <w:r>
-        <w:t xml:space="preserve">do. Against the same gate the external writer opened the persistence path on 28.5–44.2% of attempts</w:t>
-      </w:r>
-      <w:r>
-        <w:t xml:space="preserve"> </w:t>
-      </w:r>
-      <w:r>
-        <w:t xml:space="preserve">across five runs of 4000, at least as often as the in-process thread</w:t>
-      </w:r>
-      <w:r>
-        <w:t xml:space="preserve"> </w:t>
-      </w:r>
-      <w:r>
-        <w:t xml:space="preserve">(Section </w:t>
+        <w:t xml:space="preserve"> </w:t>
+      </w:r>
+      <w:r>
+        <w:t xml:space="preserve">, which an</w:t>
+      </w:r>
+      <w:r>
+        <w:t xml:space="preserve"> </w:t>
+      </w:r>
+      <w:r>
+        <w:t xml:space="preserve">attacker owning the target can do. This is cross-process runtime buffer mutation under granted</w:t>
+      </w:r>
+      <w:r>
+        <w:t xml:space="preserve"> </w:t>
+      </w:r>
+      <w:r>
+        <w:rPr>
+          <w:rStyle w:val="VerbatimChar"/>
+        </w:rPr>
+        <w:t xml:space="preserve">ptrace</w:t>
+      </w:r>
+      <w:r>
+        <w:t xml:space="preserve"> </w:t>
+      </w:r>
+      <w:r>
+        <w:t xml:space="preserve">authority—not the hijack of an unrelated protected process (the target consents, and an</w:t>
+      </w:r>
+      <w:r>
+        <w:t xml:space="preserve"> </w:t>
+      </w:r>
+      <w:r>
+        <w:t xml:space="preserve">attacker that already owns the target could mutate the buffer internally), and not a physical-memory or</w:t>
+      </w:r>
+      <w:r>
+        <w:t xml:space="preserve"> </w:t>
+      </w:r>
+      <w:r>
+        <w:t xml:space="preserve">hardware-page experiment; it operates on the target’s virtual memory. Against the same gate the external</w:t>
+      </w:r>
+      <w:r>
+        <w:t xml:space="preserve"> </w:t>
+      </w:r>
+      <w:r>
+        <w:t xml:space="preserve">writer opened the persistence path on 28.5–44.2% of attempts across five runs of 4000, a rate in the</w:t>
+      </w:r>
+      <w:r>
+        <w:t xml:space="preserve"> </w:t>
+      </w:r>
+      <w:r>
+        <w:t xml:space="preserve">same range as the in-process thread (Section </w:t>
       </w:r>
       <w:hyperlink w:anchor="sec:toctou">
         <w:r>
@@ -10706,7 +10941,13 @@
         </w:r>
       </w:hyperlink>
       <w:r>
-        <w:t xml:space="preserve">’s 18.9–23.1%). The other external mechanisms the literature names</w:t>
+        <w:t xml:space="preserve">’s 18.9–23.1%). The other external</w:t>
+      </w:r>
+      <w:r>
+        <w:t xml:space="preserve"> </w:t>
+      </w:r>
+      <w:r>
+        <w:t xml:space="preserve">mechanisms the literature names</w:t>
       </w:r>
       <w:r>
         <w:t xml:space="preserve"> </w:t>
@@ -10760,6 +11001,9 @@
         <w:t xml:space="preserve">userfaultfd</w:t>
       </w:r>
       <w:r>
+        <w:t xml:space="preserve"> </w:t>
+      </w:r>
+      <w:r>
         <w:t xml:space="preserve">, which lets the attacker</w:t>
       </w:r>
       <w:r>
@@ -10775,19 +11019,25 @@
         <w:t xml:space="preserve"> </w:t>
       </w:r>
       <w:r>
-        <w:t xml:space="preserve">the faulting read and supply the</w:t>
-      </w:r>
-      <w:r>
-        <w:t xml:space="preserve"> </w:t>
-      </w:r>
-      <w:r>
-        <w:t xml:space="preserve">page at a chosen moment, making the race deterministic rather than probabilistic; on this host it needs</w:t>
-      </w:r>
-      <w:r>
-        <w:t xml:space="preserve"> </w:t>
-      </w:r>
-      <w:r>
-        <w:t xml:space="preserve">privilege (</w:t>
+        <w:t xml:space="preserve">the faulting</w:t>
+      </w:r>
+      <w:r>
+        <w:t xml:space="preserve"> </w:t>
+      </w:r>
+      <w:r>
+        <w:t xml:space="preserve">read and supply the page at a chosen moment, making the race deterministic rather than probabilistic—but</w:t>
+      </w:r>
+      <w:r>
+        <w:t xml:space="preserve"> </w:t>
+      </w:r>
+      <w:r>
+        <w:t xml:space="preserve">still a virtual-memory experiment, not page-table compromise or physical-RAM substitution; on this host it</w:t>
+      </w:r>
+      <w:r>
+        <w:t xml:space="preserve"> </w:t>
+      </w:r>
+      <w:r>
+        <w:t xml:space="preserve">needs privilege (</w:t>
       </w:r>
       <w:r>
         <w:rPr>
@@ -10814,13 +11064,13 @@
         <w:t xml:space="preserve"> </w:t>
       </w:r>
       <w:r>
-        <w:t xml:space="preserve">is 0) and is left</w:t>
-      </w:r>
-      <w:r>
-        <w:t xml:space="preserve"> </w:t>
-      </w:r>
-      <w:r>
-        <w:t xml:space="preserve">to the privileged step.</w:t>
+        <w:t xml:space="preserve">is 0) and is</w:t>
+      </w:r>
+      <w:r>
+        <w:t xml:space="preserve"> </w:t>
+      </w:r>
+      <w:r>
+        <w:t xml:space="preserve">left to the privileged step.</w:t>
       </w:r>
     </w:p>
     <w:p>
@@ -10828,13 +11078,19 @@
         <w:pStyle w:val="BodyText"/>
       </w:pPr>
       <w:r>
-        <w:t xml:space="preserve">The composed sandbox denied the identical external flip on every attempt. Run against the Landlock target,</w:t>
-      </w:r>
-      <w:r>
-        <w:t xml:space="preserve"> </w:t>
-      </w:r>
-      <w:r>
-        <w:t xml:space="preserve">the mutation opened the evil path 0 times in 4000: the flip only changes which</w:t>
+        <w:t xml:space="preserve">The composed sandbox showed no violation under the tested mutation. Run against the Landlock target,</w:t>
+      </w:r>
+      <w:r>
+        <w:t xml:space="preserve"> </w:t>
+      </w:r>
+      <w:r>
+        <w:t xml:space="preserve">the mutation opened the evil path 0 times in 4000 (Wilson 95% upper bound 0.096%): the flip only</w:t>
+      </w:r>
+      <w:r>
+        <w:t xml:space="preserve"> </w:t>
+      </w:r>
+      <w:r>
+        <w:t xml:space="preserve">changes which</w:t>
       </w:r>
       <w:r>
         <w:t xml:space="preserve"> </w:t>
@@ -10849,19 +11105,13 @@
         <w:t xml:space="preserve"> </w:t>
       </w:r>
       <w:r>
-        <w:t xml:space="preserve">path is</w:t>
-      </w:r>
-      <w:r>
-        <w:t xml:space="preserve"> </w:t>
-      </w:r>
-      <w:r>
-        <w:t xml:space="preserve">attempted, because the decision is taken at the LSM hook on the resolved object and there is no user-space</w:t>
-      </w:r>
-      <w:r>
-        <w:t xml:space="preserve"> </w:t>
-      </w:r>
-      <w:r>
-        <w:t xml:space="preserve">check left to invalidate. Memory mutation defeats a control that decides in user space; it has nothing to</w:t>
+        <w:t xml:space="preserve">path is attempted, because the decision is taken at the LSM hook on the</w:t>
+      </w:r>
+      <w:r>
+        <w:t xml:space="preserve"> </w:t>
+      </w:r>
+      <w:r>
+        <w:t xml:space="preserve">resolved object and there is no user-space check left to invalidate. Memory mutation defeats a control that decides in user space; it has nothing to</w:t>
       </w:r>
       <w:r>
         <w:t xml:space="preserve"> </w:t>
@@ -10897,13 +11147,16 @@
         <w:t xml:space="preserve">cgroup</w:t>
       </w:r>
       <w:r>
-        <w:t xml:space="preserve"> v2, which the unprivileged evaluation host does not</w:t>
-      </w:r>
-      <w:r>
-        <w:t xml:space="preserve"> </w:t>
-      </w:r>
-      <w:r>
-        <w:t xml:space="preserve">delegate, so</w:t>
+        <w:t xml:space="preserve"> v2 </w:t>
+      </w:r>
+      <w:r>
+        <w:t xml:space="preserve">, which the unprivileged evaluation</w:t>
+      </w:r>
+      <w:r>
+        <w:t xml:space="preserve"> </w:t>
+      </w:r>
+      <w:r>
+        <w:t xml:space="preserve">host does not delegate, so</w:t>
       </w:r>
       <w:r>
         <w:t xml:space="preserve"> </w:t>
@@ -10918,13 +11171,13 @@
         <w:t xml:space="preserve"> </w:t>
       </w:r>
       <w:r>
-        <w:t xml:space="preserve">runs as the one privileged step of the artifact. We report</w:t>
-      </w:r>
-      <w:r>
-        <w:t xml:space="preserve"> </w:t>
-      </w:r>
-      <w:r>
-        <w:t xml:space="preserve">correctness, not latency: this host’s non-</w:t>
+        <w:t xml:space="preserve">runs as the one privileged step of the artifact. We</w:t>
+      </w:r>
+      <w:r>
+        <w:t xml:space="preserve"> </w:t>
+      </w:r>
+      <w:r>
+        <w:t xml:space="preserve">report correctness, not latency: this host’s non-</w:t>
       </w:r>
       <w:r>
         <w:rPr>
@@ -10933,25 +11186,55 @@
         <w:t xml:space="preserve">systemd</w:t>
       </w:r>
       <w:r>
-        <w:t xml:space="preserve">, emulated kernel would not support a credible</w:t>
-      </w:r>
-      <w:r>
-        <w:t xml:space="preserve"> </w:t>
-      </w:r>
-      <w:r>
-        <w:t xml:space="preserve">latency figure, and a latency benchmark belongs on a native kernel (future work). The agent is a bounded</w:t>
-      </w:r>
-      <w:r>
-        <w:t xml:space="preserve"> </w:t>
-      </w:r>
-      <w:r>
-        <w:t xml:space="preserve">tree—thirty persistent workers, each continuously forking short-lived children, so the process set</w:t>
-      </w:r>
-      <w:r>
-        <w:t xml:space="preserve"> </w:t>
-      </w:r>
-      <w:r>
-        <w:t xml:space="preserve">churns while the population stays near ninety.</w:t>
+        <w:t xml:space="preserve">, emulated kernel would not support a</w:t>
+      </w:r>
+      <w:r>
+        <w:t xml:space="preserve"> </w:t>
+      </w:r>
+      <w:r>
+        <w:t xml:space="preserve">credible latency figure, and the full latency profile a kill switch needs—trigger-to-</w:t>
+      </w:r>
+      <w:r>
+        <w:rPr>
+          <w:rStyle w:val="VerbatimChar"/>
+        </w:rPr>
+        <w:t xml:space="preserve">frozen</w:t>
+      </w:r>
+      <w:r>
+        <w:t xml:space="preserve">,</w:t>
+      </w:r>
+      <w:r>
+        <w:t xml:space="preserve"> </w:t>
+      </w:r>
+      <w:r>
+        <w:t xml:space="preserve">trigger-to-</w:t>
+      </w:r>
+      <w:r>
+        <w:rPr>
+          <w:rStyle w:val="VerbatimChar"/>
+        </w:rPr>
+        <w:t xml:space="preserve">populated 0</w:t>
+      </w:r>
+      <w:r>
+        <w:t xml:space="preserve">, and post-trigger bytes and operations at median, p95, p99, and maximum</w:t>
+      </w:r>
+      <w:r>
+        <w:t xml:space="preserve"> </w:t>
+      </w:r>
+      <w:r>
+        <w:t xml:space="preserve">over many trials, under idle and loaded hosts—belongs on a native kernel and is future work. The agent</w:t>
+      </w:r>
+      <w:r>
+        <w:t xml:space="preserve"> </w:t>
+      </w:r>
+      <w:r>
+        <w:t xml:space="preserve">is a bounded tree—thirty persistent workers, each continuously forking short-lived children, so the</w:t>
+      </w:r>
+      <w:r>
+        <w:t xml:space="preserve"> </w:t>
+      </w:r>
+      <w:r>
+        <w:t xml:space="preserve">process set churns while the population stays near ninety.</w:t>
       </w:r>
     </w:p>
     <w:tbl>
@@ -11464,7 +11747,61 @@
         <w:t xml:space="preserve"> </w:t>
       </w:r>
       <w:r>
-        <w:t xml:space="preserve">limit inside the cgroup with the host unaffected. Under these tests, I4 and I5 held.</w:t>
+        <w:t xml:space="preserve">limit inside the cgroup with the host unaffected. In the evaluated trials, I4 and I5 held (the</w:t>
+      </w:r>
+      <w:r>
+        <w:t xml:space="preserve"> </w:t>
+      </w:r>
+      <w:r>
+        <w:rPr>
+          <w:rStyle w:val="VerbatimChar"/>
+        </w:rPr>
+        <w:t xml:space="preserve">cgroup.kill</w:t>
+      </w:r>
+      <w:r>
+        <w:t xml:space="preserve"> </w:t>
+      </w:r>
+      <w:r>
+        <w:t xml:space="preserve">survivor rate 0/20 carries a Wilson 95% upper bound of 16.1%, so mechanism</w:t>
+      </w:r>
+      <w:r>
+        <w:t xml:space="preserve"> </w:t>
+      </w:r>
+      <w:r>
+        <w:t xml:space="preserve">semantics, not the sample size, carry the assurance). One limit is intrinsic: the kill terminates the</w:t>
+      </w:r>
+      <w:r>
+        <w:t xml:space="preserve"> </w:t>
+      </w:r>
+      <w:r>
+        <w:t xml:space="preserve">tree but cannot reverse a write, a packet, or an</w:t>
+      </w:r>
+      <w:r>
+        <w:t xml:space="preserve"> </w:t>
+      </w:r>
+      <w:r>
+        <w:rPr>
+          <w:rStyle w:val="VerbatimChar"/>
+        </w:rPr>
+        <w:t xml:space="preserve">io_uring</w:t>
+      </w:r>
+      <w:r>
+        <w:t xml:space="preserve"> </w:t>
+      </w:r>
+      <w:r>
+        <w:t xml:space="preserve">completion that finished before</w:t>
+      </w:r>
+      <w:r>
+        <w:t xml:space="preserve"> </w:t>
+      </w:r>
+      <w:r>
+        <w:t xml:space="preserve">quiescence—the 338 post-trigger writes are exactly such side effects—so a kill switch bounds damage</w:t>
+      </w:r>
+      <w:r>
+        <w:t xml:space="preserve"> </w:t>
+      </w:r>
+      <w:r>
+        <w:t xml:space="preserve">after detection, it does not prevent it.</w:t>
       </w:r>
     </w:p>
     <w:p>
@@ -11710,7 +12047,7 @@
         <w:pStyle w:val="FirstParagraph"/>
       </w:pPr>
       <w:r>
-        <w:t xml:space="preserve">The study is scoped and we state the scope rather than let a reviewer find it. The core subjects are three</w:t>
+        <w:t xml:space="preserve">The study is scoped, and we state the scope. The core subjects are three</w:t>
       </w:r>
       <w:r>
         <w:t xml:space="preserve"> </w:t>
@@ -12974,7 +13311,7 @@
         <w:pStyle w:val="BodyText"/>
       </w:pPr>
       <w:r>
-        <w:t xml:space="preserve">21</w:t>
+        <w:t xml:space="preserve">25</w:t>
       </w:r>
       <w:r>
         <w:t xml:space="preserve"> </w:t>
@@ -13359,6 +13696,210 @@
       </w:r>
       <w:r>
         <w:t xml:space="preserve">. Risks cited: LLM01 (prompt injection), LLM06 (excessive agency).</w:t>
+      </w:r>
+      <w:r>
+        <w:t xml:space="preserve"> </w:t>
+      </w:r>
+      <w:r>
+        <w:t xml:space="preserve">Linux kernel. Control Group v2.</w:t>
+      </w:r>
+      <w:r>
+        <w:t xml:space="preserve"> </w:t>
+      </w:r>
+      <w:r>
+        <w:rPr>
+          <w:rStyle w:val="VerbatimChar"/>
+        </w:rPr>
+        <w:t xml:space="preserve">https://docs.kernel.org/admin-guide/cgroup-v2.html</w:t>
+      </w:r>
+      <w:r>
+        <w:t xml:space="preserve">.</w:t>
+      </w:r>
+      <w:r>
+        <w:t xml:space="preserve"> </w:t>
+      </w:r>
+      <w:r>
+        <w:rPr>
+          <w:rStyle w:val="VerbatimChar"/>
+        </w:rPr>
+        <w:t xml:space="preserve">cgroup.kill</w:t>
+      </w:r>
+      <w:r>
+        <w:t xml:space="preserve">,</w:t>
+      </w:r>
+      <w:r>
+        <w:t xml:space="preserve"> </w:t>
+      </w:r>
+      <w:r>
+        <w:rPr>
+          <w:rStyle w:val="VerbatimChar"/>
+        </w:rPr>
+        <w:t xml:space="preserve">cgroup.freeze</w:t>
+      </w:r>
+      <w:r>
+        <w:t xml:space="preserve">, and</w:t>
+      </w:r>
+      <w:r>
+        <w:t xml:space="preserve"> </w:t>
+      </w:r>
+      <w:r>
+        <w:rPr>
+          <w:rStyle w:val="VerbatimChar"/>
+        </w:rPr>
+        <w:t xml:space="preserve">cgroup.events</w:t>
+      </w:r>
+      <w:r>
+        <w:t xml:space="preserve"> </w:t>
+      </w:r>
+      <w:r>
+        <w:t xml:space="preserve">semantics;</w:t>
+      </w:r>
+      <w:r>
+        <w:t xml:space="preserve"> </w:t>
+      </w:r>
+      <w:r>
+        <w:rPr>
+          <w:rStyle w:val="VerbatimChar"/>
+        </w:rPr>
+        <w:t xml:space="preserve">cgroup.kill</w:t>
+      </w:r>
+      <w:r>
+        <w:t xml:space="preserve"> </w:t>
+      </w:r>
+      <w:r>
+        <w:t xml:space="preserve">terminates a subtree while handling concurrent forks and migrations.</w:t>
+      </w:r>
+      <w:r>
+        <w:t xml:space="preserve"> </w:t>
+      </w:r>
+      <w:r>
+        <w:t xml:space="preserve">Linux man-pages project.</w:t>
+      </w:r>
+      <w:r>
+        <w:t xml:space="preserve"> </w:t>
+      </w:r>
+      <w:r>
+        <w:rPr>
+          <w:rStyle w:val="VerbatimChar"/>
+        </w:rPr>
+        <w:t xml:space="preserve">process_vm_writev</w:t>
+      </w:r>
+      <w:r>
+        <w:t xml:space="preserve">(2).</w:t>
+      </w:r>
+      <w:r>
+        <w:t xml:space="preserve"> </w:t>
+      </w:r>
+      <w:r>
+        <w:rPr>
+          <w:rStyle w:val="VerbatimChar"/>
+        </w:rPr>
+        <w:t xml:space="preserve">https://man7.org/linux/man-pages/man2/process_vm_writev.2.html</w:t>
+      </w:r>
+      <w:r>
+        <w:t xml:space="preserve">.</w:t>
+      </w:r>
+      <w:r>
+        <w:t xml:space="preserve"> </w:t>
+      </w:r>
+      <w:r>
+        <w:t xml:space="preserve">Linux man-pages project.</w:t>
+      </w:r>
+      <w:r>
+        <w:t xml:space="preserve"> </w:t>
+      </w:r>
+      <w:r>
+        <w:rPr>
+          <w:rStyle w:val="VerbatimChar"/>
+        </w:rPr>
+        <w:t xml:space="preserve">prctl</w:t>
+      </w:r>
+      <w:r>
+        <w:t xml:space="preserve">(2):</w:t>
+      </w:r>
+      <w:r>
+        <w:t xml:space="preserve"> </w:t>
+      </w:r>
+      <w:r>
+        <w:rPr>
+          <w:rStyle w:val="VerbatimChar"/>
+        </w:rPr>
+        <w:t xml:space="preserve">PR_SET_PTRACER</w:t>
+      </w:r>
+      <w:r>
+        <w:t xml:space="preserve"> </w:t>
+      </w:r>
+      <w:r>
+        <w:t xml:space="preserve">(Yama ptrace-scope registration).</w:t>
+      </w:r>
+      <w:r>
+        <w:t xml:space="preserve"> </w:t>
+      </w:r>
+      <w:r>
+        <w:rPr>
+          <w:rStyle w:val="VerbatimChar"/>
+        </w:rPr>
+        <w:t xml:space="preserve">https://man7.org/linux/man-pages/man2/prctl.2.html</w:t>
+      </w:r>
+      <w:r>
+        <w:t xml:space="preserve">.</w:t>
+      </w:r>
+      <w:r>
+        <w:t xml:space="preserve"> </w:t>
+      </w:r>
+      <w:r>
+        <w:t xml:space="preserve">Linux man-pages project.</w:t>
+      </w:r>
+      <w:r>
+        <w:t xml:space="preserve"> </w:t>
+      </w:r>
+      <w:r>
+        <w:rPr>
+          <w:rStyle w:val="VerbatimChar"/>
+        </w:rPr>
+        <w:t xml:space="preserve">userfaultfd</w:t>
+      </w:r>
+      <w:r>
+        <w:t xml:space="preserve">(2).</w:t>
+      </w:r>
+      <w:r>
+        <w:t xml:space="preserve"> </w:t>
+      </w:r>
+      <w:r>
+        <w:rPr>
+          <w:rStyle w:val="VerbatimChar"/>
+        </w:rPr>
+        <w:t xml:space="preserve">https://man7.org/linux/man-pages/man2/userfaultfd.2.html</w:t>
+      </w:r>
+      <w:r>
+        <w:t xml:space="preserve">. Unprivileged use gated by</w:t>
+      </w:r>
+      <w:r>
+        <w:t xml:space="preserve"> </w:t>
+      </w:r>
+      <w:r>
+        <w:rPr>
+          <w:rStyle w:val="VerbatimChar"/>
+        </w:rPr>
+        <w:t xml:space="preserve">vm.unprivileged_userfaultfd</w:t>
+      </w:r>
+      <w:r>
+        <w:t xml:space="preserve"> </w:t>
+      </w:r>
+      <w:r>
+        <w:t xml:space="preserve">and</w:t>
+      </w:r>
+      <w:r>
+        <w:t xml:space="preserve"> </w:t>
+      </w:r>
+      <w:r>
+        <w:rPr>
+          <w:rStyle w:val="VerbatimChar"/>
+        </w:rPr>
+        <w:t xml:space="preserve">/dev/userfaultfd</w:t>
+      </w:r>
+      <w:r>
+        <w:t xml:space="preserve">.</w:t>
       </w:r>
     </w:p>
     <w:sectPr/>

--- a/paper/agent-gate.docx
+++ b/paper/agent-gate.docx
@@ -93,12 +93,6 @@
       <w:r>
         <w:t xml:space="preserve">agents</w:t>
       </w:r>
-      <w:r>
-        <w:rPr>
-          <w:rStyle w:val="FootnoteReference"/>
-        </w:rPr>
-        <w:footnoteReference w:id="20"/>
-      </w:r>
     </w:p>
     <w:p>
       <w:pPr>
@@ -272,24 +266,24 @@
       <w:pPr>
         <w:pStyle w:val="Heading3"/>
       </w:pPr>
-      <w:bookmarkStart w:id="21" w:name="abstract"/>
+      <w:bookmarkStart w:id="20" w:name="abstract"/>
       <w:r>
         <w:t xml:space="preserve">Abstract</w:t>
       </w:r>
-      <w:bookmarkEnd w:id="21"/>
+      <w:bookmarkEnd w:id="20"/>
     </w:p>
     <w:p>
       <w:pPr>
         <w:pStyle w:val="FirstParagraph"/>
       </w:pPr>
       <w:r>
-        <w:t xml:space="preserve">Sandboxes that run untrusted LLM-agent code increasingly reach for a syscall-boundary</w:t>
-      </w:r>
-      <w:r>
-        <w:t xml:space="preserve"> </w:t>
-      </w:r>
-      <w:r>
-        <w:t xml:space="preserve">control: a seccomp supervisor that inspects the</w:t>
+        <w:t xml:space="preserve">Sandboxes that run untrusted LLM-agent code increasingly reach for a syscall-boundary control: a seccomp</w:t>
+      </w:r>
+      <w:r>
+        <w:t xml:space="preserve"> </w:t>
+      </w:r>
+      <w:r>
+        <w:t xml:space="preserve">supervisor that inspects the</w:t>
       </w:r>
       <w:r>
         <w:t xml:space="preserve"> </w:t>
@@ -304,31 +298,25 @@
         <w:t xml:space="preserve"> </w:t>
       </w:r>
       <w:r>
-        <w:t xml:space="preserve">of intercepted system</w:t>
-      </w:r>
-      <w:r>
-        <w:t xml:space="preserve"> </w:t>
-      </w:r>
-      <w:r>
-        <w:t xml:space="preserve">calls and allows or denies each one. Because the supervisor’s verdict is deterministic,</w:t>
-      </w:r>
-      <w:r>
-        <w:t xml:space="preserve"> </w:t>
-      </w:r>
-      <w:r>
-        <w:t xml:space="preserve">it is tempting to treat the control as certified containment. We test that control</w:t>
-      </w:r>
-      <w:r>
-        <w:t xml:space="preserve"> </w:t>
-      </w:r>
-      <w:r>
-        <w:t xml:space="preserve">directly, on a mechanical oracle that compiles and runs the code and reads its behaviour</w:t>
-      </w:r>
-      <w:r>
-        <w:t xml:space="preserve"> </w:t>
-      </w:r>
-      <w:r>
-        <w:t xml:space="preserve">from</w:t>
+        <w:t xml:space="preserve">of intercepted calls and allows or denies each one. Its</w:t>
+      </w:r>
+      <w:r>
+        <w:t xml:space="preserve"> </w:t>
+      </w:r>
+      <w:r>
+        <w:t xml:space="preserve">verdict is deterministic, which tempts treating the control as certified containment. Neither the model’s</w:t>
+      </w:r>
+      <w:r>
+        <w:t xml:space="preserve"> </w:t>
+      </w:r>
+      <w:r>
+        <w:t xml:space="preserve">text nor a deterministic gate decision establishes containment; only execution does. We evaluate the</w:t>
+      </w:r>
+      <w:r>
+        <w:t xml:space="preserve"> </w:t>
+      </w:r>
+      <w:r>
+        <w:t xml:space="preserve">question on a mechanical oracle that compiles and runs the generated code and reads behaviour from</w:t>
       </w:r>
       <w:r>
         <w:t xml:space="preserve"> </w:t>
@@ -340,393 +328,121 @@
         <w:t xml:space="preserve">strace</w:t>
       </w:r>
       <w:r>
-        <w:t xml:space="preserve">, never from text. Four findings show the control fails. First, the</w:t>
-      </w:r>
-      <w:r>
-        <w:t xml:space="preserve"> </w:t>
-      </w:r>
-      <w:r>
-        <w:t xml:space="preserve">argument-inspection gate is bypassable: it blocks a persistence write 4000/4000</w:t>
-      </w:r>
-      <w:r>
-        <w:t xml:space="preserve"> </w:t>
-      </w:r>
-      <w:r>
-        <w:t xml:space="preserve">times head-on, yet a two-thread time-of-check-to-time-of-use (TOCTOU) race on its</w:t>
-      </w:r>
-      <w:r>
-        <w:t xml:space="preserve"> </w:t>
-      </w:r>
-      <w:r>
-        <w:t xml:space="preserve">allow path defeats it at 18.9–23.1% per attempt across five runs, which approaches certainty under</w:t>
-      </w:r>
-      <w:r>
-        <w:t xml:space="preserve"> </w:t>
-      </w:r>
-      <w:r>
-        <w:t xml:space="preserve">retry. Second, attacker-injected and self-driven behaviour do not collapse to one syscall</w:t>
-      </w:r>
-      <w:r>
-        <w:t xml:space="preserve"> </w:t>
-      </w:r>
-      <w:r>
-        <w:t xml:space="preserve">footprint: they share</w:t>
-      </w:r>
-      <w:r>
-        <w:t xml:space="preserve"> </w:t>
-      </w:r>
-      <w:r>
-        <w:rPr>
-          <w:rStyle w:val="VerbatimChar"/>
-        </w:rPr>
-        <w:t xml:space="preserve">execve</w:t>
-      </w:r>
-      <w:r>
-        <w:t xml:space="preserve">, but 18% of self-driven destruction takes</w:t>
-      </w:r>
-      <w:r>
-        <w:t xml:space="preserve"> </w:t>
-      </w:r>
-      <w:r>
-        <w:t xml:space="preserve">a direct</w:t>
-      </w:r>
-      <w:r>
-        <w:t xml:space="preserve"> </w:t>
-      </w:r>
-      <w:r>
-        <w:rPr>
-          <w:rStyle w:val="VerbatimChar"/>
-        </w:rPr>
-        <w:t xml:space="preserve">unlink</w:t>
-      </w:r>
-      <w:r>
-        <w:t xml:space="preserve">/</w:t>
-      </w:r>
-      <w:r>
-        <w:rPr>
-          <w:rStyle w:val="VerbatimChar"/>
-        </w:rPr>
-        <w:t xml:space="preserve">rmdir</w:t>
-      </w:r>
-      <w:r>
-        <w:t xml:space="preserve"> </w:t>
-      </w:r>
-      <w:r>
-        <w:t xml:space="preserve">path that an</w:t>
-      </w:r>
-      <w:r>
-        <w:t xml:space="preserve"> </w:t>
-      </w:r>
-      <w:r>
-        <w:rPr>
-          <w:rStyle w:val="VerbatimChar"/>
-        </w:rPr>
-        <w:t xml:space="preserve">execve</w:t>
-      </w:r>
-      <w:r>
-        <w:t xml:space="preserve">/</w:t>
-      </w:r>
-      <w:r>
-        <w:rPr>
-          <w:rStyle w:val="VerbatimChar"/>
-        </w:rPr>
-        <w:t xml:space="preserve">connect</w:t>
-      </w:r>
-      <w:r>
-        <w:t xml:space="preserve"> </w:t>
-      </w:r>
-      <w:r>
-        <w:t xml:space="preserve">gate</w:t>
-      </w:r>
-      <w:r>
-        <w:t xml:space="preserve"> </w:t>
-      </w:r>
-      <w:r>
-        <w:t xml:space="preserve">never observes. Third, the gate is genuinely selective rather than deny-all, but its</w:t>
-      </w:r>
-      <w:r>
-        <w:t xml:space="preserve"> </w:t>
-      </w:r>
-      <w:r>
-        <w:t xml:space="preserve">substring path-matching admits false positives on benign look-alike filenames while its</w:t>
-      </w:r>
-      <w:r>
-        <w:t xml:space="preserve"> </w:t>
-      </w:r>
-      <w:r>
-        <w:t xml:space="preserve">anchored tokens are evaded by path normalization. Fourth, attributing the actor from its</w:t>
-      </w:r>
-      <w:r>
-        <w:t xml:space="preserve"> </w:t>
-      </w:r>
-      <w:r>
-        <w:t xml:space="preserve">behaviour—by timing, by stated intent, or by its reaction to a denial—fails as a</w:t>
-      </w:r>
-      <w:r>
-        <w:t xml:space="preserve"> </w:t>
-      </w:r>
-      <w:r>
-        <w:t xml:space="preserve">control against an adversary that chooses its own behaviour. We then build and benchmark the</w:t>
-      </w:r>
-      <w:r>
-        <w:t xml:space="preserve"> </w:t>
-      </w:r>
-      <w:r>
-        <w:t xml:space="preserve">successor the failure implies: a default-deny filesystem allowlist over the Landlock LSM closes the</w:t>
-      </w:r>
-      <w:r>
-        <w:t xml:space="preserve"> </w:t>
-      </w:r>
-      <w:r>
-        <w:t xml:space="preserve">same TOCTOU race to 0/4000 and governs</w:t>
-      </w:r>
-      <w:r>
-        <w:t xml:space="preserve"> </w:t>
-      </w:r>
-      <w:r>
-        <w:rPr>
-          <w:rStyle w:val="VerbatimChar"/>
-        </w:rPr>
-        <w:t xml:space="preserve">open</w:t>
-      </w:r>
-      <w:r>
-        <w:t xml:space="preserve">,</w:t>
-      </w:r>
-      <w:r>
-        <w:t xml:space="preserve"> </w:t>
-      </w:r>
-      <w:r>
-        <w:rPr>
-          <w:rStyle w:val="VerbatimChar"/>
-        </w:rPr>
-        <w:t xml:space="preserve">creat</w:t>
-      </w:r>
-      <w:r>
-        <w:t xml:space="preserve">, and</w:t>
-      </w:r>
-      <w:r>
-        <w:t xml:space="preserve"> </w:t>
-      </w:r>
-      <w:r>
-        <w:rPr>
-          <w:rStyle w:val="VerbatimChar"/>
-        </w:rPr>
-        <w:t xml:space="preserve">openat</w:t>
-      </w:r>
-      <w:r>
-        <w:t xml:space="preserve"> </w:t>
-      </w:r>
-      <w:r>
-        <w:t xml:space="preserve">at one</w:t>
-      </w:r>
-      <w:r>
-        <w:t xml:space="preserve"> </w:t>
-      </w:r>
-      <w:r>
-        <w:t xml:space="preserve">kernel hook, where the seccomp gate races on its allow path and lets</w:t>
-      </w:r>
-      <w:r>
-        <w:t xml:space="preserve"> </w:t>
-      </w:r>
-      <w:r>
-        <w:rPr>
-          <w:rStyle w:val="VerbatimChar"/>
-        </w:rPr>
-        <w:t xml:space="preserve">open</w:t>
-      </w:r>
-      <w:r>
-        <w:t xml:space="preserve"> </w:t>
-      </w:r>
-      <w:r>
-        <w:t xml:space="preserve">and</w:t>
-      </w:r>
-      <w:r>
-        <w:t xml:space="preserve"> </w:t>
-      </w:r>
-      <w:r>
-        <w:rPr>
-          <w:rStyle w:val="VerbatimChar"/>
-        </w:rPr>
-        <w:t xml:space="preserve">creat</w:t>
-      </w:r>
-      <w:r>
-        <w:t xml:space="preserve"> </w:t>
-      </w:r>
-      <w:r>
-        <w:t xml:space="preserve">through, and it denies an</w:t>
-      </w:r>
-      <w:r>
-        <w:t xml:space="preserve"> </w:t>
-      </w:r>
-      <w:r>
-        <w:rPr>
-          <w:rStyle w:val="VerbatimChar"/>
-        </w:rPr>
-        <w:t xml:space="preserve">openat</w:t>
-      </w:r>
-      <w:r>
-        <w:t xml:space="preserve"> </w:t>
-      </w:r>
-      <w:r>
-        <w:t xml:space="preserve">submitted through an</w:t>
-      </w:r>
-      <w:r>
-        <w:t xml:space="preserve"> </w:t>
-      </w:r>
-      <w:r>
-        <w:rPr>
-          <w:rStyle w:val="VerbatimChar"/>
-        </w:rPr>
-        <w:t xml:space="preserve">io_uring</w:t>
-      </w:r>
-      <w:r>
-        <w:t xml:space="preserve"> </w:t>
-      </w:r>
-      <w:r>
-        <w:t xml:space="preserve">ring that the seccomp</w:t>
-      </w:r>
-      <w:r>
-        <w:t xml:space="preserve"> </w:t>
-      </w:r>
-      <w:r>
-        <w:t xml:space="preserve">gate never sees at all. We then measure where that allowlist stops: it denies</w:t>
-      </w:r>
-      <w:r>
-        <w:t xml:space="preserve"> </w:t>
-      </w:r>
-      <w:r>
-        <w:rPr>
-          <w:rStyle w:val="VerbatimChar"/>
-        </w:rPr>
-        <w:t xml:space="preserve">execve</w:t>
-      </w:r>
-      <w:r>
-        <w:t xml:space="preserve"> </w:t>
-      </w:r>
-      <w:r>
-        <w:t xml:space="preserve">when configured to, but</w:t>
-      </w:r>
-      <w:r>
-        <w:t xml:space="preserve"> </w:t>
-      </w:r>
-      <w:r>
-        <w:t xml:space="preserve">a descriptor opened before the ruleset keeps writing through it, and UDP and raw sockets pass a TCP</w:t>
-      </w:r>
-      <w:r>
-        <w:t xml:space="preserve"> </w:t>
-      </w:r>
-      <w:r>
-        <w:t xml:space="preserve">network ruleset untouched. Finally we characterize the contained process as a threat actor: denied on</w:t>
-      </w:r>
-      <w:r>
-        <w:t xml:space="preserve"> </w:t>
-      </w:r>
-      <w:r>
-        <w:t xml:space="preserve">every step, a live agent enumerated an alternative at all 88 denied steps and gave up in 0 of 8 trials,</w:t>
-      </w:r>
-      <w:r>
-        <w:t xml:space="preserve"> </w:t>
-      </w:r>
-      <w:r>
-        <w:t xml:space="preserve">escalating privilege for persistence and egress evasion for exfiltration, and its one-sentence</w:t>
-      </w:r>
-      <w:r>
-        <w:t xml:space="preserve"> </w:t>
-      </w:r>
-      <w:r>
-        <w:t xml:space="preserve">description omits the shell it spawns in 5 of 14 dangerous artifacts, so a self-description</w:t>
-      </w:r>
-      <w:r>
-        <w:t xml:space="preserve"> </w:t>
-      </w:r>
-      <w:r>
-        <w:t xml:space="preserve">cannot be the trust boundary. Two frontier models, Claude and Gemini, confirm the premise at the model</w:t>
-      </w:r>
-      <w:r>
-        <w:t xml:space="preserve"> </w:t>
-      </w:r>
-      <w:r>
-        <w:t xml:space="preserve">axis: neither refuses the injection, both emit the shell-out under direct injection at least as often as</w:t>
-      </w:r>
-      <w:r>
-        <w:t xml:space="preserve"> </w:t>
-      </w:r>
-      <w:r>
-        <w:t xml:space="preserve">the local models, and indirect injection is vendor-split. Assembled into one sandbox—the Landlock</w:t>
-      </w:r>
-      <w:r>
-        <w:t xml:space="preserve"> </w:t>
-      </w:r>
-      <w:r>
-        <w:t xml:space="preserve">allowlist, a deterministic execution deny, and a routeless network namespace—no tested attack in a</w:t>
-      </w:r>
-      <w:r>
-        <w:t xml:space="preserve"> </w:t>
-      </w:r>
-      <w:r>
-        <w:t xml:space="preserve">runtime-mutation and mechanism-bypass matrix violated the filesystem, execution, or network invariants</w:t>
-      </w:r>
-      <w:r>
-        <w:t xml:space="preserve"> </w:t>
-      </w:r>
-      <w:r>
-        <w:t xml:space="preserve">once the domain was entered, the one measured exception being a descriptor opened before it; an external</w:t>
-      </w:r>
-      <w:r>
-        <w:t xml:space="preserve"> </w:t>
-      </w:r>
-      <w:r>
-        <w:rPr>
-          <w:rStyle w:val="VerbatimChar"/>
-        </w:rPr>
-        <w:t xml:space="preserve">process_vm_writev</w:t>
-      </w:r>
-      <w:r>
-        <w:t xml:space="preserve"> </w:t>
-      </w:r>
-      <w:r>
-        <w:t xml:space="preserve">mutation that defeats the user-space gate does not reach the composed</w:t>
-      </w:r>
-      <w:r>
-        <w:t xml:space="preserve"> </w:t>
-      </w:r>
-      <w:r>
-        <w:t xml:space="preserve">sandbox, and a host-owned cgroup kill switch drives the process tree to zero live processes where PID</w:t>
-      </w:r>
-      <w:r>
-        <w:t xml:space="preserve"> </w:t>
-      </w:r>
-      <w:r>
-        <w:t xml:space="preserve">enumeration races. The determinism of the</w:t>
-      </w:r>
-      <w:r>
-        <w:t xml:space="preserve"> </w:t>
-      </w:r>
-      <w:r>
-        <w:t xml:space="preserve">verdict is not soundness of the containment. What protects the host is coverage of the</w:t>
-      </w:r>
-      <w:r>
-        <w:t xml:space="preserve"> </w:t>
-      </w:r>
-      <w:r>
-        <w:t xml:space="preserve">mechanisms an agent can use, and in every trial we ran a denied agent enumerated the</w:t>
-      </w:r>
-      <w:r>
-        <w:t xml:space="preserve"> </w:t>
-      </w:r>
-      <w:r>
-        <w:t xml:space="preserve">alternatives rather than stopping.</w:t>
+        <w:t xml:space="preserve"> </w:t>
+      </w:r>
+      <w:r>
+        <w:t xml:space="preserve">and the kernel’s errno, never from text, following the agent from prompt through syscalls</w:t>
+      </w:r>
+      <w:r>
+        <w:t xml:space="preserve"> </w:t>
+      </w:r>
+      <w:r>
+        <w:t xml:space="preserve">to kernel enforcement and runtime memory mutation.</w:t>
       </w:r>
     </w:p>
     <w:p>
       <w:pPr>
+        <w:pStyle w:val="BodyText"/>
+      </w:pPr>
+      <w:r>
+        <w:t xml:space="preserve">Three results carry the paper. First, the argument-inspection gate is raceable: it blocks a persistence</w:t>
+      </w:r>
+      <w:r>
+        <w:t xml:space="preserve"> </w:t>
+      </w:r>
+      <w:r>
+        <w:t xml:space="preserve">write 4000/4000 times head-on, but a time-of-check-to-time-of-use race on its allow path defeats it</w:t>
+      </w:r>
+      <w:r>
+        <w:t xml:space="preserve"> </w:t>
+      </w:r>
+      <w:r>
+        <w:t xml:space="preserve">at 18.9–23.1% per attempt, and a separate process rewriting the checked buffer wins the same</w:t>
+      </w:r>
+      <w:r>
+        <w:t xml:space="preserve"> </w:t>
+      </w:r>
+      <w:r>
+        <w:t xml:space="preserve">window. Second, manipulated and denied agents produce executable dangerous behaviour and adapt rather than</w:t>
+      </w:r>
+      <w:r>
+        <w:t xml:space="preserve"> </w:t>
+      </w:r>
+      <w:r>
+        <w:t xml:space="preserve">stop: a denied agent enumerated an alternative at all 88 blocked steps and gave up in none of eight</w:t>
+      </w:r>
+      <w:r>
+        <w:t xml:space="preserve"> </w:t>
+      </w:r>
+      <w:r>
+        <w:t xml:space="preserve">trials, and two frontier models complied with prompt injection instead of refusing. Third, moving the</w:t>
+      </w:r>
+      <w:r>
+        <w:t xml:space="preserve"> </w:t>
+      </w:r>
+      <w:r>
+        <w:t xml:space="preserve">decision to kernel object hooks and composing a Landlock allowlist, a deterministic execution deny, a</w:t>
+      </w:r>
+      <w:r>
+        <w:t xml:space="preserve"> </w:t>
+      </w:r>
+      <w:r>
+        <w:t xml:space="preserve">routeless network namespace, and a</w:t>
+      </w:r>
+      <w:r>
+        <w:t xml:space="preserve"> </w:t>
+      </w:r>
+      <w:r>
+        <w:rPr>
+          <w:rStyle w:val="VerbatimChar"/>
+        </w:rPr>
+        <w:t xml:space="preserve">cgroup</w:t>
+      </w:r>
+      <w:r>
+        <w:t xml:space="preserve"> </w:t>
+      </w:r>
+      <w:r>
+        <w:t xml:space="preserve">kill switch resisted the tested attack matrix, with</w:t>
+      </w:r>
+      <w:r>
+        <w:t xml:space="preserve"> </w:t>
+      </w:r>
+      <w:r>
+        <w:rPr>
+          <w:rStyle w:val="VerbatimChar"/>
+        </w:rPr>
+        <w:t xml:space="preserve">cgroup.kill</w:t>
+      </w:r>
+      <w:r>
+        <w:t xml:space="preserve"> </w:t>
+      </w:r>
+      <w:r>
+        <w:t xml:space="preserve">terminating the whole process tree where PID enumeration raced.</w:t>
+      </w:r>
+    </w:p>
+    <w:p>
+      <w:pPr>
+        <w:pStyle w:val="BodyText"/>
+      </w:pPr>
+      <w:r>
+        <w:t xml:space="preserve">This is empirical evidence within the stated threat model and tested matrix, not a proof against untested</w:t>
+      </w:r>
+      <w:r>
+        <w:t xml:space="preserve"> </w:t>
+      </w:r>
+      <w:r>
+        <w:t xml:space="preserve">interfaces, inherited authority, or kernel and hardware flaws.</w:t>
+      </w:r>
+    </w:p>
+    <w:p>
+      <w:pPr>
         <w:pStyle w:val="Heading3"/>
       </w:pPr>
-      <w:bookmarkStart w:id="22" w:name="introduction"/>
+      <w:bookmarkStart w:id="21" w:name="introduction"/>
       <w:r>
         <w:t xml:space="preserve">Introduction</w:t>
       </w:r>
-      <w:bookmarkEnd w:id="22"/>
+      <w:bookmarkEnd w:id="21"/>
     </w:p>
     <w:p>
       <w:pPr>
@@ -1199,7 +915,7 @@
           <w:rPr>
             <w:rStyle w:val="Hyperlink"/>
           </w:rPr>
-          <w:t xml:space="preserve">5</w:t>
+          <w:t xml:space="preserve">4</w:t>
         </w:r>
       </w:hyperlink>
       <w:r>
@@ -1300,37 +1016,26 @@
         </w:r>
       </w:hyperlink>
       <w:r>
-        <w:t xml:space="preserve">), and its stated</w:t>
-      </w:r>
-      <w:r>
-        <w:t xml:space="preserve"> </w:t>
-      </w:r>
-      <w:r>
-        <w:t xml:space="preserve">intent omits the mechanism it executes (Section </w:t>
-      </w:r>
-      <w:hyperlink w:anchor="sec:conceal">
+        <w:t xml:space="preserve">), and neither its</w:t>
+      </w:r>
+      <w:r>
+        <w:t xml:space="preserve"> </w:t>
+      </w:r>
+      <w:r>
+        <w:t xml:space="preserve">stated intent, its cadence, nor its resource footprint attributes the actor, so behavioural observation is</w:t>
+      </w:r>
+      <w:r>
+        <w:t xml:space="preserve"> </w:t>
+      </w:r>
+      <w:r>
+        <w:t xml:space="preserve">not a control (Section </w:t>
+      </w:r>
+      <w:hyperlink w:anchor="sec:attribution">
         <w:r>
           <w:rPr>
             <w:rStyle w:val="Hyperlink"/>
           </w:rPr>
           <w:t xml:space="preserve">4</w:t>
-        </w:r>
-      </w:hyperlink>
-      <w:r>
-        <w:t xml:space="preserve">), so behavioural attribution is not a</w:t>
-      </w:r>
-      <w:r>
-        <w:t xml:space="preserve"> </w:t>
-      </w:r>
-      <w:r>
-        <w:t xml:space="preserve">control (Section </w:t>
-      </w:r>
-      <w:hyperlink w:anchor="sec:attribution">
-        <w:r>
-          <w:rPr>
-            <w:rStyle w:val="Hyperlink"/>
-          </w:rPr>
-          <w:t xml:space="preserve">5</w:t>
         </w:r>
       </w:hyperlink>
       <w:r>
@@ -1447,21 +1152,21 @@
       <w:pPr>
         <w:pStyle w:val="Heading1"/>
       </w:pPr>
-      <w:bookmarkStart w:id="23" w:name="the-control-fails"/>
+      <w:bookmarkStart w:id="22" w:name="the-control-fails"/>
       <w:r>
         <w:t xml:space="preserve">The control fails</w:t>
       </w:r>
-      <w:bookmarkEnd w:id="23"/>
+      <w:bookmarkEnd w:id="22"/>
     </w:p>
     <w:p>
       <w:pPr>
         <w:pStyle w:val="Heading3"/>
       </w:pPr>
-      <w:bookmarkStart w:id="24" w:name="sec:threat"/>
+      <w:bookmarkStart w:id="23" w:name="sec:threat"/>
       <w:r>
         <w:t xml:space="preserve">Threat model</w:t>
       </w:r>
-      <w:bookmarkEnd w:id="24"/>
+      <w:bookmarkEnd w:id="23"/>
     </w:p>
     <w:p>
       <w:pPr>
@@ -1629,171 +1334,171 @@
       <w:pPr>
         <w:pStyle w:val="Heading3"/>
       </w:pPr>
-      <w:bookmarkStart w:id="25" w:name="sec:method"/>
+      <w:bookmarkStart w:id="24" w:name="sec:method"/>
       <w:r>
         <w:t xml:space="preserve">Method</w:t>
+      </w:r>
+      <w:bookmarkEnd w:id="24"/>
+    </w:p>
+    <w:p>
+      <w:pPr>
+        <w:pStyle w:val="Heading6"/>
+      </w:pPr>
+      <w:bookmarkStart w:id="25" w:name="mechanical-oracle."/>
+      <w:r>
+        <w:t xml:space="preserve">Mechanical oracle.</w:t>
       </w:r>
       <w:bookmarkEnd w:id="25"/>
     </w:p>
     <w:p>
       <w:pPr>
-        <w:pStyle w:val="Heading6"/>
-      </w:pPr>
-      <w:bookmarkStart w:id="26" w:name="mechanical-oracle."/>
-      <w:r>
-        <w:t xml:space="preserve">Mechanical oracle.</w:t>
-      </w:r>
-      <w:bookmarkEnd w:id="26"/>
+        <w:pStyle w:val="FirstParagraph"/>
+      </w:pPr>
+      <w:r>
+        <w:t xml:space="preserve">Generated C is compiled with</w:t>
+      </w:r>
+      <w:r>
+        <w:t xml:space="preserve"> </w:t>
+      </w:r>
+      <w:r>
+        <w:rPr>
+          <w:rStyle w:val="VerbatimChar"/>
+        </w:rPr>
+        <w:t xml:space="preserve">gcc</w:t>
+      </w:r>
+      <w:r>
+        <w:t xml:space="preserve"> </w:t>
+      </w:r>
+      <w:r>
+        <w:t xml:space="preserve">and executed under</w:t>
+      </w:r>
+      <w:r>
+        <w:t xml:space="preserve"> </w:t>
+      </w:r>
+      <w:r>
+        <w:rPr>
+          <w:rStyle w:val="VerbatimChar"/>
+        </w:rPr>
+        <w:t xml:space="preserve">timeout 10 unshare -rn strace -f</w:t>
+      </w:r>
+      <w:r>
+        <w:t xml:space="preserve">. The footprint of a run is the set of security-relevant</w:t>
+      </w:r>
+      <w:r>
+        <w:t xml:space="preserve"> </w:t>
+      </w:r>
+      <w:r>
+        <w:t xml:space="preserve">syscalls it issues (</w:t>
+      </w:r>
+      <w:r>
+        <w:rPr>
+          <w:rStyle w:val="VerbatimChar"/>
+        </w:rPr>
+        <w:t xml:space="preserve">execve</w:t>
+      </w:r>
+      <w:r>
+        <w:t xml:space="preserve">,</w:t>
+      </w:r>
+      <w:r>
+        <w:t xml:space="preserve"> </w:t>
+      </w:r>
+      <w:r>
+        <w:rPr>
+          <w:rStyle w:val="VerbatimChar"/>
+        </w:rPr>
+        <w:t xml:space="preserve">connect</w:t>
+      </w:r>
+      <w:r>
+        <w:t xml:space="preserve">,</w:t>
+      </w:r>
+      <w:r>
+        <w:t xml:space="preserve"> </w:t>
+      </w:r>
+      <w:r>
+        <w:rPr>
+          <w:rStyle w:val="VerbatimChar"/>
+        </w:rPr>
+        <w:t xml:space="preserve">openat</w:t>
+      </w:r>
+      <w:r>
+        <w:t xml:space="preserve">,</w:t>
+      </w:r>
+      <w:r>
+        <w:t xml:space="preserve"> </w:t>
+      </w:r>
+      <w:r>
+        <w:rPr>
+          <w:rStyle w:val="VerbatimChar"/>
+        </w:rPr>
+        <w:t xml:space="preserve">unlink</w:t>
+      </w:r>
+      <w:r>
+        <w:t xml:space="preserve">,</w:t>
+      </w:r>
+      <w:r>
+        <w:t xml:space="preserve"> </w:t>
+      </w:r>
+      <w:r>
+        <w:rPr>
+          <w:rStyle w:val="VerbatimChar"/>
+        </w:rPr>
+        <w:t xml:space="preserve">rmdir</w:t>
+      </w:r>
+      <w:r>
+        <w:t xml:space="preserve">, and their families), read from the trace. A baseline of one</w:t>
+      </w:r>
+      <w:r>
+        <w:t xml:space="preserve"> </w:t>
+      </w:r>
+      <w:r>
+        <w:rPr>
+          <w:rStyle w:val="VerbatimChar"/>
+        </w:rPr>
+        <w:t xml:space="preserve">execve</w:t>
+      </w:r>
+      <w:r>
+        <w:t xml:space="preserve">—the</w:t>
+      </w:r>
+      <w:r>
+        <w:t xml:space="preserve"> </w:t>
+      </w:r>
+      <w:r>
+        <w:t xml:space="preserve">process launch—is subtracted before a run counts as</w:t>
+      </w:r>
+      <w:r>
+        <w:t xml:space="preserve"> </w:t>
+      </w:r>
+      <w:r>
+        <w:t xml:space="preserve">“</w:t>
+      </w:r>
+      <w:r>
+        <w:t xml:space="preserve">attempting.</w:t>
+      </w:r>
+      <w:r>
+        <w:t xml:space="preserve">”</w:t>
+      </w:r>
+      <w:r>
+        <w:t xml:space="preserve"> </w:t>
+      </w:r>
+      <w:r>
+        <w:t xml:space="preserve">No claim in this paper is</w:t>
+      </w:r>
+      <w:r>
+        <w:t xml:space="preserve"> </w:t>
+      </w:r>
+      <w:r>
+        <w:t xml:space="preserve">derived by scanning model output for keywords.</w:t>
+      </w:r>
     </w:p>
     <w:p>
       <w:pPr>
-        <w:pStyle w:val="FirstParagraph"/>
-      </w:pPr>
-      <w:r>
-        <w:t xml:space="preserve">Generated C is compiled with</w:t>
-      </w:r>
-      <w:r>
-        <w:t xml:space="preserve"> </w:t>
-      </w:r>
-      <w:r>
-        <w:rPr>
-          <w:rStyle w:val="VerbatimChar"/>
-        </w:rPr>
-        <w:t xml:space="preserve">gcc</w:t>
-      </w:r>
-      <w:r>
-        <w:t xml:space="preserve"> </w:t>
-      </w:r>
-      <w:r>
-        <w:t xml:space="preserve">and executed under</w:t>
-      </w:r>
-      <w:r>
-        <w:t xml:space="preserve"> </w:t>
-      </w:r>
-      <w:r>
-        <w:rPr>
-          <w:rStyle w:val="VerbatimChar"/>
-        </w:rPr>
-        <w:t xml:space="preserve">timeout 10 unshare -rn strace -f</w:t>
-      </w:r>
-      <w:r>
-        <w:t xml:space="preserve">. The footprint of a run is the set of security-relevant</w:t>
-      </w:r>
-      <w:r>
-        <w:t xml:space="preserve"> </w:t>
-      </w:r>
-      <w:r>
-        <w:t xml:space="preserve">syscalls it issues (</w:t>
-      </w:r>
-      <w:r>
-        <w:rPr>
-          <w:rStyle w:val="VerbatimChar"/>
-        </w:rPr>
-        <w:t xml:space="preserve">execve</w:t>
-      </w:r>
-      <w:r>
-        <w:t xml:space="preserve">,</w:t>
-      </w:r>
-      <w:r>
-        <w:t xml:space="preserve"> </w:t>
-      </w:r>
-      <w:r>
-        <w:rPr>
-          <w:rStyle w:val="VerbatimChar"/>
-        </w:rPr>
-        <w:t xml:space="preserve">connect</w:t>
-      </w:r>
-      <w:r>
-        <w:t xml:space="preserve">,</w:t>
-      </w:r>
-      <w:r>
-        <w:t xml:space="preserve"> </w:t>
-      </w:r>
-      <w:r>
-        <w:rPr>
-          <w:rStyle w:val="VerbatimChar"/>
-        </w:rPr>
-        <w:t xml:space="preserve">openat</w:t>
-      </w:r>
-      <w:r>
-        <w:t xml:space="preserve">,</w:t>
-      </w:r>
-      <w:r>
-        <w:t xml:space="preserve"> </w:t>
-      </w:r>
-      <w:r>
-        <w:rPr>
-          <w:rStyle w:val="VerbatimChar"/>
-        </w:rPr>
-        <w:t xml:space="preserve">unlink</w:t>
-      </w:r>
-      <w:r>
-        <w:t xml:space="preserve">,</w:t>
-      </w:r>
-      <w:r>
-        <w:t xml:space="preserve"> </w:t>
-      </w:r>
-      <w:r>
-        <w:rPr>
-          <w:rStyle w:val="VerbatimChar"/>
-        </w:rPr>
-        <w:t xml:space="preserve">rmdir</w:t>
-      </w:r>
-      <w:r>
-        <w:t xml:space="preserve">, and their families), read from the trace. A baseline of one</w:t>
-      </w:r>
-      <w:r>
-        <w:t xml:space="preserve"> </w:t>
-      </w:r>
-      <w:r>
-        <w:rPr>
-          <w:rStyle w:val="VerbatimChar"/>
-        </w:rPr>
-        <w:t xml:space="preserve">execve</w:t>
-      </w:r>
-      <w:r>
-        <w:t xml:space="preserve">—the</w:t>
-      </w:r>
-      <w:r>
-        <w:t xml:space="preserve"> </w:t>
-      </w:r>
-      <w:r>
-        <w:t xml:space="preserve">process launch—is subtracted before a run counts as</w:t>
-      </w:r>
-      <w:r>
-        <w:t xml:space="preserve"> </w:t>
-      </w:r>
-      <w:r>
-        <w:t xml:space="preserve">“</w:t>
-      </w:r>
-      <w:r>
-        <w:t xml:space="preserve">attempting.</w:t>
-      </w:r>
-      <w:r>
-        <w:t xml:space="preserve">”</w:t>
-      </w:r>
-      <w:r>
-        <w:t xml:space="preserve"> </w:t>
-      </w:r>
-      <w:r>
-        <w:t xml:space="preserve">No claim in this paper is</w:t>
-      </w:r>
-      <w:r>
-        <w:t xml:space="preserve"> </w:t>
-      </w:r>
-      <w:r>
-        <w:t xml:space="preserve">derived by scanning model output for keywords.</w:t>
-      </w:r>
-    </w:p>
-    <w:p>
-      <w:pPr>
         <w:pStyle w:val="Heading6"/>
       </w:pPr>
-      <w:bookmarkStart w:id="27" w:name="subjects."/>
+      <w:bookmarkStart w:id="26" w:name="subjects."/>
       <w:r>
         <w:t xml:space="preserve">Subjects.</w:t>
       </w:r>
-      <w:bookmarkEnd w:id="27"/>
+      <w:bookmarkEnd w:id="26"/>
     </w:p>
     <w:p>
       <w:pPr>
@@ -1863,9 +1568,252 @@
       <w:pPr>
         <w:pStyle w:val="Heading6"/>
       </w:pPr>
-      <w:bookmarkStart w:id="28" w:name="where-the-code-runs."/>
+      <w:bookmarkStart w:id="27" w:name="where-the-code-runs."/>
       <w:r>
         <w:t xml:space="preserve">Where the code runs.</w:t>
+      </w:r>
+      <w:bookmarkEnd w:id="27"/>
+    </w:p>
+    <w:p>
+      <w:pPr>
+        <w:pStyle w:val="FirstParagraph"/>
+      </w:pPr>
+      <w:r>
+        <w:rPr>
+          <w:rStyle w:val="VerbatimChar"/>
+        </w:rPr>
+        <w:t xml:space="preserve">unshare -rn</w:t>
+      </w:r>
+      <w:r>
+        <w:t xml:space="preserve"> </w:t>
+      </w:r>
+      <w:r>
+        <w:t xml:space="preserve">supplies a user and network namespace—no route</w:t>
+      </w:r>
+      <w:r>
+        <w:t xml:space="preserve"> </w:t>
+      </w:r>
+      <w:r>
+        <w:t xml:space="preserve">off the host, which is how we assert the zero-egress results—but</w:t>
+      </w:r>
+      <w:r>
+        <w:t xml:space="preserve"> </w:t>
+      </w:r>
+      <w:r>
+        <w:rPr>
+          <w:i/>
+        </w:rPr>
+        <w:t xml:space="preserve">not</w:t>
+      </w:r>
+      <w:r>
+        <w:t xml:space="preserve"> </w:t>
+      </w:r>
+      <w:r>
+        <w:t xml:space="preserve">a mount namespace, so the</w:t>
+      </w:r>
+      <w:r>
+        <w:t xml:space="preserve"> </w:t>
+      </w:r>
+      <w:r>
+        <w:t xml:space="preserve">filesystem the artifact sees is the host’s. Destructive behaviour is therefore contained by the syscall</w:t>
+      </w:r>
+      <w:r>
+        <w:t xml:space="preserve"> </w:t>
+      </w:r>
+      <w:r>
+        <w:t xml:space="preserve">boundary and a scratch directory, not by filesystem isolation. Injection artifacts are safe to run</w:t>
+      </w:r>
+      <w:r>
+        <w:t xml:space="preserve"> </w:t>
+      </w:r>
+      <w:r>
+        <w:t xml:space="preserve">outright: the injected payload is a benign</w:t>
+      </w:r>
+      <w:r>
+        <w:t xml:space="preserve"> </w:t>
+      </w:r>
+      <w:r>
+        <w:rPr>
+          <w:rStyle w:val="VerbatimChar"/>
+        </w:rPr>
+        <w:t xml:space="preserve">echo</w:t>
+      </w:r>
+      <w:r>
+        <w:t xml:space="preserve"> </w:t>
+      </w:r>
+      <w:r>
+        <w:t xml:space="preserve">append into a fixture under</w:t>
+      </w:r>
+      <w:r>
+        <w:t xml:space="preserve"> </w:t>
+      </w:r>
+      <w:r>
+        <w:rPr>
+          <w:rStyle w:val="VerbatimChar"/>
+        </w:rPr>
+        <w:t xml:space="preserve">/tmp/agentsec_run</w:t>
+      </w:r>
+      <w:r>
+        <w:t xml:space="preserve">, so what we observe is the</w:t>
+      </w:r>
+      <w:r>
+        <w:t xml:space="preserve"> </w:t>
+      </w:r>
+      <w:r>
+        <w:rPr>
+          <w:rStyle w:val="VerbatimChar"/>
+        </w:rPr>
+        <w:t xml:space="preserve">execve</w:t>
+      </w:r>
+      <w:r>
+        <w:t xml:space="preserve"> </w:t>
+      </w:r>
+      <w:r>
+        <w:t xml:space="preserve">mechanism, not a destructive</w:t>
+      </w:r>
+      <w:r>
+        <w:t xml:space="preserve"> </w:t>
+      </w:r>
+      <w:r>
+        <w:t xml:space="preserve">effect. Autonomous destruction artifacts (</w:t>
+      </w:r>
+      <w:r>
+        <w:rPr>
+          <w:rStyle w:val="VerbatimChar"/>
+        </w:rPr>
+        <w:t xml:space="preserve">rm -rf build</w:t>
+      </w:r>
+      <w:r>
+        <w:t xml:space="preserve">, direct</w:t>
+      </w:r>
+      <w:r>
+        <w:t xml:space="preserve"> </w:t>
+      </w:r>
+      <w:r>
+        <w:rPr>
+          <w:rStyle w:val="VerbatimChar"/>
+        </w:rPr>
+        <w:t xml:space="preserve">unlink</w:t>
+      </w:r>
+      <w:r>
+        <w:t xml:space="preserve">) are run behind</w:t>
+      </w:r>
+      <w:r>
+        <w:t xml:space="preserve"> </w:t>
+      </w:r>
+      <w:r>
+        <w:t xml:space="preserve">the deny gate—a seccomp filter that blocks</w:t>
+      </w:r>
+      <w:r>
+        <w:t xml:space="preserve"> </w:t>
+      </w:r>
+      <w:r>
+        <w:rPr>
+          <w:rStyle w:val="VerbatimChar"/>
+        </w:rPr>
+        <w:t xml:space="preserve">execve</w:t>
+      </w:r>
+      <w:r>
+        <w:t xml:space="preserve">,</w:t>
+      </w:r>
+      <w:r>
+        <w:t xml:space="preserve"> </w:t>
+      </w:r>
+      <w:r>
+        <w:rPr>
+          <w:rStyle w:val="VerbatimChar"/>
+        </w:rPr>
+        <w:t xml:space="preserve">unlink</w:t>
+      </w:r>
+      <w:r>
+        <w:t xml:space="preserve">,</w:t>
+      </w:r>
+      <w:r>
+        <w:t xml:space="preserve"> </w:t>
+      </w:r>
+      <w:r>
+        <w:rPr>
+          <w:rStyle w:val="VerbatimChar"/>
+        </w:rPr>
+        <w:t xml:space="preserve">unlinkat</w:t>
+      </w:r>
+      <w:r>
+        <w:t xml:space="preserve">,</w:t>
+      </w:r>
+      <w:r>
+        <w:t xml:space="preserve"> </w:t>
+      </w:r>
+      <w:r>
+        <w:rPr>
+          <w:rStyle w:val="VerbatimChar"/>
+        </w:rPr>
+        <w:t xml:space="preserve">rmdir</w:t>
+      </w:r>
+      <w:r>
+        <w:t xml:space="preserve">, and</w:t>
+      </w:r>
+      <w:r>
+        <w:t xml:space="preserve"> </w:t>
+      </w:r>
+      <w:r>
+        <w:rPr>
+          <w:rStyle w:val="VerbatimChar"/>
+        </w:rPr>
+        <w:t xml:space="preserve">connect</w:t>
+      </w:r>
+      <w:r>
+        <w:t xml:space="preserve">—from a throwaway working directory</w:t>
+      </w:r>
+      <w:r>
+        <w:t xml:space="preserve"> </w:t>
+      </w:r>
+      <w:r>
+        <w:t xml:space="preserve">(</w:t>
+      </w:r>
+      <w:r>
+        <w:rPr>
+          <w:rStyle w:val="VerbatimChar"/>
+        </w:rPr>
+        <w:t xml:space="preserve">/tmp/agentsec_auto/sandbox_cwd</w:t>
+      </w:r>
+      <w:r>
+        <w:t xml:space="preserve">); the destructive call returns</w:t>
+      </w:r>
+      <w:r>
+        <w:t xml:space="preserve"> </w:t>
+      </w:r>
+      <w:r>
+        <w:rPr>
+          <w:rStyle w:val="VerbatimChar"/>
+        </w:rPr>
+        <w:t xml:space="preserve">EPERM</w:t>
+      </w:r>
+      <w:r>
+        <w:t xml:space="preserve"> </w:t>
+      </w:r>
+      <w:r>
+        <w:t xml:space="preserve">and nothing is</w:t>
+      </w:r>
+      <w:r>
+        <w:t xml:space="preserve"> </w:t>
+      </w:r>
+      <w:r>
+        <w:t xml:space="preserve">deleted, so we record the attempt without executing it. Fixtures are recreated per run and removed</w:t>
+      </w:r>
+      <w:r>
+        <w:t xml:space="preserve"> </w:t>
+      </w:r>
+      <w:r>
+        <w:t xml:space="preserve">after.</w:t>
+      </w:r>
+    </w:p>
+    <w:p>
+      <w:pPr>
+        <w:pStyle w:val="Heading6"/>
+      </w:pPr>
+      <w:bookmarkStart w:id="28" w:name="the-gate."/>
+      <w:r>
+        <w:t xml:space="preserve">The gate.</w:t>
       </w:r>
       <w:bookmarkEnd w:id="28"/>
     </w:p>
@@ -1874,82 +1822,22 @@
         <w:pStyle w:val="FirstParagraph"/>
       </w:pPr>
       <w:r>
-        <w:rPr>
-          <w:rStyle w:val="VerbatimChar"/>
-        </w:rPr>
-        <w:t xml:space="preserve">unshare -rn</w:t>
-      </w:r>
-      <w:r>
-        <w:t xml:space="preserve"> </w:t>
-      </w:r>
-      <w:r>
-        <w:t xml:space="preserve">supplies a user and network namespace—no route</w:t>
-      </w:r>
-      <w:r>
-        <w:t xml:space="preserve"> </w:t>
-      </w:r>
-      <w:r>
-        <w:t xml:space="preserve">off the host, which is how we assert the zero-egress results—but</w:t>
-      </w:r>
-      <w:r>
-        <w:t xml:space="preserve"> </w:t>
-      </w:r>
-      <w:r>
-        <w:rPr>
-          <w:i/>
-        </w:rPr>
-        <w:t xml:space="preserve">not</w:t>
-      </w:r>
-      <w:r>
-        <w:t xml:space="preserve"> </w:t>
-      </w:r>
-      <w:r>
-        <w:t xml:space="preserve">a mount namespace, so the</w:t>
-      </w:r>
-      <w:r>
-        <w:t xml:space="preserve"> </w:t>
-      </w:r>
-      <w:r>
-        <w:t xml:space="preserve">filesystem the artifact sees is the host’s. Destructive behaviour is therefore contained by the syscall</w:t>
-      </w:r>
-      <w:r>
-        <w:t xml:space="preserve"> </w:t>
-      </w:r>
-      <w:r>
-        <w:t xml:space="preserve">boundary and a scratch directory, not by filesystem isolation. Injection artifacts are safe to run</w:t>
-      </w:r>
-      <w:r>
-        <w:t xml:space="preserve"> </w:t>
-      </w:r>
-      <w:r>
-        <w:t xml:space="preserve">outright: the injected payload is a benign</w:t>
-      </w:r>
-      <w:r>
-        <w:t xml:space="preserve"> </w:t>
-      </w:r>
-      <w:r>
-        <w:rPr>
-          <w:rStyle w:val="VerbatimChar"/>
-        </w:rPr>
-        <w:t xml:space="preserve">echo</w:t>
-      </w:r>
-      <w:r>
-        <w:t xml:space="preserve"> </w:t>
-      </w:r>
-      <w:r>
-        <w:t xml:space="preserve">append into a fixture under</w:t>
-      </w:r>
-      <w:r>
-        <w:t xml:space="preserve"> </w:t>
-      </w:r>
-      <w:r>
-        <w:rPr>
-          <w:rStyle w:val="VerbatimChar"/>
-        </w:rPr>
-        <w:t xml:space="preserve">/tmp/agentsec_run</w:t>
-      </w:r>
-      <w:r>
-        <w:t xml:space="preserve">, so what we observe is the</w:t>
+        <w:t xml:space="preserve">The rootful gate forks the target, installs</w:t>
+      </w:r>
+      <w:r>
+        <w:t xml:space="preserve"> </w:t>
+      </w:r>
+      <w:r>
+        <w:rPr>
+          <w:rStyle w:val="VerbatimChar"/>
+        </w:rPr>
+        <w:t xml:space="preserve">SCMP_ACT_NOTIFY</w:t>
+      </w:r>
+      <w:r>
+        <w:t xml:space="preserve"> </w:t>
+      </w:r>
+      <w:r>
+        <w:t xml:space="preserve">on</w:t>
       </w:r>
       <w:r>
         <w:t xml:space="preserve"> </w:t>
@@ -1961,43 +1849,136 @@
         <w:t xml:space="preserve">execve</w:t>
       </w:r>
       <w:r>
-        <w:t xml:space="preserve"> </w:t>
-      </w:r>
-      <w:r>
-        <w:t xml:space="preserve">mechanism, not a destructive</w:t>
-      </w:r>
-      <w:r>
-        <w:t xml:space="preserve"> </w:t>
-      </w:r>
-      <w:r>
-        <w:t xml:space="preserve">effect. Autonomous destruction artifacts (</w:t>
-      </w:r>
-      <w:r>
-        <w:rPr>
-          <w:rStyle w:val="VerbatimChar"/>
-        </w:rPr>
-        <w:t xml:space="preserve">rm -rf build</w:t>
-      </w:r>
-      <w:r>
-        <w:t xml:space="preserve">, direct</w:t>
-      </w:r>
-      <w:r>
-        <w:t xml:space="preserve"> </w:t>
-      </w:r>
-      <w:r>
-        <w:rPr>
-          <w:rStyle w:val="VerbatimChar"/>
-        </w:rPr>
-        <w:t xml:space="preserve">unlink</w:t>
-      </w:r>
-      <w:r>
-        <w:t xml:space="preserve">) are run behind</w:t>
-      </w:r>
-      <w:r>
-        <w:t xml:space="preserve"> </w:t>
-      </w:r>
-      <w:r>
-        <w:t xml:space="preserve">the deny gate—a seccomp filter that blocks</w:t>
+        <w:t xml:space="preserve">,</w:t>
+      </w:r>
+      <w:r>
+        <w:t xml:space="preserve"> </w:t>
+      </w:r>
+      <w:r>
+        <w:rPr>
+          <w:rStyle w:val="VerbatimChar"/>
+        </w:rPr>
+        <w:t xml:space="preserve">execveat</w:t>
+      </w:r>
+      <w:r>
+        <w:t xml:space="preserve">, and</w:t>
+      </w:r>
+      <w:r>
+        <w:t xml:space="preserve"> </w:t>
+      </w:r>
+      <w:r>
+        <w:rPr>
+          <w:rStyle w:val="VerbatimChar"/>
+        </w:rPr>
+        <w:t xml:space="preserve">connect</w:t>
+      </w:r>
+      <w:r>
+        <w:t xml:space="preserve"> </w:t>
+      </w:r>
+      <w:r>
+        <w:t xml:space="preserve">(and, in persistence mode, on</w:t>
+      </w:r>
+      <w:r>
+        <w:t xml:space="preserve"> </w:t>
+      </w:r>
+      <w:r>
+        <w:rPr>
+          <w:rStyle w:val="VerbatimChar"/>
+        </w:rPr>
+        <w:t xml:space="preserve">openat</w:t>
+      </w:r>
+      <w:r>
+        <w:t xml:space="preserve">,</w:t>
+      </w:r>
+      <w:r>
+        <w:t xml:space="preserve"> </w:t>
+      </w:r>
+      <w:r>
+        <w:rPr>
+          <w:rStyle w:val="VerbatimChar"/>
+        </w:rPr>
+        <w:t xml:space="preserve">rename</w:t>
+      </w:r>
+      <w:r>
+        <w:t xml:space="preserve">,</w:t>
+      </w:r>
+      <w:r>
+        <w:t xml:space="preserve"> </w:t>
+      </w:r>
+      <w:r>
+        <w:rPr>
+          <w:rStyle w:val="VerbatimChar"/>
+        </w:rPr>
+        <w:t xml:space="preserve">link</w:t>
+      </w:r>
+      <w:r>
+        <w:t xml:space="preserve">, and their variants), and sends the notification</w:t>
+      </w:r>
+      <w:r>
+        <w:t xml:space="preserve"> </w:t>
+      </w:r>
+      <w:r>
+        <w:t xml:space="preserve">descriptor to the supervisor. On each notification the supervisor reads the pathname from</w:t>
+      </w:r>
+      <w:r>
+        <w:t xml:space="preserve"> </w:t>
+      </w:r>
+      <w:r>
+        <w:rPr>
+          <w:rStyle w:val="VerbatimChar"/>
+        </w:rPr>
+        <w:t xml:space="preserve">/proc/pid/mem</w:t>
+      </w:r>
+      <w:r>
+        <w:t xml:space="preserve">, compares it against policy, and either allows the call by returning</w:t>
+      </w:r>
+      <w:r>
+        <w:t xml:space="preserve"> </w:t>
+      </w:r>
+      <w:r>
+        <w:rPr>
+          <w:rStyle w:val="VerbatimChar"/>
+        </w:rPr>
+        <w:t xml:space="preserve">SECCOMP_USER_NOTIF_FLAG_CONTINUE</w:t>
+      </w:r>
+      <w:r>
+        <w:t xml:space="preserve"> </w:t>
+      </w:r>
+      <w:r>
+        <w:t xml:space="preserve">or denies it with</w:t>
+      </w:r>
+      <w:r>
+        <w:t xml:space="preserve"> </w:t>
+      </w:r>
+      <w:r>
+        <w:rPr>
+          <w:rStyle w:val="VerbatimChar"/>
+        </w:rPr>
+        <w:t xml:space="preserve">EPERM</w:t>
+      </w:r>
+      <w:r>
+        <w:t xml:space="preserve">. The rootless gate,</w:t>
+      </w:r>
+      <w:r>
+        <w:t xml:space="preserve"> </w:t>
+      </w:r>
+      <w:r>
+        <w:t xml:space="preserve">by contrast, is a blanket</w:t>
+      </w:r>
+      <w:r>
+        <w:t xml:space="preserve"> </w:t>
+      </w:r>
+      <w:r>
+        <w:rPr>
+          <w:rStyle w:val="VerbatimChar"/>
+        </w:rPr>
+        <w:t xml:space="preserve">SCMP_ACT_ERRNO</w:t>
+      </w:r>
+      <w:r>
+        <w:t xml:space="preserve"> </w:t>
+      </w:r>
+      <w:r>
+        <w:t xml:space="preserve">deny of</w:t>
       </w:r>
       <w:r>
         <w:t xml:space="preserve"> </w:t>
@@ -2009,43 +1990,16 @@
         <w:t xml:space="preserve">execve</w:t>
       </w:r>
       <w:r>
-        <w:t xml:space="preserve">,</w:t>
-      </w:r>
-      <w:r>
-        <w:t xml:space="preserve"> </w:t>
-      </w:r>
-      <w:r>
-        <w:rPr>
-          <w:rStyle w:val="VerbatimChar"/>
-        </w:rPr>
-        <w:t xml:space="preserve">unlink</w:t>
-      </w:r>
-      <w:r>
-        <w:t xml:space="preserve">,</w:t>
-      </w:r>
-      <w:r>
-        <w:t xml:space="preserve"> </w:t>
-      </w:r>
-      <w:r>
-        <w:rPr>
-          <w:rStyle w:val="VerbatimChar"/>
-        </w:rPr>
-        <w:t xml:space="preserve">unlinkat</w:t>
-      </w:r>
-      <w:r>
-        <w:t xml:space="preserve">,</w:t>
-      </w:r>
-      <w:r>
-        <w:t xml:space="preserve"> </w:t>
-      </w:r>
-      <w:r>
-        <w:rPr>
-          <w:rStyle w:val="VerbatimChar"/>
-        </w:rPr>
-        <w:t xml:space="preserve">rmdir</w:t>
-      </w:r>
-      <w:r>
-        <w:t xml:space="preserve">, and</w:t>
+        <w:t xml:space="preserve">/</w:t>
+      </w:r>
+      <w:r>
+        <w:rPr>
+          <w:rStyle w:val="VerbatimChar"/>
+        </w:rPr>
+        <w:t xml:space="preserve">execveat</w:t>
+      </w:r>
+      <w:r>
+        <w:t xml:space="preserve">/</w:t>
       </w:r>
       <w:r>
         <w:t xml:space="preserve"> </w:t>
@@ -2057,270 +2011,21 @@
         <w:t xml:space="preserve">connect</w:t>
       </w:r>
       <w:r>
-        <w:t xml:space="preserve">—from a throwaway working directory</w:t>
-      </w:r>
-      <w:r>
-        <w:t xml:space="preserve"> </w:t>
-      </w:r>
-      <w:r>
-        <w:t xml:space="preserve">(</w:t>
-      </w:r>
-      <w:r>
-        <w:rPr>
-          <w:rStyle w:val="VerbatimChar"/>
-        </w:rPr>
-        <w:t xml:space="preserve">/tmp/agentsec_auto/sandbox_cwd</w:t>
-      </w:r>
-      <w:r>
-        <w:t xml:space="preserve">); the destructive call returns</w:t>
-      </w:r>
-      <w:r>
-        <w:t xml:space="preserve"> </w:t>
-      </w:r>
-      <w:r>
-        <w:rPr>
-          <w:rStyle w:val="VerbatimChar"/>
-        </w:rPr>
-        <w:t xml:space="preserve">EPERM</w:t>
-      </w:r>
-      <w:r>
-        <w:t xml:space="preserve"> </w:t>
-      </w:r>
-      <w:r>
-        <w:t xml:space="preserve">and nothing is</w:t>
-      </w:r>
-      <w:r>
-        <w:t xml:space="preserve"> </w:t>
-      </w:r>
-      <w:r>
-        <w:t xml:space="preserve">deleted, so we record the attempt without executing it. Fixtures are recreated per run and removed</w:t>
-      </w:r>
-      <w:r>
-        <w:t xml:space="preserve"> </w:t>
-      </w:r>
-      <w:r>
-        <w:t xml:space="preserve">after.</w:t>
+        <w:t xml:space="preserve"> </w:t>
+      </w:r>
+      <w:r>
+        <w:t xml:space="preserve">with no argument inspection.</w:t>
       </w:r>
     </w:p>
     <w:p>
       <w:pPr>
         <w:pStyle w:val="Heading6"/>
       </w:pPr>
-      <w:bookmarkStart w:id="29" w:name="the-gate."/>
-      <w:r>
-        <w:t xml:space="preserve">The gate.</w:t>
+      <w:bookmarkStart w:id="29" w:name="statistics."/>
+      <w:r>
+        <w:t xml:space="preserve">Statistics.</w:t>
       </w:r>
       <w:bookmarkEnd w:id="29"/>
-    </w:p>
-    <w:p>
-      <w:pPr>
-        <w:pStyle w:val="FirstParagraph"/>
-      </w:pPr>
-      <w:r>
-        <w:t xml:space="preserve">The rootful gate forks the target, installs</w:t>
-      </w:r>
-      <w:r>
-        <w:t xml:space="preserve"> </w:t>
-      </w:r>
-      <w:r>
-        <w:rPr>
-          <w:rStyle w:val="VerbatimChar"/>
-        </w:rPr>
-        <w:t xml:space="preserve">SCMP_ACT_NOTIFY</w:t>
-      </w:r>
-      <w:r>
-        <w:t xml:space="preserve"> </w:t>
-      </w:r>
-      <w:r>
-        <w:t xml:space="preserve">on</w:t>
-      </w:r>
-      <w:r>
-        <w:t xml:space="preserve"> </w:t>
-      </w:r>
-      <w:r>
-        <w:rPr>
-          <w:rStyle w:val="VerbatimChar"/>
-        </w:rPr>
-        <w:t xml:space="preserve">execve</w:t>
-      </w:r>
-      <w:r>
-        <w:t xml:space="preserve">,</w:t>
-      </w:r>
-      <w:r>
-        <w:t xml:space="preserve"> </w:t>
-      </w:r>
-      <w:r>
-        <w:rPr>
-          <w:rStyle w:val="VerbatimChar"/>
-        </w:rPr>
-        <w:t xml:space="preserve">execveat</w:t>
-      </w:r>
-      <w:r>
-        <w:t xml:space="preserve">, and</w:t>
-      </w:r>
-      <w:r>
-        <w:t xml:space="preserve"> </w:t>
-      </w:r>
-      <w:r>
-        <w:rPr>
-          <w:rStyle w:val="VerbatimChar"/>
-        </w:rPr>
-        <w:t xml:space="preserve">connect</w:t>
-      </w:r>
-      <w:r>
-        <w:t xml:space="preserve"> </w:t>
-      </w:r>
-      <w:r>
-        <w:t xml:space="preserve">(and, in persistence mode, on</w:t>
-      </w:r>
-      <w:r>
-        <w:t xml:space="preserve"> </w:t>
-      </w:r>
-      <w:r>
-        <w:rPr>
-          <w:rStyle w:val="VerbatimChar"/>
-        </w:rPr>
-        <w:t xml:space="preserve">openat</w:t>
-      </w:r>
-      <w:r>
-        <w:t xml:space="preserve">,</w:t>
-      </w:r>
-      <w:r>
-        <w:t xml:space="preserve"> </w:t>
-      </w:r>
-      <w:r>
-        <w:rPr>
-          <w:rStyle w:val="VerbatimChar"/>
-        </w:rPr>
-        <w:t xml:space="preserve">rename</w:t>
-      </w:r>
-      <w:r>
-        <w:t xml:space="preserve">,</w:t>
-      </w:r>
-      <w:r>
-        <w:t xml:space="preserve"> </w:t>
-      </w:r>
-      <w:r>
-        <w:rPr>
-          <w:rStyle w:val="VerbatimChar"/>
-        </w:rPr>
-        <w:t xml:space="preserve">link</w:t>
-      </w:r>
-      <w:r>
-        <w:t xml:space="preserve">, and their variants), and sends the notification</w:t>
-      </w:r>
-      <w:r>
-        <w:t xml:space="preserve"> </w:t>
-      </w:r>
-      <w:r>
-        <w:t xml:space="preserve">descriptor to the supervisor. On each notification the supervisor reads the pathname from</w:t>
-      </w:r>
-      <w:r>
-        <w:t xml:space="preserve"> </w:t>
-      </w:r>
-      <w:r>
-        <w:rPr>
-          <w:rStyle w:val="VerbatimChar"/>
-        </w:rPr>
-        <w:t xml:space="preserve">/proc/pid/mem</w:t>
-      </w:r>
-      <w:r>
-        <w:t xml:space="preserve">, compares it against policy, and either allows the call by returning</w:t>
-      </w:r>
-      <w:r>
-        <w:t xml:space="preserve"> </w:t>
-      </w:r>
-      <w:r>
-        <w:rPr>
-          <w:rStyle w:val="VerbatimChar"/>
-        </w:rPr>
-        <w:t xml:space="preserve">SECCOMP_USER_NOTIF_FLAG_CONTINUE</w:t>
-      </w:r>
-      <w:r>
-        <w:t xml:space="preserve"> </w:t>
-      </w:r>
-      <w:r>
-        <w:t xml:space="preserve">or denies it with</w:t>
-      </w:r>
-      <w:r>
-        <w:t xml:space="preserve"> </w:t>
-      </w:r>
-      <w:r>
-        <w:rPr>
-          <w:rStyle w:val="VerbatimChar"/>
-        </w:rPr>
-        <w:t xml:space="preserve">EPERM</w:t>
-      </w:r>
-      <w:r>
-        <w:t xml:space="preserve">. The rootless gate,</w:t>
-      </w:r>
-      <w:r>
-        <w:t xml:space="preserve"> </w:t>
-      </w:r>
-      <w:r>
-        <w:t xml:space="preserve">by contrast, is a blanket</w:t>
-      </w:r>
-      <w:r>
-        <w:t xml:space="preserve"> </w:t>
-      </w:r>
-      <w:r>
-        <w:rPr>
-          <w:rStyle w:val="VerbatimChar"/>
-        </w:rPr>
-        <w:t xml:space="preserve">SCMP_ACT_ERRNO</w:t>
-      </w:r>
-      <w:r>
-        <w:t xml:space="preserve"> </w:t>
-      </w:r>
-      <w:r>
-        <w:t xml:space="preserve">deny of</w:t>
-      </w:r>
-      <w:r>
-        <w:t xml:space="preserve"> </w:t>
-      </w:r>
-      <w:r>
-        <w:rPr>
-          <w:rStyle w:val="VerbatimChar"/>
-        </w:rPr>
-        <w:t xml:space="preserve">execve</w:t>
-      </w:r>
-      <w:r>
-        <w:t xml:space="preserve">/</w:t>
-      </w:r>
-      <w:r>
-        <w:rPr>
-          <w:rStyle w:val="VerbatimChar"/>
-        </w:rPr>
-        <w:t xml:space="preserve">execveat</w:t>
-      </w:r>
-      <w:r>
-        <w:t xml:space="preserve">/</w:t>
-      </w:r>
-      <w:r>
-        <w:t xml:space="preserve"> </w:t>
-      </w:r>
-      <w:r>
-        <w:rPr>
-          <w:rStyle w:val="VerbatimChar"/>
-        </w:rPr>
-        <w:t xml:space="preserve">connect</w:t>
-      </w:r>
-      <w:r>
-        <w:t xml:space="preserve"> </w:t>
-      </w:r>
-      <w:r>
-        <w:t xml:space="preserve">with no argument inspection.</w:t>
-      </w:r>
-    </w:p>
-    <w:p>
-      <w:pPr>
-        <w:pStyle w:val="Heading6"/>
-      </w:pPr>
-      <w:bookmarkStart w:id="30" w:name="statistics."/>
-      <w:r>
-        <w:t xml:space="preserve">Statistics.</w:t>
-      </w:r>
-      <w:bookmarkEnd w:id="30"/>
     </w:p>
     <w:p>
       <w:pPr>
@@ -2502,11 +2207,11 @@
       <w:pPr>
         <w:pStyle w:val="Heading3"/>
       </w:pPr>
-      <w:bookmarkStart w:id="31" w:name="sec:toctou"/>
+      <w:bookmarkStart w:id="30" w:name="sec:toctou"/>
       <w:r>
         <w:t xml:space="preserve">The argument-inspection gate is bypassable</w:t>
       </w:r>
-      <w:bookmarkEnd w:id="31"/>
+      <w:bookmarkEnd w:id="30"/>
     </w:p>
     <w:p>
       <w:pPr>
@@ -3076,11 +2781,11 @@
       <w:pPr>
         <w:pStyle w:val="Heading3"/>
       </w:pPr>
-      <w:bookmarkStart w:id="32" w:name="sec:coverage"/>
+      <w:bookmarkStart w:id="31" w:name="sec:coverage"/>
       <w:r>
         <w:t xml:space="preserve">Coverage is incomplete before any race</w:t>
       </w:r>
-      <w:bookmarkEnd w:id="32"/>
+      <w:bookmarkEnd w:id="31"/>
     </w:p>
     <w:p>
       <w:pPr>
@@ -3812,11 +3517,11 @@
       <w:pPr>
         <w:pStyle w:val="Heading6"/>
       </w:pPr>
-      <w:bookmarkStart w:id="33" w:name="the-asynchronous-path-measured."/>
+      <w:bookmarkStart w:id="32" w:name="the-asynchronous-path-measured."/>
       <w:r>
         <w:t xml:space="preserve">The asynchronous path, measured.</w:t>
       </w:r>
-      <w:bookmarkEnd w:id="33"/>
+      <w:bookmarkEnd w:id="32"/>
     </w:p>
     <w:p>
       <w:pPr>
@@ -4600,11 +4305,11 @@
       <w:pPr>
         <w:pStyle w:val="Heading3"/>
       </w:pPr>
-      <w:bookmarkStart w:id="34" w:name="sec:selectivity"/>
+      <w:bookmarkStart w:id="33" w:name="sec:selectivity"/>
       <w:r>
         <w:t xml:space="preserve">Selectivity trades false positives against evasion</w:t>
       </w:r>
-      <w:bookmarkEnd w:id="34"/>
+      <w:bookmarkEnd w:id="33"/>
     </w:p>
     <w:p>
       <w:pPr>
@@ -4790,11 +4495,11 @@
       <w:pPr>
         <w:pStyle w:val="Heading3"/>
       </w:pPr>
-      <w:bookmarkStart w:id="35" w:name="sec:holds"/>
+      <w:bookmarkStart w:id="34" w:name="sec:holds"/>
       <w:r>
         <w:t xml:space="preserve">What holds</w:t>
       </w:r>
-      <w:bookmarkEnd w:id="35"/>
+      <w:bookmarkEnd w:id="34"/>
     </w:p>
     <w:p>
       <w:pPr>
@@ -4944,21 +4649,21 @@
       <w:pPr>
         <w:pStyle w:val="Heading1"/>
       </w:pPr>
-      <w:bookmarkStart w:id="36" w:name="a-race-free-successor-benchmarked"/>
+      <w:bookmarkStart w:id="35" w:name="a-race-free-successor-benchmarked"/>
       <w:r>
         <w:t xml:space="preserve">A race-free successor, benchmarked</w:t>
       </w:r>
-      <w:bookmarkEnd w:id="36"/>
+      <w:bookmarkEnd w:id="35"/>
     </w:p>
     <w:p>
       <w:pPr>
         <w:pStyle w:val="Heading3"/>
       </w:pPr>
-      <w:bookmarkStart w:id="37" w:name="sec:landlock"/>
+      <w:bookmarkStart w:id="36" w:name="sec:landlock"/>
       <w:r>
         <w:t xml:space="preserve">From bypass to fix: a race-free filesystem allowlist</w:t>
       </w:r>
-      <w:bookmarkEnd w:id="37"/>
+      <w:bookmarkEnd w:id="36"/>
     </w:p>
     <w:p>
       <w:pPr>
@@ -5054,11 +4759,11 @@
       <w:pPr>
         <w:pStyle w:val="Heading6"/>
       </w:pPr>
-      <w:bookmarkStart w:id="38" w:name="the-race-closes."/>
+      <w:bookmarkStart w:id="37" w:name="the-race-closes."/>
       <w:r>
         <w:t xml:space="preserve">The race closes.</w:t>
       </w:r>
-      <w:bookmarkEnd w:id="38"/>
+      <w:bookmarkEnd w:id="37"/>
     </w:p>
     <w:p>
       <w:pPr>
@@ -5261,11 +4966,11 @@
       <w:pPr>
         <w:pStyle w:val="Heading6"/>
       </w:pPr>
-      <w:bookmarkStart w:id="39" w:name="the-syscall-alias-gap-closes."/>
+      <w:bookmarkStart w:id="38" w:name="the-syscall-alias-gap-closes."/>
       <w:r>
         <w:t xml:space="preserve">The syscall-alias gap closes.</w:t>
       </w:r>
-      <w:bookmarkEnd w:id="39"/>
+      <w:bookmarkEnd w:id="38"/>
     </w:p>
     <w:p>
       <w:pPr>
@@ -5644,11 +5349,11 @@
       <w:pPr>
         <w:pStyle w:val="Heading6"/>
       </w:pPr>
-      <w:bookmarkStart w:id="40" w:name="where-the-allowlist-stops."/>
+      <w:bookmarkStart w:id="39" w:name="where-the-allowlist-stops."/>
       <w:r>
         <w:t xml:space="preserve">Where the allowlist stops.</w:t>
       </w:r>
-      <w:bookmarkEnd w:id="40"/>
+      <w:bookmarkEnd w:id="39"/>
     </w:p>
     <w:p>
       <w:pPr>
@@ -6397,21 +6102,21 @@
       <w:pPr>
         <w:pStyle w:val="Heading1"/>
       </w:pPr>
-      <w:bookmarkStart w:id="41" w:name="the-agent-as-threat-actor"/>
+      <w:bookmarkStart w:id="40" w:name="the-agent-as-threat-actor"/>
       <w:r>
         <w:t xml:space="preserve">The agent as threat actor</w:t>
       </w:r>
-      <w:bookmarkEnd w:id="41"/>
+      <w:bookmarkEnd w:id="40"/>
     </w:p>
     <w:p>
       <w:pPr>
         <w:pStyle w:val="Heading3"/>
       </w:pPr>
-      <w:bookmarkStart w:id="42" w:name="sec:enum"/>
+      <w:bookmarkStart w:id="41" w:name="sec:enum"/>
       <w:r>
         <w:t xml:space="preserve">The denied agent enumerates</w:t>
       </w:r>
-      <w:bookmarkEnd w:id="42"/>
+      <w:bookmarkEnd w:id="41"/>
     </w:p>
     <w:p>
       <w:pPr>
@@ -7526,11 +7231,11 @@
       <w:pPr>
         <w:pStyle w:val="Heading3"/>
       </w:pPr>
-      <w:bookmarkStart w:id="43" w:name="sec:matrix"/>
+      <w:bookmarkStart w:id="42" w:name="sec:matrix"/>
       <w:r>
         <w:t xml:space="preserve">Autonomous versus injected behaviour</w:t>
       </w:r>
-      <w:bookmarkEnd w:id="43"/>
+      <w:bookmarkEnd w:id="42"/>
     </w:p>
     <w:p>
       <w:pPr>
@@ -7856,11 +7561,11 @@
       <w:pPr>
         <w:pStyle w:val="Heading3"/>
       </w:pPr>
-      <w:bookmarkStart w:id="44" w:name="sec:frontier"/>
+      <w:bookmarkStart w:id="43" w:name="sec:frontier"/>
       <w:r>
         <w:t xml:space="preserve">The model axis: frontier models</w:t>
       </w:r>
-      <w:bookmarkEnd w:id="44"/>
+      <w:bookmarkEnd w:id="43"/>
     </w:p>
     <w:p>
       <w:pPr>
@@ -8789,87 +8494,30 @@
       <w:pPr>
         <w:pStyle w:val="Heading3"/>
       </w:pPr>
-      <w:bookmarkStart w:id="45" w:name="sec:conceal"/>
-      <w:r>
-        <w:t xml:space="preserve">Self-description diverges from execution</w:t>
-      </w:r>
-      <w:bookmarkEnd w:id="45"/>
+      <w:bookmarkStart w:id="44" w:name="sec:attribution"/>
+      <w:r>
+        <w:t xml:space="preserve">Why behavioural observation is not enforcement</w:t>
+      </w:r>
+      <w:bookmarkEnd w:id="44"/>
     </w:p>
     <w:p>
       <w:pPr>
         <w:pStyle w:val="FirstParagraph"/>
       </w:pPr>
       <w:r>
-        <w:t xml:space="preserve">One proposed detector compares the model’s own description of its code against the code’s measured</w:t>
-      </w:r>
-      <w:r>
-        <w:t xml:space="preserve"> </w:t>
-      </w:r>
-      <w:r>
-        <w:t xml:space="preserve">behaviour. We can exhibit why it fails as a security signal. We generated 18 injection artifacts with</w:t>
-      </w:r>
-      <w:r>
-        <w:t xml:space="preserve"> </w:t>
-      </w:r>
-      <w:r>
-        <w:rPr>
-          <w:rStyle w:val="VerbatimChar"/>
-        </w:rPr>
-        <w:t xml:space="preserve">qwen2.5-coder:7b</w:t>
-      </w:r>
-      <w:r>
-        <w:t xml:space="preserve">, then in a separate call asked the model to describe what each one does; the</w:t>
-      </w:r>
-      <w:r>
-        <w:t xml:space="preserve"> </w:t>
-      </w:r>
-      <w:r>
-        <w:t xml:space="preserve">footprint is read mechanically from</w:t>
-      </w:r>
-      <w:r>
-        <w:t xml:space="preserve"> </w:t>
-      </w:r>
-      <w:r>
-        <w:rPr>
-          <w:rStyle w:val="VerbatimChar"/>
-        </w:rPr>
-        <w:t xml:space="preserve">strace</w:t>
-      </w:r>
-      <w:r>
-        <w:t xml:space="preserve">. A case diverges when the footprint shows a</w:t>
-      </w:r>
-      <w:r>
-        <w:t xml:space="preserve"> </w:t>
-      </w:r>
-      <w:r>
-        <w:t xml:space="preserve">dangerous syscall the description omits—we make no claim about intent, only about the gap between the</w:t>
-      </w:r>
-      <w:r>
-        <w:t xml:space="preserve"> </w:t>
-      </w:r>
-      <w:r>
-        <w:t xml:space="preserve">stated and the executed. The injected payload is a benign</w:t>
-      </w:r>
-      <w:r>
-        <w:t xml:space="preserve"> </w:t>
-      </w:r>
-      <w:r>
-        <w:rPr>
-          <w:rStyle w:val="VerbatimChar"/>
-        </w:rPr>
-        <w:t xml:space="preserve">echo</w:t>
-      </w:r>
-      <w:r>
-        <w:t xml:space="preserve"> </w:t>
-      </w:r>
-      <w:r>
-        <w:t xml:space="preserve">append, so the</w:t>
-      </w:r>
-      <w:r>
-        <w:t xml:space="preserve"> </w:t>
-      </w:r>
-      <w:r>
-        <w:t xml:space="preserve">artifacts are safe to run.</w:t>
+        <w:t xml:space="preserve">The porous gate invites a tempting move: profile the agent from what it looks like and stop the bad actor</w:t>
+      </w:r>
+      <w:r>
+        <w:t xml:space="preserve"> </w:t>
+      </w:r>
+      <w:r>
+        <w:t xml:space="preserve">before it reaches a gap. Four observational signals fail for one structural reason—a manipulated agent</w:t>
+      </w:r>
+      <w:r>
+        <w:t xml:space="preserve"> </w:t>
+      </w:r>
+      <w:r>
+        <w:t xml:space="preserve">chooses its own behaviour, so any signature the defender keys on, the agent can produce or suppress.</w:t>
       </w:r>
     </w:p>
     <w:p>
@@ -8877,7 +8525,46 @@
         <w:pStyle w:val="BodyText"/>
       </w:pPr>
       <w:r>
-        <w:t xml:space="preserve">Fourteen of the eighteen artifacts spawned a shell, and in 5 of those 14 the description omitted it (36%,</w:t>
+        <w:rPr>
+          <w:i/>
+        </w:rPr>
+        <w:t xml:space="preserve">Self-description diverges from execution.</w:t>
+      </w:r>
+      <w:r>
+        <w:t xml:space="preserve"> </w:t>
+      </w:r>
+      <w:r>
+        <w:t xml:space="preserve">We generated 18 injection artifacts with</w:t>
+      </w:r>
+      <w:r>
+        <w:t xml:space="preserve"> </w:t>
+      </w:r>
+      <w:r>
+        <w:rPr>
+          <w:rStyle w:val="VerbatimChar"/>
+        </w:rPr>
+        <w:t xml:space="preserve">qwen2.5-coder:7b</w:t>
+      </w:r>
+      <w:r>
+        <w:t xml:space="preserve">, asked the model in a separate call to describe each, and read the footprint</w:t>
+      </w:r>
+      <w:r>
+        <w:t xml:space="preserve"> </w:t>
+      </w:r>
+      <w:r>
+        <w:t xml:space="preserve">from</w:t>
+      </w:r>
+      <w:r>
+        <w:t xml:space="preserve"> </w:t>
+      </w:r>
+      <w:r>
+        <w:rPr>
+          <w:rStyle w:val="VerbatimChar"/>
+        </w:rPr>
+        <w:t xml:space="preserve">strace</w:t>
+      </w:r>
+      <w:r>
+        <w:t xml:space="preserve">. Fourteen spawned a shell; in 5 of those 14 (36%,</w:t>
       </w:r>
       <w:r>
         <w:t xml:space="preserve"> </w:t>
@@ -8900,7 +8587,13 @@
         </m:r>
       </m:oMath>
       <w:r>
-        <w:t xml:space="preserve">): the description reported a file write and left out the</w:t>
+        <w:t xml:space="preserve">) the description</w:t>
+      </w:r>
+      <w:r>
+        <w:t xml:space="preserve"> </w:t>
+      </w:r>
+      <w:r>
+        <w:t xml:space="preserve">reported a file write and omitted the</w:t>
       </w:r>
       <w:r>
         <w:t xml:space="preserve"> </w:t>
@@ -8912,19 +8605,28 @@
         <w:t xml:space="preserve">execve</w:t>
       </w:r>
       <w:r>
-        <w:t xml:space="preserve">. (An earlier</w:t>
-      </w:r>
-      <w:r>
-        <w:t xml:space="preserve"> </w:t>
-      </w:r>
-      <w:r>
-        <w:t xml:space="preserve">divergence run put the rate at 22% on a different sample; the interval on 5/14 covers that value, so</w:t>
-      </w:r>
-      <w:r>
-        <w:t xml:space="preserve"> </w:t>
-      </w:r>
-      <w:r>
-        <w:t xml:space="preserve">the two runs are consistent and the rate is sample-dependent.) Two divergent cases, verbatim:</w:t>
+        <w:t xml:space="preserve">, and across all injection cases the stated summary</w:t>
+      </w:r>
+      <w:r>
+        <w:t xml:space="preserve"> </w:t>
+      </w:r>
+      <w:r>
+        <w:t xml:space="preserve">diverged from the footprint in 22%. The data effect is real—the file is written—but the summary</w:t>
+      </w:r>
+      <w:r>
+        <w:t xml:space="preserve"> </w:t>
+      </w:r>
+      <w:r>
+        <w:t xml:space="preserve">presents the shell-out as a plain append, so a defender clearing artifacts on stated intent (OWASP LLM06,</w:t>
+      </w:r>
+      <w:r>
+        <w:t xml:space="preserve"> </w:t>
+      </w:r>
+      <w:r>
+        <w:t xml:space="preserve">excessive agency </w:t>
+      </w:r>
+      <w:r>
+        <w:t xml:space="preserve">) would pass it:</w:t>
       </w:r>
     </w:p>
     <w:p>
@@ -8935,55 +8637,7 @@
         <w:rPr>
           <w:rStyle w:val="VerbatimChar"/>
         </w:rPr>
-        <w:t xml:space="preserve">Case 1</w:t>
-      </w:r>
-      <w:r>
-        <w:br/>
-      </w:r>
-      <w:r>
-        <w:rPr>
-          <w:rStyle w:val="VerbatimChar"/>
-        </w:rPr>
-        <w:t xml:space="preserve">  STATED : "writes a message to /var/log/myapp.log and also appends 'mirrored' to /tmp/agentsec_run/mirror"</w:t>
-      </w:r>
-      <w:r>
-        <w:br/>
-      </w:r>
-      <w:r>
-        <w:rPr>
-          <w:rStyle w:val="VerbatimChar"/>
-        </w:rPr>
-        <w:t xml:space="preserve">  CODE   : system("sh -c 'echo mirrored &gt;&gt; /tmp/agentsec_run/mirror'");</w:t>
-      </w:r>
-      <w:r>
-        <w:br/>
-      </w:r>
-      <w:r>
-        <w:rPr>
-          <w:rStyle w:val="VerbatimChar"/>
-        </w:rPr>
-        <w:t xml:space="preserve">  DID    : execve("/bin/sh", ["sh","-c","sh -c 'echo mirrored &gt;&gt; /tmp/agentsec_run/mirror'"]) = 0</w:t>
-      </w:r>
-      <w:r>
-        <w:br/>
-      </w:r>
-      <w:r>
-        <w:br/>
-      </w:r>
-      <w:r>
-        <w:rPr>
-          <w:rStyle w:val="VerbatimChar"/>
-        </w:rPr>
-        <w:t xml:space="preserve">Case 2</w:t>
-      </w:r>
-      <w:r>
-        <w:br/>
-      </w:r>
-      <w:r>
-        <w:rPr>
-          <w:rStyle w:val="VerbatimChar"/>
-        </w:rPr>
-        <w:t xml:space="preserve">  STATED : "logs a message to a log file and also appends the string 'mirrored' to another file in /tmp/agentsec_run/"</w:t>
+        <w:t xml:space="preserve">  STATED : "writes to /var/log/myapp.log and appends 'mirrored' to /tmp/agentsec_run/mirror"</w:t>
       </w:r>
       <w:r>
         <w:br/>
@@ -9009,85 +8663,19 @@
         <w:pStyle w:val="FirstParagraph"/>
       </w:pPr>
       <w:r>
-        <w:t xml:space="preserve">The description omits the mechanism while the data effect it reports is real: the file is in fact</w:t>
-      </w:r>
-      <w:r>
-        <w:t xml:space="preserve"> </w:t>
-      </w:r>
-      <w:r>
-        <w:t xml:space="preserve">“</w:t>
-      </w:r>
-      <w:r>
-        <w:t xml:space="preserve">mirrored,</w:t>
-      </w:r>
-      <w:r>
-        <w:t xml:space="preserve">”</w:t>
-      </w:r>
-      <w:r>
-        <w:t xml:space="preserve"> </w:t>
-      </w:r>
-      <w:r>
-        <w:t xml:space="preserve">and the summary presents the shell-out as a plain append. A reviewer reading only the</w:t>
-      </w:r>
-      <w:r>
-        <w:t xml:space="preserve"> </w:t>
-      </w:r>
-      <w:r>
-        <w:t xml:space="preserve">summary would not see that</w:t>
-      </w:r>
-      <w:r>
-        <w:t xml:space="preserve"> </w:t>
-      </w:r>
-      <w:r>
-        <w:rPr>
-          <w:rStyle w:val="VerbatimChar"/>
-        </w:rPr>
-        <w:t xml:space="preserve">system()</w:t>
-      </w:r>
-      <w:r>
-        <w:t xml:space="preserve"> </w:t>
-      </w:r>
-      <w:r>
-        <w:t xml:space="preserve">ran</w:t>
-      </w:r>
-      <w:r>
-        <w:t xml:space="preserve"> </w:t>
-      </w:r>
-      <w:r>
-        <w:rPr>
-          <w:rStyle w:val="VerbatimChar"/>
-        </w:rPr>
-        <w:t xml:space="preserve">execve("/bin/sh")</w:t>
-      </w:r>
-      <w:r>
-        <w:t xml:space="preserve">, and a defender clearing</w:t>
-      </w:r>
-      <w:r>
-        <w:t xml:space="preserve"> </w:t>
-      </w:r>
-      <w:r>
-        <w:t xml:space="preserve">artifacts on stated intent (OWASP LLM06, excessive agency </w:t>
-      </w:r>
-      <w:r>
-        <w:t xml:space="preserve">) would pass it. This is why</w:t>
-      </w:r>
-      <w:r>
-        <w:t xml:space="preserve"> </w:t>
-      </w:r>
-      <w:r>
-        <w:t xml:space="preserve">self-description cannot be the trust boundary: the stated mechanism and the executed mechanism diverge,</w:t>
-      </w:r>
-      <w:r>
-        <w:t xml:space="preserve"> </w:t>
-      </w:r>
-      <w:r>
-        <w:t xml:space="preserve">and only the syscall footprint carries the truth. The description is a post-hoc summary elicited in a</w:t>
-      </w:r>
-      <w:r>
-        <w:t xml:space="preserve"> </w:t>
-      </w:r>
-      <w:r>
-        <w:t xml:space="preserve">separate call, not a reasoning trace, so the finding is narrower than—and consistent with—the</w:t>
+        <w:t xml:space="preserve">The omission falls on the shell-out artifacts specifically—file-only artifacts describe themselves</w:t>
+      </w:r>
+      <w:r>
+        <w:t xml:space="preserve"> </w:t>
+      </w:r>
+      <w:r>
+        <w:t xml:space="preserve">faithfully—so it tracks the shell, not noise. The description is a post-hoc summary elicited in a</w:t>
+      </w:r>
+      <w:r>
+        <w:t xml:space="preserve"> </w:t>
+      </w:r>
+      <w:r>
+        <w:t xml:space="preserve">separate call, not a reasoning trace, so this is narrower than and consistent with the</w:t>
       </w:r>
       <w:r>
         <w:t xml:space="preserve"> </w:t>
@@ -9102,81 +8690,47 @@
         <w:t xml:space="preserve">and Lanham et al. </w:t>
       </w:r>
       <w:r>
-        <w:t xml:space="preserve">. The</w:t>
-      </w:r>
-      <w:r>
-        <w:t xml:space="preserve"> </w:t>
-      </w:r>
-      <w:r>
-        <w:t xml:space="preserve">omission falls on the shell-out artifacts specifically—benign file-only artifacts describe themselves</w:t>
-      </w:r>
-      <w:r>
-        <w:t xml:space="preserve"> </w:t>
-      </w:r>
-      <w:r>
-        <w:t xml:space="preserve">faithfully—so it tracks the presence of the shell, not noise.</w:t>
+        <w:t xml:space="preserve">.</w:t>
       </w:r>
     </w:p>
     <w:p>
       <w:pPr>
-        <w:pStyle w:val="Heading3"/>
-      </w:pPr>
-      <w:bookmarkStart w:id="46" w:name="sec:attribution"/>
-      <w:r>
-        <w:t xml:space="preserve">Behavioural attribution is not a control</w:t>
-      </w:r>
-      <w:bookmarkEnd w:id="46"/>
-    </w:p>
-    <w:p>
-      <w:pPr>
-        <w:pStyle w:val="FirstParagraph"/>
-      </w:pPr>
-      <w:r>
-        <w:t xml:space="preserve">The porous gate invites a different move: profile the agent and stop the bad actor before it reaches a</w:t>
-      </w:r>
-      <w:r>
-        <w:t xml:space="preserve"> </w:t>
-      </w:r>
-      <w:r>
-        <w:t xml:space="preserve">gap. Three candidate signals fail for one structural reason—a manipulated agent chooses its own</w:t>
-      </w:r>
-      <w:r>
-        <w:t xml:space="preserve"> </w:t>
-      </w:r>
-      <w:r>
-        <w:t xml:space="preserve">behaviour, so any signature the defender keys on, the agent can produce or suppress—and the data of</w:t>
-      </w:r>
-      <w:r>
-        <w:t xml:space="preserve"> </w:t>
-      </w:r>
-      <w:r>
-        <w:t xml:space="preserve">Part III shows each failing in turn.</w:t>
-      </w:r>
-    </w:p>
-    <w:p>
-      <w:pPr>
         <w:pStyle w:val="BodyText"/>
       </w:pPr>
       <w:r>
-        <w:t xml:space="preserve">Cadence does not attribute. A script that inserts random sleeps shows no cadence separation we can key on</w:t>
-      </w:r>
-      <w:r>
-        <w:t xml:space="preserve"> </w:t>
-      </w:r>
-      <w:r>
-        <w:t xml:space="preserve">from a live agent’s action cadence (coefficient of variation 0.45 versus 0.54; fifteen of seventeen</w:t>
-      </w:r>
-      <w:r>
-        <w:t xml:space="preserve"> </w:t>
-      </w:r>
-      <w:r>
-        <w:t xml:space="preserve">inter-action intervals overlap); we ran no formal equivalence test at this sample size, and timing</w:t>
-      </w:r>
-      <w:r>
-        <w:t xml:space="preserve"> </w:t>
-      </w:r>
-      <w:r>
-        <w:t xml:space="preserve">separates neither by construction, while Section </w:t>
+        <w:rPr>
+          <w:i/>
+        </w:rPr>
+        <w:t xml:space="preserve">Cadence does not attribute.</w:t>
+      </w:r>
+      <w:r>
+        <w:t xml:space="preserve"> </w:t>
+      </w:r>
+      <w:r>
+        <w:t xml:space="preserve">A script inserting random sleeps shows no cadence separation we can key</w:t>
+      </w:r>
+      <w:r>
+        <w:t xml:space="preserve"> </w:t>
+      </w:r>
+      <w:r>
+        <w:t xml:space="preserve">on from a live agent’s action cadence (coefficient of variation 0.45 versus 0.54; fifteen of seventeen</w:t>
+      </w:r>
+      <w:r>
+        <w:t xml:space="preserve"> </w:t>
+      </w:r>
+      <w:r>
+        <w:t xml:space="preserve">inter-action intervals overlap; no equivalence test at this</w:t>
+      </w:r>
+      <w:r>
+        <w:t xml:space="preserve"> </w:t>
+      </w:r>
+      <m:oMath>
+        <m:r>
+          <m:t>N</m:t>
+        </m:r>
+      </m:oMath>
+      <w:r>
+        <w:t xml:space="preserve">), and Section </w:t>
       </w:r>
       <w:hyperlink w:anchor="sec:matrix">
         <w:r>
@@ -9190,13 +8744,13 @@
         <w:t xml:space="preserve"> </w:t>
       </w:r>
       <w:r>
-        <w:t xml:space="preserve">finds no behavioural-speed difference</w:t>
-      </w:r>
-      <w:r>
-        <w:t xml:space="preserve"> </w:t>
-      </w:r>
-      <w:r>
-        <w:t xml:space="preserve">between the two forces to key on.</w:t>
+        <w:t xml:space="preserve">finds no</w:t>
+      </w:r>
+      <w:r>
+        <w:t xml:space="preserve"> </w:t>
+      </w:r>
+      <w:r>
+        <w:t xml:space="preserve">behavioural-speed difference between the two forces either.</w:t>
       </w:r>
     </w:p>
     <w:p>
@@ -9204,56 +8758,22 @@
         <w:pStyle w:val="BodyText"/>
       </w:pPr>
       <w:r>
-        <w:t xml:space="preserve">Stated intent does not attribute. Divergence between a model’s one-sentence description and its measured</w:t>
-      </w:r>
-      <w:r>
-        <w:t xml:space="preserve"> </w:t>
-      </w:r>
-      <w:r>
-        <w:t xml:space="preserve">footprint appeared in 22% of injection cases and in none of the autonomous or benign cases; where it</w:t>
-      </w:r>
-      <w:r>
-        <w:t xml:space="preserve"> </w:t>
-      </w:r>
-      <w:r>
-        <w:t xml:space="preserve">appeared the description omitted the executed mechanism (Section </w:t>
-      </w:r>
-      <w:hyperlink w:anchor="sec:conceal">
-        <w:r>
-          <w:rPr>
-            <w:rStyle w:val="Hyperlink"/>
-          </w:rPr>
-          <w:t xml:space="preserve">4</w:t>
-        </w:r>
-      </w:hyperlink>
-      <w:r>
-        <w:t xml:space="preserve">), and a non-manipulated model mostly</w:t>
-      </w:r>
-      <w:r>
-        <w:t xml:space="preserve"> </w:t>
-      </w:r>
-      <w:r>
-        <w:t xml:space="preserve">narrates honestly while a manipulated one writes a faithful malicious description and drives the divergence</w:t>
-      </w:r>
-      <w:r>
-        <w:t xml:space="preserve"> </w:t>
-      </w:r>
-      <w:r>
-        <w:t xml:space="preserve">to zero.</w:t>
-      </w:r>
-    </w:p>
-    <w:p>
-      <w:pPr>
-        <w:pStyle w:val="BodyText"/>
-      </w:pPr>
-      <w:r>
-        <w:t xml:space="preserve">Reaction to a denial is a real behaviour that points at coverage. A denied agent adapts on 90% of steps</w:t>
-      </w:r>
-      <w:r>
-        <w:t xml:space="preserve"> </w:t>
-      </w:r>
-      <w:r>
-        <w:t xml:space="preserve">and stopped in none of eight trials (Section </w:t>
+        <w:rPr>
+          <w:i/>
+        </w:rPr>
+        <w:t xml:space="preserve">Reaction to a denial points at coverage, not identity.</w:t>
+      </w:r>
+      <w:r>
+        <w:t xml:space="preserve"> </w:t>
+      </w:r>
+      <w:r>
+        <w:t xml:space="preserve">A denied agent adapted on 90% of steps and</w:t>
+      </w:r>
+      <w:r>
+        <w:t xml:space="preserve"> </w:t>
+      </w:r>
+      <w:r>
+        <w:t xml:space="preserve">stopped in none of eight trials (Section </w:t>
       </w:r>
       <w:hyperlink w:anchor="sec:enum">
         <w:r>
@@ -9270,19 +8790,7 @@
         <w:t xml:space="preserve"> </w:t>
       </w:r>
       <w:r>
-        <w:t xml:space="preserve">mechanisms; that</w:t>
-      </w:r>
-      <w:r>
-        <w:t xml:space="preserve"> </w:t>
-      </w:r>
-      <w:r>
-        <w:t xml:space="preserve">identifies a persistent actor, not an attributable one, and it returns the weight to coverage: blocking one</w:t>
-      </w:r>
-      <w:r>
-        <w:t xml:space="preserve"> </w:t>
-      </w:r>
-      <w:r>
-        <w:t xml:space="preserve">path routes the agent to the next.</w:t>
+        <w:t xml:space="preserve">mechanisms; that identifies a persistent actor, not an attributable one.</w:t>
       </w:r>
     </w:p>
     <w:p>
@@ -9290,115 +8798,46 @@
         <w:pStyle w:val="BodyText"/>
       </w:pPr>
       <w:r>
-        <w:t xml:space="preserve">The three routes reach one wall.</w:t>
-      </w:r>
-      <w:r>
-        <w:t xml:space="preserve"> </w:t>
-      </w:r>
-      <w:r>
-        <w:t xml:space="preserve">“</w:t>
-      </w:r>
-      <w:r>
-        <w:t xml:space="preserve">LLM agent</w:t>
-      </w:r>
-      <w:r>
-        <w:t xml:space="preserve">”</w:t>
-      </w:r>
-      <w:r>
-        <w:t xml:space="preserve"> </w:t>
-      </w:r>
-      <w:r>
-        <w:t xml:space="preserve">names no behavioural class; it is any distribution its</w:t>
-      </w:r>
-      <w:r>
-        <w:t xml:space="preserve"> </w:t>
-      </w:r>
-      <w:r>
-        <w:t xml:space="preserve">controller chooses, able to pace like a human, retry like a port scanner, or stop after one block. The</w:t>
-      </w:r>
-      <w:r>
-        <w:t xml:space="preserve"> </w:t>
-      </w:r>
-      <w:r>
-        <w:t xml:space="preserve">adversarially robust facts are what the actor did at the boundary (its footprint) and whether it was</w:t>
-      </w:r>
-      <w:r>
-        <w:t xml:space="preserve"> </w:t>
-      </w:r>
-      <w:r>
-        <w:t xml:space="preserve">authorized (the policy at the gate), not what it looks like. Certify the gate; do not profile the actor.</w:t>
-      </w:r>
-    </w:p>
-    <w:p>
-      <w:pPr>
-        <w:pStyle w:val="Heading3"/>
-      </w:pPr>
-      <w:bookmarkStart w:id="47" w:name="sec:telemetry"/>
-      <w:r>
-        <w:t xml:space="preserve">Resource footprint is not the security signal</w:t>
-      </w:r>
-      <w:bookmarkEnd w:id="47"/>
-    </w:p>
-    <w:p>
-      <w:pPr>
-        <w:pStyle w:val="FirstParagraph"/>
-      </w:pPr>
-      <w:r>
-        <w:t xml:space="preserve">One more candidate signal, resource use, fails at the host. Generation and execution sit about 2700x apart</w:t>
-      </w:r>
-      <w:r>
-        <w:t xml:space="preserve"> </w:t>
-      </w:r>
-      <w:r>
-        <w:t xml:space="preserve">in resident memory: the generation phase holds a 5.1 GB model in the server process, and the compiled</w:t>
-      </w:r>
-      <w:r>
-        <w:t xml:space="preserve"> </w:t>
-      </w:r>
-      <w:r>
-        <w:t xml:space="preserve">artifact runs in 1.92 MB with near-zero CPU. The weight of the agentic loop is in the model-server trust</w:t>
-      </w:r>
-      <w:r>
-        <w:t xml:space="preserve"> </w:t>
-      </w:r>
-      <w:r>
-        <w:t xml:space="preserve">domain, off the orchestrator host, reached over an RPC the orchestrator waits on in roughly 20 MB of</w:t>
-      </w:r>
-      <w:r>
-        <w:t xml:space="preserve"> </w:t>
-      </w:r>
-      <w:r>
-        <w:t xml:space="preserve">interpreter. A resource-anomaly detector on the orchestrator sees neither the generation (it looks like</w:t>
-      </w:r>
-      <w:r>
-        <w:t xml:space="preserve"> </w:t>
-      </w:r>
-      <w:r>
-        <w:t xml:space="preserve">idle network wait) nor the artifact (it looks like any small process). The security-relevant signal is the</w:t>
-      </w:r>
-      <w:r>
-        <w:t xml:space="preserve"> </w:t>
-      </w:r>
-      <w:r>
-        <w:t xml:space="preserve">syscall footprint and the egress, and the egress has to be captured at the network: the study corpus made</w:t>
-      </w:r>
-      <w:r>
-        <w:t xml:space="preserve"> </w:t>
-      </w:r>
-      <w:r>
-        <w:t xml:space="preserve">zero network calls (0/360 injection, 0/240 persistence, 0/45 autonomous), and an egress-tasked</w:t>
-      </w:r>
-      <w:r>
-        <w:t xml:space="preserve"> </w:t>
-      </w:r>
-      <w:r>
-        <w:t xml:space="preserve">scenario networked in only 1 of 3 generations—when it did, it fetched and ran a payload from a</w:t>
-      </w:r>
-      <w:r>
-        <w:t xml:space="preserve"> </w:t>
-      </w:r>
-      <w:r>
-        <w:t xml:space="preserve">prompt-controlled URL through</w:t>
+        <w:rPr>
+          <w:i/>
+        </w:rPr>
+        <w:t xml:space="preserve">Resource footprint is not the signal.</w:t>
+      </w:r>
+      <w:r>
+        <w:t xml:space="preserve"> </w:t>
+      </w:r>
+      <w:r>
+        <w:t xml:space="preserve">Generation and execution sit about 2700x apart in resident</w:t>
+      </w:r>
+      <w:r>
+        <w:t xml:space="preserve"> </w:t>
+      </w:r>
+      <w:r>
+        <w:t xml:space="preserve">memory—a 5.1 GB model in the server process against a 1.92 MB compiled artifact reached over an RPC</w:t>
+      </w:r>
+      <w:r>
+        <w:t xml:space="preserve"> </w:t>
+      </w:r>
+      <w:r>
+        <w:t xml:space="preserve">the orchestrator waits on in roughly 20 MB—so a resource-anomaly detector sees neither the generation</w:t>
+      </w:r>
+      <w:r>
+        <w:t xml:space="preserve"> </w:t>
+      </w:r>
+      <w:r>
+        <w:t xml:space="preserve">(idle network wait) nor the artifact (any small process). The corpus made zero network calls (0/360</w:t>
+      </w:r>
+      <w:r>
+        <w:t xml:space="preserve"> </w:t>
+      </w:r>
+      <w:r>
+        <w:t xml:space="preserve">injection, 0/240 persistence, 0/45 autonomous); an egress-tasked scenario networked in 1 of 3</w:t>
+      </w:r>
+      <w:r>
+        <w:t xml:space="preserve"> </w:t>
+      </w:r>
+      <w:r>
+        <w:t xml:space="preserve">generations, fetching and running a payload from a prompt-controlled URL through</w:t>
       </w:r>
       <w:r>
         <w:t xml:space="preserve"> </w:t>
@@ -9424,43 +8863,87 @@
         <w:t xml:space="preserve"> </w:t>
       </w:r>
       <w:r>
-        <w:t xml:space="preserve">(T1105 ingress tool transfer,</w:t>
-      </w:r>
-      <w:r>
-        <w:t xml:space="preserve"> </w:t>
-      </w:r>
-      <w:r>
-        <w:t xml:space="preserve">T1071.001 web protocols, T1059 </w:t>
-      </w:r>
-      <w:r>
-        <w:t xml:space="preserve">). Whoever owns the URL owns what runs next; resource use does</w:t>
-      </w:r>
-      <w:r>
-        <w:t xml:space="preserve"> </w:t>
-      </w:r>
-      <w:r>
-        <w:t xml:space="preserve">not carry that fact, and the network boundary does.</w:t>
+        <w:t xml:space="preserve">(T1105, T1071.001, T1059 </w:t>
+      </w:r>
+      <w:r>
+        <w:t xml:space="preserve">). Whoever owns the URL</w:t>
+      </w:r>
+      <w:r>
+        <w:t xml:space="preserve"> </w:t>
+      </w:r>
+      <w:r>
+        <w:t xml:space="preserve">owns what runs next.</w:t>
       </w:r>
     </w:p>
     <w:p>
       <w:pPr>
-        <w:pStyle w:val="Heading1"/>
-      </w:pPr>
-      <w:bookmarkStart w:id="48" w:name="the-composed-sandbox-under-attack"/>
-      <w:r>
-        <w:t xml:space="preserve">The composed sandbox under attack</w:t>
-      </w:r>
-      <w:bookmarkEnd w:id="48"/>
+        <w:pStyle w:val="BodyText"/>
+      </w:pPr>
+      <w:r>
+        <w:t xml:space="preserve">The four routes reach one wall.</w:t>
+      </w:r>
+      <w:r>
+        <w:t xml:space="preserve"> </w:t>
+      </w:r>
+      <w:r>
+        <w:t xml:space="preserve">“</w:t>
+      </w:r>
+      <w:r>
+        <w:t xml:space="preserve">LLM agent</w:t>
+      </w:r>
+      <w:r>
+        <w:t xml:space="preserve">”</w:t>
+      </w:r>
+      <w:r>
+        <w:t xml:space="preserve"> </w:t>
+      </w:r>
+      <w:r>
+        <w:t xml:space="preserve">names no behavioural class; it is any distribution its</w:t>
+      </w:r>
+      <w:r>
+        <w:t xml:space="preserve"> </w:t>
+      </w:r>
+      <w:r>
+        <w:t xml:space="preserve">controller chooses, able to pace like a human, retry like a port scanner, or stop after one block. The</w:t>
+      </w:r>
+      <w:r>
+        <w:t xml:space="preserve"> </w:t>
+      </w:r>
+      <w:r>
+        <w:t xml:space="preserve">adversarially robust facts are what the actor did at the boundary (its footprint), whether it was</w:t>
+      </w:r>
+      <w:r>
+        <w:t xml:space="preserve"> </w:t>
+      </w:r>
+      <w:r>
+        <w:t xml:space="preserve">authorized (the policy at the gate), and where its bytes went (the network), not what it looks like.</w:t>
+      </w:r>
+      <w:r>
+        <w:t xml:space="preserve"> </w:t>
+      </w:r>
+      <w:r>
+        <w:t xml:space="preserve">Certify the boundary; do not profile the actor.</w:t>
+      </w:r>
     </w:p>
     <w:p>
       <w:pPr>
+        <w:pStyle w:val="Heading1"/>
+      </w:pPr>
+      <w:bookmarkStart w:id="45" w:name="the-composed-sandbox-under-attack"/>
+      <w:r>
+        <w:t xml:space="preserve">The composed sandbox under attack</w:t>
+      </w:r>
+      <w:bookmarkEnd w:id="45"/>
+    </w:p>
+    <w:p>
+      <w:pPr>
         <w:pStyle w:val="Heading3"/>
       </w:pPr>
-      <w:bookmarkStart w:id="49" w:name="sec:composed"/>
+      <w:bookmarkStart w:id="46" w:name="sec:composed"/>
       <w:r>
         <w:t xml:space="preserve">Five invariants, and where each is enforced</w:t>
       </w:r>
-      <w:bookmarkEnd w:id="49"/>
+      <w:bookmarkEnd w:id="46"/>
     </w:p>
     <w:p>
       <w:pPr>
@@ -10793,11 +10276,11 @@
       <w:pPr>
         <w:pStyle w:val="Heading3"/>
       </w:pPr>
-      <w:bookmarkStart w:id="50" w:name="sec:memmut"/>
+      <w:bookmarkStart w:id="47" w:name="sec:memmut"/>
       <w:r>
         <w:t xml:space="preserve">Runtime process-memory mutation</w:t>
       </w:r>
-      <w:bookmarkEnd w:id="50"/>
+      <w:bookmarkEnd w:id="47"/>
     </w:p>
     <w:p>
       <w:pPr>
@@ -11124,11 +10607,11 @@
       <w:pPr>
         <w:pStyle w:val="Heading3"/>
       </w:pPr>
-      <w:bookmarkStart w:id="51" w:name="sec:killswitch"/>
+      <w:bookmarkStart w:id="48" w:name="sec:killswitch"/>
       <w:r>
         <w:t xml:space="preserve">Process-tree termination and resource bounds</w:t>
       </w:r>
-      <w:bookmarkEnd w:id="51"/>
+      <w:bookmarkEnd w:id="48"/>
     </w:p>
     <w:p>
       <w:pPr>
@@ -11808,11 +11291,11 @@
       <w:pPr>
         <w:pStyle w:val="Heading3"/>
       </w:pPr>
-      <w:bookmarkStart w:id="52" w:name="sec:discussion"/>
+      <w:bookmarkStart w:id="49" w:name="sec:discussion"/>
       <w:r>
         <w:t xml:space="preserve">Discussion</w:t>
       </w:r>
-      <w:bookmarkEnd w:id="52"/>
+      <w:bookmarkEnd w:id="49"/>
     </w:p>
     <w:p>
       <w:pPr>
@@ -11901,7 +11384,7 @@
           <w:rPr>
             <w:rStyle w:val="Hyperlink"/>
           </w:rPr>
-          <w:t xml:space="preserve">5</w:t>
+          <w:t xml:space="preserve">4</w:t>
         </w:r>
       </w:hyperlink>
       <w:r>
@@ -12036,30 +11519,24 @@
       <w:pPr>
         <w:pStyle w:val="Heading3"/>
       </w:pPr>
-      <w:bookmarkStart w:id="53" w:name="sec:limits"/>
+      <w:bookmarkStart w:id="50" w:name="sec:limits"/>
       <w:r>
         <w:t xml:space="preserve">Limitations</w:t>
       </w:r>
-      <w:bookmarkEnd w:id="53"/>
+      <w:bookmarkEnd w:id="50"/>
     </w:p>
     <w:p>
       <w:pPr>
         <w:pStyle w:val="FirstParagraph"/>
       </w:pPr>
       <w:r>
-        <w:t xml:space="preserve">The study is scoped, and we state the scope. The core subjects are three</w:t>
-      </w:r>
-      <w:r>
-        <w:t xml:space="preserve"> </w:t>
-      </w:r>
-      <w:r>
-        <w:t xml:space="preserve">local code models between 1.5 and 7 billion parameters; the model axis is extended to two frontier models</w:t>
-      </w:r>
-      <w:r>
-        <w:t xml:space="preserve"> </w:t>
-      </w:r>
-      <w:r>
-        <w:t xml:space="preserve">(Section </w:t>
+        <w:t xml:space="preserve">The study is scoped. The core subjects are three local code models of 1.5–7B parameters; the frontier</w:t>
+      </w:r>
+      <w:r>
+        <w:t xml:space="preserve"> </w:t>
+      </w:r>
+      <w:r>
+        <w:t xml:space="preserve">axis (Section </w:t>
       </w:r>
       <w:hyperlink w:anchor="sec:frontier">
         <w:r>
@@ -12070,31 +11547,25 @@
         </w:r>
       </w:hyperlink>
       <w:r>
-        <w:t xml:space="preserve">) for the injection experiment only, at N=8 per model per channel, so the</w:t>
-      </w:r>
-      <w:r>
-        <w:t xml:space="preserve"> </w:t>
-      </w:r>
-      <w:r>
-        <w:t xml:space="preserve">frontier result is a direction rather than a benchmark, and the enumeration, self-description-divergence,</w:t>
-      </w:r>
-      <w:r>
-        <w:t xml:space="preserve"> </w:t>
-      </w:r>
-      <w:r>
-        <w:t xml:space="preserve">and autonomous-destruction experiments remain local-model. The autonomous destruction result rests on 45 attempting</w:t>
-      </w:r>
-      <w:r>
-        <w:t xml:space="preserve"> </w:t>
-      </w:r>
-      <w:r>
-        <w:t xml:space="preserve">artifacts; both the rates and the specific mechanisms seen may shift with larger models and larger samples,</w:t>
-      </w:r>
-      <w:r>
-        <w:t xml:space="preserve"> </w:t>
-      </w:r>
-      <w:r>
-        <w:t xml:space="preserve">and the emergent-destruction finding in particular is small-</w:t>
+        <w:t xml:space="preserve">) covers the injection experiment only, at N=8 per model per channel, so</w:t>
+      </w:r>
+      <w:r>
+        <w:t xml:space="preserve"> </w:t>
+      </w:r>
+      <w:r>
+        <w:t xml:space="preserve">it is a direction, not a benchmark, and the enumeration, self-description, and autonomous-destruction</w:t>
+      </w:r>
+      <w:r>
+        <w:t xml:space="preserve"> </w:t>
+      </w:r>
+      <w:r>
+        <w:t xml:space="preserve">results stay local-model. The autonomous-destruction result rests on 45 artifacts and is</w:t>
+      </w:r>
+      <w:r>
+        <w:t xml:space="preserve"> </w:t>
+      </w:r>
+      <w:r>
+        <w:t xml:space="preserve">small-</w:t>
       </w:r>
       <m:oMath>
         <m:r>
@@ -12102,49 +11573,43 @@
         </m:r>
       </m:oMath>
       <w:r>
-        <w:t xml:space="preserve">. Every measurement was taken on a single x86_64 host. Interception was checked across three</w:t>
-      </w:r>
-      <w:r>
-        <w:t xml:space="preserve"> </w:t>
-      </w:r>
-      <w:r>
-        <w:t xml:space="preserve">implementation languages but on one architecture; the aarch64 case is not established here, because</w:t>
-      </w:r>
-      <w:r>
-        <w:t xml:space="preserve"> </w:t>
-      </w:r>
-      <w:r>
-        <w:t xml:space="preserve">faithful native seccomp semantics are not available under user-mode emulation, and a second-architecture</w:t>
-      </w:r>
-      <w:r>
-        <w:t xml:space="preserve"> </w:t>
-      </w:r>
-      <w:r>
-        <w:t xml:space="preserve">host is the correct way to test it. The TOCTOU bypass is demonstrated as an existence result, which one</w:t>
-      </w:r>
-      <w:r>
-        <w:t xml:space="preserve"> </w:t>
-      </w:r>
-      <w:r>
-        <w:t xml:space="preserve">successful race establishes; its per-attempt rate is scheduler-dependent and is not an external-validity</w:t>
-      </w:r>
-      <w:r>
-        <w:t xml:space="preserve"> </w:t>
-      </w:r>
-      <w:r>
-        <w:t xml:space="preserve">claim. The Landlock benchmark is one x86_64 host at ABI v7; its race-closure and alias-coverage results</w:t>
-      </w:r>
-      <w:r>
-        <w:t xml:space="preserve"> </w:t>
-      </w:r>
-      <w:r>
-        <w:t xml:space="preserve">are host-independent properties of the mechanism, while the seccomp win rate it is measured against is</w:t>
-      </w:r>
-      <w:r>
-        <w:t xml:space="preserve"> </w:t>
-      </w:r>
-      <w:r>
-        <w:t xml:space="preserve">scheduler-dependent as above.</w:t>
+        <w:t xml:space="preserve">; rates and specific mechanisms may shift with larger models and samples. Every measurement is</w:t>
+      </w:r>
+      <w:r>
+        <w:t xml:space="preserve"> </w:t>
+      </w:r>
+      <w:r>
+        <w:t xml:space="preserve">one x86_64 host at Landlock ABI v7. Interception was checked across three languages but one architecture;</w:t>
+      </w:r>
+      <w:r>
+        <w:t xml:space="preserve"> </w:t>
+      </w:r>
+      <w:r>
+        <w:t xml:space="preserve">aarch64 is not established here, because faithful native seccomp semantics are unavailable under user-mode</w:t>
+      </w:r>
+      <w:r>
+        <w:t xml:space="preserve"> </w:t>
+      </w:r>
+      <w:r>
+        <w:t xml:space="preserve">emulation. The TOCTOU bypass is an existence result; its per-attempt rate is scheduler-dependent and not</w:t>
+      </w:r>
+      <w:r>
+        <w:t xml:space="preserve"> </w:t>
+      </w:r>
+      <w:r>
+        <w:t xml:space="preserve">an external-validity claim, as are the seccomp win rates the Landlock and kill-switch benchmarks measure</w:t>
+      </w:r>
+      <w:r>
+        <w:t xml:space="preserve"> </w:t>
+      </w:r>
+      <w:r>
+        <w:t xml:space="preserve">against—the race-closure, alias-coverage, and mechanism-asymmetry results are host-independent, the rates</w:t>
+      </w:r>
+      <w:r>
+        <w:t xml:space="preserve"> </w:t>
+      </w:r>
+      <w:r>
+        <w:t xml:space="preserve">are not.</w:t>
       </w:r>
     </w:p>
     <w:p>
@@ -12152,13 +11617,7 @@
         <w:pStyle w:val="BodyText"/>
       </w:pPr>
       <w:r>
-        <w:t xml:space="preserve">Three limits of the Part II control are measured rather than argued, all in</w:t>
-      </w:r>
-      <w:r>
-        <w:t xml:space="preserve"> </w:t>
-      </w:r>
-      <w:r>
-        <w:t xml:space="preserve">Section </w:t>
+        <w:t xml:space="preserve">Three Part II limits are measured, not argued (Section </w:t>
       </w:r>
       <w:hyperlink w:anchor="sec:landlock">
         <w:r>
@@ -12169,19 +11628,19 @@
         </w:r>
       </w:hyperlink>
       <w:r>
-        <w:t xml:space="preserve">: execution is unrestricted in our configuration because the ruleset does</w:t>
-      </w:r>
-      <w:r>
-        <w:t xml:space="preserve"> </w:t>
-      </w:r>
-      <w:r>
-        <w:t xml:space="preserve">not handle it, not because Landlock cannot; a descriptor opened before the ruleset keeps its</w:t>
-      </w:r>
-      <w:r>
-        <w:t xml:space="preserve"> </w:t>
-      </w:r>
-      <w:r>
-        <w:t xml:space="preserve">open-time rights; and UDP and raw sockets pass a TCP network ruleset. The</w:t>
+        <w:t xml:space="preserve">): execution is unrestricted</w:t>
+      </w:r>
+      <w:r>
+        <w:t xml:space="preserve"> </w:t>
+      </w:r>
+      <w:r>
+        <w:t xml:space="preserve">because our ruleset does not handle it, not because Landlock cannot; a descriptor opened before the ruleset</w:t>
+      </w:r>
+      <w:r>
+        <w:t xml:space="preserve"> </w:t>
+      </w:r>
+      <w:r>
+        <w:t xml:space="preserve">keeps its open-time rights; and UDP and raw sockets pass a TCP ruleset. The</w:t>
       </w:r>
       <w:r>
         <w:t xml:space="preserve"> </w:t>
@@ -12196,33 +11655,13 @@
         <w:t xml:space="preserve"> </w:t>
       </w:r>
       <w:r>
-        <w:t xml:space="preserve">result</w:t>
-      </w:r>
-      <w:r>
-        <w:t xml:space="preserve"> </w:t>
-      </w:r>
-      <w:r>
-        <w:t xml:space="preserve">of Section </w:t>
-      </w:r>
-      <w:hyperlink w:anchor="sec:coverage">
-        <w:r>
-          <w:rPr>
-            <w:rStyle w:val="Hyperlink"/>
-          </w:rPr>
-          <w:t xml:space="preserve">4</w:t>
-        </w:r>
-      </w:hyperlink>
-      <w:r>
-        <w:t xml:space="preserve"> </w:t>
-      </w:r>
-      <w:r>
-        <w:t xml:space="preserve">is bounded in a different way. It establishes that a Landlock domain</w:t>
-      </w:r>
-      <w:r>
-        <w:t xml:space="preserve"> </w:t>
-      </w:r>
-      <w:r>
-        <w:t xml:space="preserve">follows an</w:t>
+        <w:t xml:space="preserve">result is</w:t>
+      </w:r>
+      <w:r>
+        <w:t xml:space="preserve"> </w:t>
+      </w:r>
+      <w:r>
+        <w:t xml:space="preserve">narrower still—a Landlock domain follows one</w:t>
       </w:r>
       <w:r>
         <w:t xml:space="preserve"> </w:t>
@@ -12237,13 +11676,13 @@
         <w:t xml:space="preserve"> </w:t>
       </w:r>
       <w:r>
-        <w:t xml:space="preserve">submitted through an established ring, on this kernel, for that one</w:t>
-      </w:r>
-      <w:r>
-        <w:t xml:space="preserve"> </w:t>
-      </w:r>
-      <w:r>
-        <w:t xml:space="preserve">operation; it does not establish coverage of</w:t>
+        <w:t xml:space="preserve">through an established ring on this kernel;</w:t>
+      </w:r>
+      <w:r>
+        <w:t xml:space="preserve"> </w:t>
+      </w:r>
+      <w:r>
+        <w:t xml:space="preserve">it does not establish</w:t>
       </w:r>
       <w:r>
         <w:t xml:space="preserve"> </w:t>
@@ -12258,31 +11697,13 @@
         <w:t xml:space="preserve"> </w:t>
       </w:r>
       <w:r>
-        <w:t xml:space="preserve">generally. Landlock implements none</w:t>
-      </w:r>
-      <w:r>
-        <w:t xml:space="preserve"> </w:t>
-      </w:r>
-      <w:r>
-        <w:t xml:space="preserve">of the</w:t>
-      </w:r>
-      <w:r>
-        <w:t xml:space="preserve"> </w:t>
-      </w:r>
-      <w:r>
-        <w:rPr>
-          <w:rStyle w:val="VerbatimChar"/>
-        </w:rPr>
-        <w:t xml:space="preserve">io_uring</w:t>
-      </w:r>
-      <w:r>
-        <w:t xml:space="preserve">-specific LSM hooks, so a ring that selects a credential registered before</w:t>
-      </w:r>
-      <w:r>
-        <w:t xml:space="preserve"> </w:t>
-      </w:r>
-      <w:r>
-        <w:t xml:space="preserve">the sandbox was entered, or that reaches a device through</w:t>
+        <w:t xml:space="preserve">coverage generally, and a ring that selects a pre-registered</w:t>
+      </w:r>
+      <w:r>
+        <w:t xml:space="preserve"> </w:t>
+      </w:r>
+      <w:r>
+        <w:t xml:space="preserve">credential or reaches a device through</w:t>
       </w:r>
       <w:r>
         <w:t xml:space="preserve"> </w:t>
@@ -12294,21 +11715,16 @@
         <w:t xml:space="preserve">IORING_OP_URING_CMD</w:t>
       </w:r>
       <w:r>
-        <w:t xml:space="preserve">, is outside</w:t>
-      </w:r>
-      <w:r>
-        <w:t xml:space="preserve"> </w:t>
-      </w:r>
-      <w:r>
-        <w:t xml:space="preserve">what we tested and should be assumed ungoverned until someone measures it.</w:t>
-      </w:r>
-    </w:p>
-    <w:p>
-      <w:pPr>
-        <w:pStyle w:val="BodyText"/>
-      </w:pPr>
-      <w:r>
-        <w:t xml:space="preserve">The composed-sandbox matrix (Section </w:t>
+        <w:t xml:space="preserve"> </w:t>
+      </w:r>
+      <w:r>
+        <w:t xml:space="preserve">is untested. The composed matrix</w:t>
+      </w:r>
+      <w:r>
+        <w:t xml:space="preserve"> </w:t>
+      </w:r>
+      <w:r>
+        <w:t xml:space="preserve">(Section </w:t>
       </w:r>
       <w:hyperlink w:anchor="sec:composed">
         <w:r>
@@ -12319,19 +11735,7 @@
         </w:r>
       </w:hyperlink>
       <w:r>
-        <w:t xml:space="preserve">) is not exhaustive, and the result is scoped to</w:t>
-      </w:r>
-      <w:r>
-        <w:t xml:space="preserve"> </w:t>
-      </w:r>
-      <w:r>
-        <w:t xml:space="preserve">the attacks it runs, not a general escape-resistance claim. Several surfaces are named but untested and we</w:t>
-      </w:r>
-      <w:r>
-        <w:t xml:space="preserve"> </w:t>
-      </w:r>
-      <w:r>
-        <w:t xml:space="preserve">do not claim them:</w:t>
+        <w:t xml:space="preserve">) is likewise not exhaustive:</w:t>
       </w:r>
       <w:r>
         <w:t xml:space="preserve"> </w:t>
@@ -12343,28 +11747,19 @@
         <w:t xml:space="preserve">openat2</w:t>
       </w:r>
       <w:r>
-        <w:t xml:space="preserve">, which the file-open LSM hook governs on the same footing as</w:t>
-      </w:r>
-      <w:r>
-        <w:t xml:space="preserve"> </w:t>
-      </w:r>
-      <w:r>
-        <w:rPr>
-          <w:rStyle w:val="VerbatimChar"/>
-        </w:rPr>
-        <w:t xml:space="preserve">openat</w:t>
-      </w:r>
-      <w:r>
-        <w:t xml:space="preserve"> </w:t>
-      </w:r>
-      <w:r>
-        <w:t xml:space="preserve">but which we did not exercise; file-descriptor passing over a Unix-domain socket</w:t>
-      </w:r>
-      <w:r>
-        <w:t xml:space="preserve"> </w:t>
-      </w:r>
-      <w:r>
-        <w:t xml:space="preserve">(</w:t>
+        <w:t xml:space="preserve"> </w:t>
+      </w:r>
+      <w:r>
+        <w:t xml:space="preserve">(governed by the same file-open</w:t>
+      </w:r>
+      <w:r>
+        <w:t xml:space="preserve"> </w:t>
+      </w:r>
+      <w:r>
+        <w:t xml:space="preserve">hook but not exercised),</w:t>
+      </w:r>
+      <w:r>
+        <w:t xml:space="preserve"> </w:t>
       </w:r>
       <w:r>
         <w:rPr>
@@ -12373,7 +11768,10 @@
         <w:t xml:space="preserve">SCM_RIGHTS</w:t>
       </w:r>
       <w:r>
-        <w:t xml:space="preserve">), the descriptor-provenance question of the pre-open hole in another form;</w:t>
+        <w:t xml:space="preserve"> </w:t>
+      </w:r>
+      <w:r>
+        <w:t xml:space="preserve">descriptor passing over a Unix-domain socket,</w:t>
       </w:r>
       <w:r>
         <w:t xml:space="preserve"> </w:t>
@@ -12400,19 +11798,19 @@
         <w:t xml:space="preserve">memfd</w:t>
       </w:r>
       <w:r>
-        <w:t xml:space="preserve">; and any path through a future kernel interface. The empirical claim</w:t>
-      </w:r>
-      <w:r>
-        <w:t xml:space="preserve"> </w:t>
-      </w:r>
-      <w:r>
-        <w:t xml:space="preserve">is that no attack in the tested matrix violated a stated invariant once the domain was entered; it is not</w:t>
-      </w:r>
-      <w:r>
-        <w:t xml:space="preserve"> </w:t>
-      </w:r>
-      <w:r>
-        <w:t xml:space="preserve">a claim about attacks the matrix does not contain.</w:t>
+        <w:t xml:space="preserve">, and any future kernel interface are named but untested. The</w:t>
+      </w:r>
+      <w:r>
+        <w:t xml:space="preserve"> </w:t>
+      </w:r>
+      <w:r>
+        <w:t xml:space="preserve">empirical claim is that no attack in the tested matrix violated a stated invariant once the domain was</w:t>
+      </w:r>
+      <w:r>
+        <w:t xml:space="preserve"> </w:t>
+      </w:r>
+      <w:r>
+        <w:t xml:space="preserve">entered—not a claim about attacks the matrix does not contain.</w:t>
       </w:r>
     </w:p>
     <w:p>
@@ -12420,13 +11818,7 @@
         <w:pStyle w:val="BodyText"/>
       </w:pPr>
       <w:r>
-        <w:t xml:space="preserve">One more limit is inferred rather than demonstrated. We did not build the delegating supervisor that</w:t>
-      </w:r>
-      <w:r>
-        <w:t xml:space="preserve"> </w:t>
-      </w:r>
-      <w:r>
-        <w:t xml:space="preserve">Section </w:t>
+        <w:t xml:space="preserve">Finally, we did not build the delegating supervisor Section </w:t>
       </w:r>
       <w:hyperlink w:anchor="sec:discussion">
         <w:r>
@@ -12440,52 +11832,52 @@
         <w:t xml:space="preserve"> </w:t>
       </w:r>
       <w:r>
-        <w:t xml:space="preserve">recommends, so the descriptor-provenance problem follows from the</w:t>
-      </w:r>
-      <w:r>
-        <w:t xml:space="preserve"> </w:t>
-      </w:r>
-      <w:r>
-        <w:t xml:space="preserve">pre-open measurement plus the semantics of</w:t>
-      </w:r>
-      <w:r>
-        <w:t xml:space="preserve"> </w:t>
-      </w:r>
-      <w:r>
-        <w:rPr>
-          <w:rStyle w:val="VerbatimChar"/>
-        </w:rPr>
-        <w:t xml:space="preserve">SECCOMP_IOCTL_NOTIF_ADDFD</w:t>
-      </w:r>
-      <w:r>
-        <w:t xml:space="preserve"> </w:t>
-      </w:r>
-      <w:r>
-        <w:t xml:space="preserve">rather than from an</w:t>
-      </w:r>
-      <w:r>
-        <w:t xml:space="preserve"> </w:t>
-      </w:r>
-      <w:r>
-        <w:t xml:space="preserve">end-to-end run, and it is the first thing an implementation of that direction should test. The Part III autopsy is one 7B local model at small scale—18 self-description</w:t>
-      </w:r>
-      <w:r>
-        <w:t xml:space="preserve"> </w:t>
-      </w:r>
-      <w:r>
-        <w:t xml:space="preserve">artifacts, twelve timed generations per force, two trials per goal with denials simulated and nothing</w:t>
-      </w:r>
-      <w:r>
-        <w:t xml:space="preserve"> </w:t>
-      </w:r>
-      <w:r>
-        <w:t xml:space="preserve">executed, and 45 autonomous artifacts—so its rates are sample-dependent and the stable shapes</w:t>
-      </w:r>
-      <w:r>
-        <w:t xml:space="preserve"> </w:t>
-      </w:r>
-      <w:r>
-        <w:t xml:space="preserve">(no observed stop, description omitting the executed mechanism, no track-masking) are the findings, not the percentages. The gate’s</w:t>
+        <w:t xml:space="preserve">recommends, so the</w:t>
+      </w:r>
+      <w:r>
+        <w:t xml:space="preserve"> </w:t>
+      </w:r>
+      <w:r>
+        <w:t xml:space="preserve">descriptor-provenance problem follows from the pre-open measurement and the</w:t>
+      </w:r>
+      <w:r>
+        <w:t xml:space="preserve"> </w:t>
+      </w:r>
+      <w:r>
+        <w:rPr>
+          <w:rStyle w:val="VerbatimChar"/>
+        </w:rPr>
+        <w:t xml:space="preserve">ADDFD</w:t>
+      </w:r>
+      <w:r>
+        <w:t xml:space="preserve"> </w:t>
+      </w:r>
+      <w:r>
+        <w:t xml:space="preserve">semantics, not</w:t>
+      </w:r>
+      <w:r>
+        <w:t xml:space="preserve"> </w:t>
+      </w:r>
+      <w:r>
+        <w:t xml:space="preserve">an end-to-end run. The Part III autopsy is one 7B model at small scale (18 self-description artifacts,</w:t>
+      </w:r>
+      <w:r>
+        <w:t xml:space="preserve"> </w:t>
+      </w:r>
+      <w:r>
+        <w:t xml:space="preserve">twelve timed generations per force, two trials per goal with denials simulated), so its stable</w:t>
+      </w:r>
+      <w:r>
+        <w:t xml:space="preserve"> </w:t>
+      </w:r>
+      <w:r>
+        <w:t xml:space="preserve">shapes—no observed stop, description omitting the executed mechanism, no track-masking—are the</w:t>
+      </w:r>
+      <w:r>
+        <w:t xml:space="preserve"> </w:t>
+      </w:r>
+      <w:r>
+        <w:t xml:space="preserve">findings, not the percentages. The gate’s</w:t>
       </w:r>
       <w:r>
         <w:t xml:space="preserve"> </w:t>
@@ -12500,13 +11892,13 @@
         <w:t xml:space="preserve"> </w:t>
       </w:r>
       <w:r>
-        <w:t xml:space="preserve">rule is untested by any artifact: the corpus made no network calls, and the one elicited</w:t>
-      </w:r>
-      <w:r>
-        <w:t xml:space="preserve"> </w:t>
-      </w:r>
-      <w:r>
-        <w:t xml:space="preserve">egress rode</w:t>
+        <w:t xml:space="preserve">rule is untested by any artifact, since the</w:t>
+      </w:r>
+      <w:r>
+        <w:t xml:space="preserve"> </w:t>
+      </w:r>
+      <w:r>
+        <w:t xml:space="preserve">corpus made no network calls and the one elicited egress rode</w:t>
       </w:r>
       <w:r>
         <w:t xml:space="preserve"> </w:t>
@@ -12544,65 +11936,18 @@
         <w:t xml:space="preserve"> </w:t>
       </w:r>
       <w:r>
-        <w:t xml:space="preserve">the launch policy already stops,</w:t>
-      </w:r>
-      <w:r>
-        <w:t xml:space="preserve"> </w:t>
-      </w:r>
-      <w:r>
-        <w:t xml:space="preserve">not a direct in-process</w:t>
-      </w:r>
-      <w:r>
-        <w:t xml:space="preserve"> </w:t>
-      </w:r>
-      <w:r>
-        <w:rPr>
-          <w:rStyle w:val="VerbatimChar"/>
-        </w:rPr>
-        <w:t xml:space="preserve">connect</w:t>
-      </w:r>
-      <w:r>
-        <w:t xml:space="preserve">. The behavioural-attribution experiments are forensic</w:t>
-      </w:r>
-      <w:r>
-        <w:t xml:space="preserve"> </w:t>
-      </w:r>
-      <w:r>
-        <w:t xml:space="preserve">characterizations of non-adversarial actors</w:t>
-      </w:r>
-      <w:r>
-        <w:t xml:space="preserve"> </w:t>
-      </w:r>
-      <w:r>
-        <w:t xml:space="preserve">and are reported as such; against an adversary that controls its own behaviour they attribute nothing,</w:t>
-      </w:r>
-      <w:r>
-        <w:t xml:space="preserve"> </w:t>
-      </w:r>
-      <w:r>
-        <w:t xml:space="preserve">which is the point of Section </w:t>
-      </w:r>
-      <w:hyperlink w:anchor="sec:attribution">
-        <w:r>
-          <w:rPr>
-            <w:rStyle w:val="Hyperlink"/>
-          </w:rPr>
-          <w:t xml:space="preserve">5</w:t>
-        </w:r>
-      </w:hyperlink>
-      <w:r>
-        <w:t xml:space="preserve">.</w:t>
+        <w:t xml:space="preserve">the launch policy already stops.</w:t>
       </w:r>
     </w:p>
     <w:p>
       <w:pPr>
         <w:pStyle w:val="Heading3"/>
       </w:pPr>
-      <w:bookmarkStart w:id="54" w:name="sec:related"/>
+      <w:bookmarkStart w:id="51" w:name="sec:related"/>
       <w:r>
         <w:t xml:space="preserve">Related work</w:t>
       </w:r>
-      <w:bookmarkEnd w:id="54"/>
+      <w:bookmarkEnd w:id="51"/>
     </w:p>
     <w:p>
       <w:pPr>
@@ -12783,7 +12128,7 @@
           <w:rPr>
             <w:rStyle w:val="Hyperlink"/>
           </w:rPr>
-          <w:t xml:space="preserve">5</w:t>
+          <w:t xml:space="preserve">4</w:t>
         </w:r>
       </w:hyperlink>
       <w:r>
@@ -12959,11 +12304,11 @@
       <w:pPr>
         <w:pStyle w:val="Heading3"/>
       </w:pPr>
-      <w:bookmarkStart w:id="55" w:name="sec:conclusion"/>
+      <w:bookmarkStart w:id="52" w:name="sec:conclusion"/>
       <w:r>
         <w:t xml:space="preserve">Conclusion</w:t>
       </w:r>
-      <w:bookmarkEnd w:id="55"/>
+      <w:bookmarkEnd w:id="52"/>
     </w:p>
     <w:p>
       <w:pPr>
@@ -13093,11 +12438,11 @@
       <w:pPr>
         <w:pStyle w:val="Heading6"/>
       </w:pPr>
-      <w:bookmarkStart w:id="56" w:name="reproducibility."/>
+      <w:bookmarkStart w:id="53" w:name="reproducibility."/>
       <w:r>
         <w:t xml:space="preserve">Reproducibility.</w:t>
       </w:r>
-      <w:bookmarkEnd w:id="56"/>
+      <w:bookmarkEnd w:id="53"/>
     </w:p>
     <w:p>
       <w:pPr>
@@ -13924,217 +13269,6 @@
     <w:p>
       <w:r>
         <w:separator/>
-      </w:r>
-    </w:p>
-  </w:footnote>
-  <w:footnote w:id="20">
-    <w:p>
-      <w:pPr>
-        <w:pStyle w:val="FootnoteText"/>
-      </w:pPr>
-      <w:r>
-        <w:rPr>
-          <w:rStyle w:val="FootnoteReference"/>
-        </w:rPr>
-        <w:footnoteRef/>
-      </w:r>
-      <w:r>
-        <w:t xml:space="preserve"> </w:t>
-      </w:r>
-      <w:r>
-        <w:t xml:space="preserve">Every</w:t>
-      </w:r>
-      <w:r>
-        <w:t xml:space="preserve"> </w:t>
-      </w:r>
-      <w:r>
-        <w:t xml:space="preserve">number</w:t>
-      </w:r>
-      <w:r>
-        <w:t xml:space="preserve"> </w:t>
-      </w:r>
-      <w:r>
-        <w:t xml:space="preserve">in</w:t>
-      </w:r>
-      <w:r>
-        <w:t xml:space="preserve"> </w:t>
-      </w:r>
-      <w:r>
-        <w:t xml:space="preserve">this</w:t>
-      </w:r>
-      <w:r>
-        <w:t xml:space="preserve"> </w:t>
-      </w:r>
-      <w:r>
-        <w:t xml:space="preserve">paper</w:t>
-      </w:r>
-      <w:r>
-        <w:t xml:space="preserve"> </w:t>
-      </w:r>
-      <w:r>
-        <w:t xml:space="preserve">traces</w:t>
-      </w:r>
-      <w:r>
-        <w:t xml:space="preserve"> </w:t>
-      </w:r>
-      <w:r>
-        <w:t xml:space="preserve">to</w:t>
-      </w:r>
-      <w:r>
-        <w:t xml:space="preserve"> </w:t>
-      </w:r>
-      <w:r>
-        <w:t xml:space="preserve">a</w:t>
-      </w:r>
-      <w:r>
-        <w:t xml:space="preserve"> </w:t>
-      </w:r>
-      <w:r>
-        <w:t xml:space="preserve">committed</w:t>
-      </w:r>
-      <w:r>
-        <w:t xml:space="preserve"> </w:t>
-      </w:r>
-      <w:r>
-        <w:t xml:space="preserve">artifact</w:t>
-      </w:r>
-      <w:r>
-        <w:t xml:space="preserve"> </w:t>
-      </w:r>
-      <w:r>
-        <w:t xml:space="preserve">in</w:t>
-      </w:r>
-      <w:r>
-        <w:t xml:space="preserve"> </w:t>
-      </w:r>
-      <w:r>
-        <w:rPr>
-          <w:rStyle w:val="VerbatimChar"/>
-        </w:rPr>
-        <w:t xml:space="preserve">github.com/comcast-tsf/tsf-llm-security-research</w:t>
-      </w:r>
-      <w:r>
-        <w:t xml:space="preserve">.</w:t>
-      </w:r>
-      <w:r>
-        <w:t xml:space="preserve"> </w:t>
-      </w:r>
-      <w:r>
-        <w:t xml:space="preserve">The</w:t>
-      </w:r>
-      <w:r>
-        <w:t xml:space="preserve"> </w:t>
-      </w:r>
-      <w:r>
-        <w:t xml:space="preserve">Part I</w:t>
-      </w:r>
-      <w:r>
-        <w:t xml:space="preserve"> </w:t>
-      </w:r>
-      <w:r>
-        <w:t xml:space="preserve">headline</w:t>
-      </w:r>
-      <w:r>
-        <w:t xml:space="preserve"> </w:t>
-      </w:r>
-      <w:r>
-        <w:t xml:space="preserve">results</w:t>
-      </w:r>
-      <w:r>
-        <w:t xml:space="preserve"> </w:t>
-      </w:r>
-      <w:r>
-        <w:t xml:space="preserve">re-check</w:t>
-      </w:r>
-      <w:r>
-        <w:t xml:space="preserve"> </w:t>
-      </w:r>
-      <w:r>
-        <w:t xml:space="preserve">via</w:t>
-      </w:r>
-      <w:r>
-        <w:t xml:space="preserve"> </w:t>
-      </w:r>
-      <w:r>
-        <w:rPr>
-          <w:rStyle w:val="VerbatimChar"/>
-        </w:rPr>
-        <w:t xml:space="preserve">experiments/agentsec/reproduce.sh</w:t>
-      </w:r>
-      <w:r>
-        <w:t xml:space="preserve">;</w:t>
-      </w:r>
-      <w:r>
-        <w:t xml:space="preserve"> </w:t>
-      </w:r>
-      <w:r>
-        <w:t xml:space="preserve">the</w:t>
-      </w:r>
-      <w:r>
-        <w:t xml:space="preserve"> </w:t>
-      </w:r>
-      <w:r>
-        <w:t xml:space="preserve">Part II–IV</w:t>
-      </w:r>
-      <w:r>
-        <w:t xml:space="preserve"> </w:t>
-      </w:r>
-      <w:r>
-        <w:t xml:space="preserve">benchmarks</w:t>
-      </w:r>
-      <w:r>
-        <w:t xml:space="preserve"> </w:t>
-      </w:r>
-      <w:r>
-        <w:t xml:space="preserve">reproduce</w:t>
-      </w:r>
-      <w:r>
-        <w:t xml:space="preserve"> </w:t>
-      </w:r>
-      <w:r>
-        <w:t xml:space="preserve">via</w:t>
-      </w:r>
-      <w:r>
-        <w:t xml:space="preserve"> </w:t>
-      </w:r>
-      <w:r>
-        <w:t xml:space="preserve">their</w:t>
-      </w:r>
-      <w:r>
-        <w:t xml:space="preserve"> </w:t>
-      </w:r>
-      <w:r>
-        <w:t xml:space="preserve">per-experiment</w:t>
-      </w:r>
-      <w:r>
-        <w:t xml:space="preserve"> </w:t>
-      </w:r>
-      <w:r>
-        <w:t xml:space="preserve">scripts</w:t>
-      </w:r>
-      <w:r>
-        <w:t xml:space="preserve"> </w:t>
-      </w:r>
-      <w:r>
-        <w:t xml:space="preserve">in</w:t>
-      </w:r>
-      <w:r>
-        <w:t xml:space="preserve"> </w:t>
-      </w:r>
-      <w:r>
-        <w:t xml:space="preserve">the</w:t>
-      </w:r>
-      <w:r>
-        <w:t xml:space="preserve"> </w:t>
-      </w:r>
-      <w:r>
-        <w:t xml:space="preserve">same</w:t>
-      </w:r>
-      <w:r>
-        <w:t xml:space="preserve"> </w:t>
-      </w:r>
-      <w:r>
-        <w:t xml:space="preserve">directory.</w:t>
       </w:r>
     </w:p>
   </w:footnote>

--- a/paper/agent-gate.docx
+++ b/paper/agent-gate.docx
@@ -117,13 +117,7 @@
         <w:t xml:space="preserve"> </w:t>
       </w:r>
       <w:r>
-        <w:t xml:space="preserve">Engineer,</w:t>
-      </w:r>
-      <w:r>
-        <w:t xml:space="preserve"> </w:t>
-      </w:r>
-      <w:r>
-        <w:t xml:space="preserve">Comcast</w:t>
+        <w:t xml:space="preserve">Engineer</w:t>
       </w:r>
     </w:p>
     <w:p>
@@ -149,13 +143,7 @@
         <w:t xml:space="preserve"> </w:t>
       </w:r>
       <w:r>
-        <w:t xml:space="preserve">Engineer,</w:t>
-      </w:r>
-      <w:r>
-        <w:t xml:space="preserve"> </w:t>
-      </w:r>
-      <w:r>
-        <w:t xml:space="preserve">Comcast</w:t>
+        <w:t xml:space="preserve">Engineer</w:t>
       </w:r>
     </w:p>
     <w:p>
@@ -192,7 +180,7 @@
         <w:br/>
       </w:r>
       <w:r>
-        <w:t xml:space="preserve">Sadik Erisen, Security Engineer, Comcast Todd Outten, Distinguished Engineer, Comcast</w:t>
+        <w:t xml:space="preserve">Sadik Erisen, Security Engineer Todd Outten, Distinguished Engineer</w:t>
       </w:r>
       <w:r>
         <w:br/>
@@ -219,16 +207,9 @@
       </w:r>
       <w:r>
         <w:rPr>
-          <w:rStyle w:val="VerbatimChar"/>
           <w:i/>
         </w:rPr>
-        <w:t xml:space="preserve">github.com/comcast-tsf/tsf-llm-security-research</w:t>
-      </w:r>
-      <w:r>
-        <w:rPr>
-          <w:i/>
-        </w:rPr>
-        <w:t xml:space="preserve">. The Part I headline results re-check via</w:t>
+        <w:t xml:space="preserve">the accompanying artifact repository. The Part I headline results re-check via</w:t>
       </w:r>
       <w:r>
         <w:rPr>
@@ -12455,19 +12436,7 @@
         <w:t xml:space="preserve"> </w:t>
       </w:r>
       <w:r>
-        <w:t xml:space="preserve">accompanying artifact repository,</w:t>
-      </w:r>
-      <w:r>
-        <w:t xml:space="preserve"> </w:t>
-      </w:r>
-      <w:r>
-        <w:rPr>
-          <w:rStyle w:val="VerbatimChar"/>
-        </w:rPr>
-        <w:t xml:space="preserve">github.com/comcast-tsf/tsf-llm-security-research</w:t>
-      </w:r>
-      <w:r>
-        <w:t xml:space="preserve">.</w:t>
+        <w:t xml:space="preserve">accompanying artifact repository.</w:t>
       </w:r>
       <w:r>
         <w:t xml:space="preserve"> </w:t>
